--- a/docs/Cahier-des-charges-QA-Reporting-J2EE-NOUVEAU.docx
+++ b/docs/Cahier-des-charges-QA-Reporting-J2EE-NOUVEAU.docx
@@ -28,39 +28,7 @@
           <w:sz w:val="34"/>
           <w:szCs w:val="34"/>
         </w:rPr>
-        <w:t xml:space="preserve">QA </w:t>
-      </w:r>
-      <w:proofErr w:type="spellStart"/>
-      <w:r>
-        <w:rPr>
-          <w:b/>
-          <w:bCs/>
-          <w:color w:val="1F3557"/>
-          <w:sz w:val="34"/>
-          <w:szCs w:val="34"/>
-        </w:rPr>
-        <w:t>Reporting</w:t>
-      </w:r>
-      <w:proofErr w:type="spellEnd"/>
-      <w:r>
-        <w:rPr>
-          <w:b/>
-          <w:bCs/>
-          <w:color w:val="1F3557"/>
-          <w:sz w:val="34"/>
-          <w:szCs w:val="34"/>
-        </w:rPr>
-        <w:t xml:space="preserve"> - </w:t>
-      </w:r>
-      <w:r>
-        <w:rPr>
-          <w:b/>
-          <w:bCs/>
-          <w:color w:val="1F3557"/>
-          <w:sz w:val="34"/>
-          <w:szCs w:val="34"/>
-        </w:rPr>
-        <w:t>Édition J2EE</w:t>
+        <w:t xml:space="preserve">QA Reporting - Édition J2EE</w:t>
       </w:r>
     </w:p>
     <w:p>
@@ -73,79 +41,7 @@
           <w:iCs/>
           <w:color w:val="5B6472"/>
         </w:rPr>
-        <w:t xml:space="preserve">Portage Jakarta EE (J2EE) de l'application QA </w:t>
-      </w:r>
-      <w:proofErr w:type="spellStart"/>
-      <w:r>
-        <w:rPr>
-          <w:i/>
-          <w:iCs/>
-          <w:color w:val="5B6472"/>
-        </w:rPr>
-        <w:t>Reporting</w:t>
-      </w:r>
-      <w:proofErr w:type="spellEnd"/>
-      <w:r>
-        <w:rPr>
-          <w:i/>
-          <w:iCs/>
-          <w:color w:val="5B6472"/>
-        </w:rPr>
-        <w:t xml:space="preserve"> : même périmètre fonctionnel et mêmes règles métier que la version </w:t>
-      </w:r>
-      <w:proofErr w:type="spellStart"/>
-      <w:r>
-        <w:rPr>
-          <w:i/>
-          <w:iCs/>
-          <w:color w:val="5B6472"/>
-        </w:rPr>
-        <w:t>Laravel</w:t>
-      </w:r>
-      <w:proofErr w:type="spellEnd"/>
-      <w:r>
-        <w:rPr>
-          <w:i/>
-          <w:iCs/>
-          <w:color w:val="5B6472"/>
-        </w:rPr>
-        <w:t>/</w:t>
-      </w:r>
-      <w:proofErr w:type="spellStart"/>
-      <w:r>
-        <w:rPr>
-          <w:i/>
-          <w:iCs/>
-          <w:color w:val="5B6472"/>
-        </w:rPr>
-        <w:t>React</w:t>
-      </w:r>
-      <w:proofErr w:type="spellEnd"/>
-      <w:r>
-        <w:rPr>
-          <w:i/>
-          <w:iCs/>
-          <w:color w:val="5B6472"/>
-        </w:rPr>
-        <w:t xml:space="preserve">, réécrits avec JAX-RS, CDI, JPA, une interface JSF complète et un filtre d'authentification par jeton, déployés sur </w:t>
-      </w:r>
-      <w:proofErr w:type="spellStart"/>
-      <w:r>
-        <w:rPr>
-          <w:i/>
-          <w:iCs/>
-          <w:color w:val="5B6472"/>
-        </w:rPr>
-        <w:t>WildFly</w:t>
-      </w:r>
-      <w:proofErr w:type="spellEnd"/>
-      <w:r>
-        <w:rPr>
-          <w:i/>
-          <w:iCs/>
-          <w:color w:val="5B6472"/>
-        </w:rPr>
-        <w:t>.</w:t>
+        <w:t xml:space="preserve">Portage Jakarta EE (J2EE) de l'application QA Reporting : même périmètre fonctionnel et mêmes règles métier que la version Laravel/React, réécrits avec JAX-RS, CDI, JPA, une interface JSF complète et un filtre d'authentification par jeton, déployés sur WildFly.</w:t>
       </w:r>
     </w:p>
     <w:tbl>
@@ -289,7 +185,7 @@
                 <w:sz w:val="19"/>
                 <w:szCs w:val="19"/>
               </w:rPr>
-              <w:t>21 septembre 2026</w:t>
+              <w:t xml:space="preserve">24 septembre 2026</w:t>
             </w:r>
           </w:p>
         </w:tc>
@@ -467,7 +363,7 @@
                 <w:sz w:val="19"/>
                 <w:szCs w:val="19"/>
               </w:rPr>
-              <w:t>Application complète : backend et interface JSF livrés sur l'intégralité du périmètre fonctionnel</w:t>
+              <w:t xml:space="preserve">Application complète : backend et interface JSF livrés sur l'intégralité du périmètre fonctionnel, interface bilingue français / anglais</w:t>
             </w:r>
           </w:p>
         </w:tc>
@@ -493,55 +389,7 @@
         <w:spacing w:after="160"/>
       </w:pPr>
       <w:r>
-        <w:t xml:space="preserve">Ce projet est un exercice personnel : reconstruire QA </w:t>
-      </w:r>
-      <w:proofErr w:type="spellStart"/>
-      <w:r>
-        <w:t>Reporting</w:t>
-      </w:r>
-      <w:proofErr w:type="spellEnd"/>
-      <w:r>
-        <w:t xml:space="preserve"> avec une pile Jakarta EE plutôt que </w:t>
-      </w:r>
-      <w:proofErr w:type="spellStart"/>
-      <w:r>
-        <w:t>Laravel</w:t>
-      </w:r>
-      <w:proofErr w:type="spellEnd"/>
-      <w:r>
-        <w:t xml:space="preserve">, pour démonstration de compétence dans le cadre d'un rendu académique. Le périmètre fonctionnel ci-dessous est identique à la version de référence </w:t>
-      </w:r>
-      <w:proofErr w:type="spellStart"/>
-      <w:r>
-        <w:t>Laravel</w:t>
-      </w:r>
-      <w:proofErr w:type="spellEnd"/>
-      <w:r>
-        <w:t>/</w:t>
-      </w:r>
-      <w:proofErr w:type="spellStart"/>
-      <w:r>
-        <w:t>React</w:t>
-      </w:r>
-      <w:proofErr w:type="spellEnd"/>
-      <w:r>
-        <w:t xml:space="preserve"> — seule la colonne « architecture technique » change. Il n'est pas destiné à remplacer la version </w:t>
-      </w:r>
-      <w:proofErr w:type="spellStart"/>
-      <w:r>
-        <w:t>Laravel</w:t>
-      </w:r>
-      <w:proofErr w:type="spellEnd"/>
-      <w:r>
-        <w:t>/</w:t>
-      </w:r>
-      <w:proofErr w:type="spellStart"/>
-      <w:r>
-        <w:t>React</w:t>
-      </w:r>
-      <w:proofErr w:type="spellEnd"/>
-      <w:r>
-        <w:t xml:space="preserve"> ni à être déployé pour un usage réel.</w:t>
+        <w:t xml:space="preserve">Ce projet est un exercice personnel : reconstruire QA Reporting avec une pile Jakarta EE plutôt que Laravel, pour démonstration de compétence dans le cadre d'un rendu académique. Le périmètre fonctionnel ci-dessous est identique à la version de référence Laravel/React — seule la colonne « architecture technique » change. Il n'est pas destiné à remplacer la version Laravel/React ni à être déployé pour un usage réel.</w:t>
       </w:r>
     </w:p>
     <w:p>
@@ -549,15 +397,7 @@
         <w:spacing w:after="160"/>
       </w:pPr>
       <w:r>
-        <w:t xml:space="preserve">Cette version du document (V2.0) remplace la précédente édition (19 août 2026, backend complet / interface JSF en construction) : l'ensemble du périmètre fonctionnel est désormais couvert par les deux livrables, API REST et </w:t>
-      </w:r>
-      <w:proofErr w:type="gramStart"/>
-      <w:r>
-        <w:t>interface</w:t>
-      </w:r>
-      <w:proofErr w:type="gramEnd"/>
-      <w:r>
-        <w:t xml:space="preserve"> JSF, vérifiés en conditions réelles.</w:t>
+        <w:t xml:space="preserve">Cette version du document (V2.1, 24 septembre 2026) remplace la V2.0 du 21 septembre 2026. Elle intègre la vérification des droits et de la portée des données dans l'interface JSF, le journal d'audit alimenté et consultable, les pièces jointes et la déclaration d'anomalie depuis un test en échec dans l'interface, les rapports d'activité journalier / hebdomadaire / mensuel à l'écran, la rédaction de cas de test par les QA et l'interface bilingue. Elle relève aussi, au chapitre 10, les limites connues issues d'une revue métier.</w:t>
       </w:r>
     </w:p>
     <w:p>
@@ -589,23 +429,7 @@
         <w:spacing w:after="160"/>
       </w:pPr>
       <w:r>
-        <w:t xml:space="preserve">Aujourd'hui, le suivi des campagnes de test et des anomalies repose sur des outils dispersés et des points manuels. Il n'existe pas de vue centralisée en temps réel, ni de </w:t>
-      </w:r>
-      <w:proofErr w:type="spellStart"/>
-      <w:r>
-        <w:t>reporting</w:t>
-      </w:r>
-      <w:proofErr w:type="spellEnd"/>
-      <w:r>
-        <w:t xml:space="preserve"> automatique — c'est le problème que QA </w:t>
-      </w:r>
-      <w:proofErr w:type="spellStart"/>
-      <w:r>
-        <w:t>Reporting</w:t>
-      </w:r>
-      <w:proofErr w:type="spellEnd"/>
-      <w:r>
-        <w:t xml:space="preserve"> résout, quelle que soit la pile technique utilisée pour le construire.</w:t>
+        <w:t xml:space="preserve">Aujourd'hui, le suivi des campagnes de test et des anomalies repose sur des outils dispersés et des points manuels. Il n'existe pas de vue centralisée en temps réel, ni de reporting automatique — c'est le problème que QA Reporting résout, quelle que soit la pile technique utilisée pour le construire.</w:t>
       </w:r>
     </w:p>
     <w:p>
@@ -613,39 +437,7 @@
         <w:spacing w:after="160"/>
       </w:pPr>
       <w:r>
-        <w:t xml:space="preserve">Cette édition J2EE reprend exactement le même constat et les mêmes objectifs que la version </w:t>
-      </w:r>
-      <w:proofErr w:type="spellStart"/>
-      <w:r>
-        <w:t>Laravel</w:t>
-      </w:r>
-      <w:proofErr w:type="spellEnd"/>
-      <w:r>
-        <w:t>/</w:t>
-      </w:r>
-      <w:proofErr w:type="spellStart"/>
-      <w:r>
-        <w:t>React</w:t>
-      </w:r>
-      <w:proofErr w:type="spellEnd"/>
-      <w:r>
-        <w:t xml:space="preserve"> : centraliser le suivi, garantir la traçabilité et automatiser le </w:t>
-      </w:r>
-      <w:proofErr w:type="spellStart"/>
-      <w:r>
-        <w:t>reporting</w:t>
-      </w:r>
-      <w:proofErr w:type="spellEnd"/>
-      <w:r>
-        <w:t xml:space="preserve">. L'objectif technique additionnel propre à cette édition est de démontrer que ce périmètre fonctionnel est atteignable avec une pile Jakarta EE standard, sans </w:t>
-      </w:r>
-      <w:proofErr w:type="spellStart"/>
-      <w:r>
-        <w:t>framework</w:t>
-      </w:r>
-      <w:proofErr w:type="spellEnd"/>
-      <w:r>
-        <w:t xml:space="preserve"> tiers de type Spring.</w:t>
+        <w:t xml:space="preserve">Cette édition J2EE reprend exactement le même constat et les mêmes objectifs que la version Laravel/React : centraliser le suivi, garantir la traçabilité et automatiser le reporting. L'objectif technique additionnel propre à cette édition est de démontrer que ce périmètre fonctionnel est atteignable avec une pile Jakarta EE standard, sans framework tiers de type Spring.</w:t>
       </w:r>
     </w:p>
     <w:p>
@@ -753,15 +545,7 @@
         <w:spacing w:after="160"/>
       </w:pPr>
       <w:r>
-        <w:t xml:space="preserve">Identique à la version de référence : l'application couvre l'ensemble du cycle de vie du test, de la création d'un projet jusqu'au </w:t>
-      </w:r>
-      <w:proofErr w:type="spellStart"/>
-      <w:r>
-        <w:t>reporting</w:t>
-      </w:r>
-      <w:proofErr w:type="spellEnd"/>
-      <w:r>
-        <w:t>. Cette édition livre une interface web JSF (Jakarta Faces) complète en plus de l'API REST — les deux constituent le livrable démontrant la compétence J2EE.</w:t>
+        <w:t xml:space="preserve">Identique à la version de référence : l'application couvre l'ensemble du cycle de vie du test, de la création d'un projet jusqu'au reporting. Cette édition livre une interface web JSF (Jakarta Faces) complète en plus de l'API REST — les deux constituent le livrable démontrant la compétence J2EE.</w:t>
       </w:r>
     </w:p>
     <w:p>
@@ -841,13 +625,8 @@
         </w:numPr>
         <w:spacing w:after="80"/>
       </w:pPr>
-      <w:proofErr w:type="spellStart"/>
-      <w:r>
-        <w:t>Reporting</w:t>
-      </w:r>
-      <w:proofErr w:type="spellEnd"/>
-      <w:r>
-        <w:t>, KPI et tableau de bord par rôle</w:t>
+      <w:r>
+        <w:t>Reporting, KPI et tableau de bord par rôle</w:t>
       </w:r>
     </w:p>
     <w:p>
@@ -887,6 +666,19 @@
       </w:pPr>
       <w:r>
         <w:t>Journal d'audit interne</w:t>
+      </w:r>
+    </w:p>
+    <w:p>
+      <w:pPr>
+        <w:pStyle w:val="Paragraphedeliste"/>
+        <w:numPr>
+          <w:ilvl w:val="0"/>
+          <w:numId w:val="2"/>
+        </w:numPr>
+        <w:spacing w:after="80"/>
+      </w:pPr>
+      <w:r>
+        <w:t xml:space="preserve">Interface bilingue français / anglais, choix de langue mémorisé</w:t>
       </w:r>
     </w:p>
     <w:p>
@@ -928,15 +720,7 @@
         <w:spacing w:after="80"/>
       </w:pPr>
       <w:r>
-        <w:t>Notifications temps réel (</w:t>
-      </w:r>
-      <w:proofErr w:type="spellStart"/>
-      <w:r>
-        <w:t>WebSocket</w:t>
-      </w:r>
-      <w:proofErr w:type="spellEnd"/>
-      <w:r>
-        <w:t>)</w:t>
+        <w:t>Notifications temps réel (WebSocket)</w:t>
       </w:r>
     </w:p>
     <w:p>
@@ -949,15 +733,7 @@
         <w:spacing w:after="80"/>
       </w:pPr>
       <w:r>
-        <w:t xml:space="preserve">Envoi réel </w:t>
-      </w:r>
-      <w:proofErr w:type="gramStart"/>
-      <w:r>
-        <w:t>d'emails</w:t>
-      </w:r>
-      <w:proofErr w:type="gramEnd"/>
-      <w:r>
-        <w:t xml:space="preserve"> (mot de passe oublié)</w:t>
+        <w:t xml:space="preserve">Envoi réel d'emails (mot de passe oublié)</w:t>
       </w:r>
     </w:p>
     <w:p>
@@ -997,15 +773,7 @@
         <w:spacing w:after="160"/>
       </w:pPr>
       <w:r>
-        <w:t xml:space="preserve">Quatre rôles structurent l'accès à l'outil, à l'identique de la version </w:t>
-      </w:r>
-      <w:proofErr w:type="spellStart"/>
-      <w:r>
-        <w:t>Laravel</w:t>
-      </w:r>
-      <w:proofErr w:type="spellEnd"/>
-      <w:r>
-        <w:t>. Chacun voit uniquement les données qui le concernent — la portée est vérifiée côté serveur via un intercepteur CDI, jamais laissée à la seule interface.</w:t>
+        <w:t xml:space="preserve">Quatre rôles structurent l'accès à l'outil, à l'identique de la version Laravel. Chacun voit uniquement les données qui le concernent — la portée est vérifiée côté serveur via un intercepteur CDI, jamais laissée à la seule interface.</w:t>
       </w:r>
     </w:p>
     <w:tbl>
@@ -1209,7 +977,7 @@
                 <w:sz w:val="19"/>
                 <w:szCs w:val="19"/>
               </w:rPr>
-              <w:t>Exécute les tests, déclare son activité, crée des anomalies</w:t>
+              <w:t xml:space="preserve">Rédige et exécute ses cas de test, déclare son activité, crée des anomalies avec pièces jointes</w:t>
             </w:r>
           </w:p>
         </w:tc>
@@ -1297,7 +1065,7 @@
                 <w:sz w:val="19"/>
                 <w:szCs w:val="19"/>
               </w:rPr>
-              <w:t>Crée les campagnes, assigne les anomalies, valide l'activité d'équipe</w:t>
+              <w:t xml:space="preserve">Crée les campagnes, répartit les tests et assigne les anomalies de l'équipe, suit l'activité de chaque testeur</w:t>
             </w:r>
           </w:p>
         </w:tc>
@@ -1521,47 +1289,7 @@
         <w:spacing w:after="160"/>
       </w:pPr>
       <w:r>
-        <w:t xml:space="preserve">Connexion par </w:t>
-      </w:r>
-      <w:proofErr w:type="gramStart"/>
-      <w:r>
-        <w:t>email</w:t>
-      </w:r>
-      <w:proofErr w:type="gramEnd"/>
-      <w:r>
-        <w:t xml:space="preserve"> / mot de passe. Un jeton opaque est généré à la connexion, dont seul le hachage SHA-256 est stocké — jamais le jeton en clair — puis vérifié sur chaque requête par un </w:t>
-      </w:r>
-      <w:proofErr w:type="spellStart"/>
-      <w:r>
-        <w:t>ContainerRequestFilter</w:t>
-      </w:r>
-      <w:proofErr w:type="spellEnd"/>
-      <w:r>
-        <w:t xml:space="preserve"> JAX-RS, avant même d'atteindre la ressource ciblée. Un intercepteur CDI (@RequiresRole) bloque ensuite l'accès si le rôle de l'utilisateur ne correspond pas à celui attendu par l'action. Côté interface JSF, la session est portée par un </w:t>
-      </w:r>
-      <w:proofErr w:type="spellStart"/>
-      <w:r>
-        <w:t>bean</w:t>
-      </w:r>
-      <w:proofErr w:type="spellEnd"/>
-      <w:r>
-        <w:t xml:space="preserve"> @SessionScoped (</w:t>
-      </w:r>
-      <w:proofErr w:type="spellStart"/>
-      <w:r>
-        <w:t>SessionAuth</w:t>
-      </w:r>
-      <w:proofErr w:type="spellEnd"/>
-      <w:r>
-        <w:t>) et un filtre de servlet (</w:t>
-      </w:r>
-      <w:proofErr w:type="spellStart"/>
-      <w:r>
-        <w:t>AccessFilter</w:t>
-      </w:r>
-      <w:proofErr w:type="spellEnd"/>
-      <w:r>
-        <w:t>) redirige vers la connexion toute page protégée demandée sans session valide.</w:t>
+        <w:t xml:space="preserve">Connexion par email / mot de passe. Un jeton opaque est généré à la connexion, dont seul le hachage SHA-256 est stocké — jamais le jeton en clair — puis vérifié sur chaque requête par un ContainerRequestFilter JAX-RS, avant même d'atteindre la ressource ciblée. Un intercepteur CDI (@RequiresRole) bloque ensuite l'accès si le rôle de l'utilisateur ne correspond pas à celui attendu par l'action. Côté interface JSF, la session est portée par un bean @SessionScoped (SessionAuth) et un filtre de servlet (AccessFilter) redirige vers la connexion toute page protégée demandée sans session valide. Les deux interfaces lisent une même matrice des permissions (classe Permissions) : dans l'interface JSF, elle est appliquée par le filtre des pages, revérifiée par chaque action des beans (refus 403 même pour un formulaire forgé) et masque les boutons non autorisés. La portée des données est contrôlée objet par objet (méthodes canView des services) : un objet hors du périmètre du rôle répond 404, par l'API comme par l'URL d'une page.</w:t>
       </w:r>
     </w:p>
     <w:p>
@@ -1585,15 +1313,7 @@
         <w:spacing w:after="160"/>
       </w:pPr>
       <w:r>
-        <w:t xml:space="preserve">Gestion des utilisateurs, rôles, équipes et environnements (DEV, QA, PREPROD, PROD). Un utilisateur non-admin peut modifier son propre nom et mot de passe, jamais son rôle ou son équipe. Un écran de paramètres généraux (nom de l'organisation, </w:t>
-      </w:r>
-      <w:proofErr w:type="gramStart"/>
-      <w:r>
-        <w:t>email</w:t>
-      </w:r>
-      <w:proofErr w:type="gramEnd"/>
-      <w:r>
-        <w:t xml:space="preserve"> de support, heure de rappel par défaut, durée de rétention des notifications) permet à l'admin d'ajuster la configuration applicative sans redéploiement.</w:t>
+        <w:t xml:space="preserve">Gestion des utilisateurs, rôles, équipes et environnements (DEV, QA, PREPROD, PROD). Un utilisateur non-admin peut modifier son propre nom et mot de passe, jamais son rôle ou son équipe. Un écran de paramètres généraux (nom de l'organisation, email de support, heure de rappel par défaut, durée de rétention des notifications) permet à l'admin d'ajuster la configuration applicative sans redéploiement.</w:t>
       </w:r>
     </w:p>
     <w:p>
@@ -1617,55 +1337,7 @@
         <w:spacing w:after="160"/>
       </w:pPr>
       <w:r>
-        <w:t xml:space="preserve">Un projet regroupe des campagnes de test. Une campagne suit un cycle </w:t>
-      </w:r>
-      <w:proofErr w:type="spellStart"/>
-      <w:r>
-        <w:t>planned</w:t>
-      </w:r>
-      <w:proofErr w:type="spellEnd"/>
-      <w:r>
-        <w:t xml:space="preserve"> → </w:t>
-      </w:r>
-      <w:proofErr w:type="spellStart"/>
-      <w:r>
-        <w:t>in_progress</w:t>
-      </w:r>
-      <w:proofErr w:type="spellEnd"/>
-      <w:r>
-        <w:t xml:space="preserve"> → </w:t>
-      </w:r>
-      <w:proofErr w:type="spellStart"/>
-      <w:r>
-        <w:t>completed</w:t>
-      </w:r>
-      <w:proofErr w:type="spellEnd"/>
-      <w:r>
-        <w:t xml:space="preserve"> / </w:t>
-      </w:r>
-      <w:proofErr w:type="spellStart"/>
-      <w:r>
-        <w:t>blocked</w:t>
-      </w:r>
-      <w:proofErr w:type="spellEnd"/>
-      <w:r>
-        <w:t>, représenté par une énumération Java, à l'identique de l'</w:t>
-      </w:r>
-      <w:proofErr w:type="spellStart"/>
-      <w:r>
-        <w:t>enum</w:t>
-      </w:r>
-      <w:proofErr w:type="spellEnd"/>
-      <w:r>
-        <w:t xml:space="preserve"> SQL côté </w:t>
-      </w:r>
-      <w:proofErr w:type="spellStart"/>
-      <w:r>
-        <w:t>Laravel</w:t>
-      </w:r>
-      <w:proofErr w:type="spellEnd"/>
-      <w:r>
-        <w:t>.</w:t>
+        <w:t xml:space="preserve">Un projet regroupe des campagnes de test. Une campagne suit un cycle planned → in_progress → completed / blocked, représenté par une énumération Java, à l'identique de l'enum SQL côté Laravel.</w:t>
       </w:r>
     </w:p>
     <w:p>
@@ -1689,47 +1361,7 @@
         <w:spacing w:after="160"/>
       </w:pPr>
       <w:r>
-        <w:t>Chaque test est exécuté avec un résultat (</w:t>
-      </w:r>
-      <w:proofErr w:type="spellStart"/>
-      <w:r>
-        <w:t>passed</w:t>
-      </w:r>
-      <w:proofErr w:type="spellEnd"/>
-      <w:r>
-        <w:t xml:space="preserve">, </w:t>
-      </w:r>
-      <w:proofErr w:type="spellStart"/>
-      <w:r>
-        <w:t>failed</w:t>
-      </w:r>
-      <w:proofErr w:type="spellEnd"/>
-      <w:r>
-        <w:t xml:space="preserve">, </w:t>
-      </w:r>
-      <w:proofErr w:type="spellStart"/>
-      <w:r>
-        <w:t>blocked</w:t>
-      </w:r>
-      <w:proofErr w:type="spellEnd"/>
-      <w:r>
-        <w:t xml:space="preserve">, </w:t>
-      </w:r>
-      <w:proofErr w:type="spellStart"/>
-      <w:r>
-        <w:t>not_run</w:t>
-      </w:r>
-      <w:proofErr w:type="spellEnd"/>
-      <w:r>
-        <w:t xml:space="preserve">). Chaque exécution crée une nouvelle ligne d'historique (entité </w:t>
-      </w:r>
-      <w:proofErr w:type="spellStart"/>
-      <w:r>
-        <w:t>TestExecution</w:t>
-      </w:r>
-      <w:proofErr w:type="spellEnd"/>
-      <w:r>
-        <w:t>) — jamais un écrasement de la précédente. Un test en échec peut générer directement une anomalie.</w:t>
+        <w:t xml:space="preserve">Chaque test est exécuté avec un résultat (passed, failed, blocked, not_run). Chaque exécution crée une nouvelle ligne d'historique (entité TestExecution) — jamais un écrasement de la précédente. Un QA rédige ses propres cas de test : un test qu'il crée lui est assigné d'office, et il ne modifie que ceux qui lui sont assignés ; la répartition des tests entre testeurs revient au QA Lead, leur suppression à l'admin. Lorsqu'un test échoue, l'interface propose aussitôt de déclarer l'anomalie : le formulaire reprend le projet, la campagne, l'environnement, les étapes, le résultat attendu et le résultat obtenu, et l'anomalie garde le lien vers son test d'origine.</w:t>
       </w:r>
     </w:p>
     <w:p>
@@ -1753,31 +1385,7 @@
         <w:spacing w:after="160"/>
       </w:pPr>
       <w:r>
-        <w:t xml:space="preserve">Cycle de vie complet avec sévérité, priorité, assignation, pièces jointes et historique horodaté de chaque changement d'état (entité </w:t>
-      </w:r>
-      <w:proofErr w:type="spellStart"/>
-      <w:r>
-        <w:t>DefectHistory</w:t>
-      </w:r>
-      <w:proofErr w:type="spellEnd"/>
-      <w:r>
-        <w:t xml:space="preserve">, jamais modifiée après coup). Un </w:t>
-      </w:r>
-      <w:proofErr w:type="spellStart"/>
-      <w:r>
-        <w:t>retest</w:t>
-      </w:r>
-      <w:proofErr w:type="spellEnd"/>
-      <w:r>
-        <w:t xml:space="preserve"> réussi ferme l'anomalie ; un </w:t>
-      </w:r>
-      <w:proofErr w:type="spellStart"/>
-      <w:r>
-        <w:t>retest</w:t>
-      </w:r>
-      <w:proofErr w:type="spellEnd"/>
-      <w:r>
-        <w:t xml:space="preserve"> en échec la rouvre.</w:t>
+        <w:t xml:space="preserve">Cycle de vie avec sévérité, priorité, assignation, pièces jointes et historique horodaté de chaque changement d'état (entité DefectHistory, jamais modifiée après coup). Une anomalie corrigée est revérifiée : une revérification réussie la ferme, une revérification en échec la rouvre. Les pièces jointes (captures, vidéos MP4, PDF, journaux texte / CSV / JSON, archives ZIP ; 10 Mo maximum) se déposent, se téléchargent et se retirent depuis la fiche de l'anomalie comme depuis l'API ; seul l'auteur d'une pièce jointe ou l'admin peut la retirer, et le nom de fichier fourni est assaini avant tout enregistrement sur disque.</w:t>
       </w:r>
     </w:p>
     <w:p>
@@ -1801,39 +1409,7 @@
         <w:spacing w:after="160"/>
       </w:pPr>
       <w:r>
-        <w:t xml:space="preserve">Chaque QA déclare son activité du jour. Règle métier appliquée côté serveur : </w:t>
-      </w:r>
-      <w:proofErr w:type="spellStart"/>
-      <w:r>
-        <w:t>passed</w:t>
-      </w:r>
-      <w:proofErr w:type="spellEnd"/>
-      <w:r>
-        <w:t xml:space="preserve"> + </w:t>
-      </w:r>
-      <w:proofErr w:type="spellStart"/>
-      <w:r>
-        <w:t>failed</w:t>
-      </w:r>
-      <w:proofErr w:type="spellEnd"/>
-      <w:r>
-        <w:t xml:space="preserve"> + </w:t>
-      </w:r>
-      <w:proofErr w:type="spellStart"/>
-      <w:r>
-        <w:t>blocked</w:t>
-      </w:r>
-      <w:proofErr w:type="spellEnd"/>
-      <w:r>
-        <w:t xml:space="preserve"> + </w:t>
-      </w:r>
-      <w:proofErr w:type="spellStart"/>
-      <w:r>
-        <w:t>not_run</w:t>
-      </w:r>
-      <w:proofErr w:type="spellEnd"/>
-      <w:r>
-        <w:t xml:space="preserve"> doit toujours être égal au nombre de tests exécutés déclarés — vérifiée en Java dans le service applicatif avant persistance, sous peine d'erreur 422 explicite.</w:t>
+        <w:t xml:space="preserve">Chaque QA déclare son activité du jour. Règle métier appliquée côté serveur : passed + failed + blocked + not_run doit toujours être égal au nombre de tests exécutés déclarés — vérifiée en Java dans le service applicatif avant persistance, sous peine d'erreur 422 explicite.</w:t>
       </w:r>
     </w:p>
     <w:p>
@@ -1849,29 +1425,7 @@
           <w:sz w:val="24"/>
           <w:szCs w:val="24"/>
         </w:rPr>
-        <w:t xml:space="preserve">4.7 </w:t>
-      </w:r>
-      <w:proofErr w:type="spellStart"/>
-      <w:r>
-        <w:rPr>
-          <w:b/>
-          <w:bCs/>
-          <w:color w:val="1F3557"/>
-          <w:sz w:val="24"/>
-          <w:szCs w:val="24"/>
-        </w:rPr>
-        <w:t>Reporting</w:t>
-      </w:r>
-      <w:proofErr w:type="spellEnd"/>
-      <w:r>
-        <w:rPr>
-          <w:b/>
-          <w:bCs/>
-          <w:color w:val="1F3557"/>
-          <w:sz w:val="24"/>
-          <w:szCs w:val="24"/>
-        </w:rPr>
-        <w:t xml:space="preserve"> &amp; KPI</w:t>
+        <w:t xml:space="preserve">4.7 Reporting &amp; KPI</w:t>
       </w:r>
     </w:p>
     <w:p>
@@ -1879,15 +1433,7 @@
         <w:spacing w:after="160"/>
       </w:pPr>
       <w:r>
-        <w:t xml:space="preserve">Tableau de bord, rapports journalier / hebdomadaire / mensuel, calculés à partir des données réelles via des requêtes JPQL agrégées — jamais saisis manuellement. L'écran </w:t>
-      </w:r>
-      <w:proofErr w:type="spellStart"/>
-      <w:r>
-        <w:t>Reporting</w:t>
-      </w:r>
-      <w:proofErr w:type="spellEnd"/>
-      <w:r>
-        <w:t xml:space="preserve"> de l'interface JSF affiche une synthèse des anomalies (par statut, sévérité, projet, testeur assigné), avec la portée adaptée au rôle connecté.</w:t>
+        <w:t xml:space="preserve">Tableau de bord par rôle et rapports calculés à partir des données réelles via des requêtes JPQL — jamais saisis manuellement. L'écran Rapports de l'interface JSF présente d'abord l'activité de test par jour, par semaine ou par mois : totaux, répartition réussis / échoués / bloqués / non exécutés jour par jour, taux de réussite, et détail par testeur pour le QA Lead, le Manager et l'Admin, avec navigation d'une période à l'autre. Suit la synthèse des anomalies par statut, sévérité, projet et testeur assigné. Les mêmes rapports journalier / hebdomadaire / mensuel sont exposés par l'API REST (/api/reporting/…). La portée est toujours celle du rôle connecté.</w:t>
       </w:r>
     </w:p>
     <w:p>
@@ -1911,15 +1457,7 @@
         <w:spacing w:after="160"/>
       </w:pPr>
       <w:r>
-        <w:t xml:space="preserve">Générées automatiquement sur les événements clés : démarrage / fin / blocage de campagne, assignation d'anomalie. Consultables et </w:t>
-      </w:r>
-      <w:proofErr w:type="spellStart"/>
-      <w:r>
-        <w:t>marquables</w:t>
-      </w:r>
-      <w:proofErr w:type="spellEnd"/>
-      <w:r>
-        <w:t xml:space="preserve"> comme lues, depuis l'API comme depuis l'écran dédié de l'interface JSF.</w:t>
+        <w:t xml:space="preserve">Générées automatiquement sur les événements clés : démarrage / fin / blocage de campagne, assignation d'anomalie. Consultables et marquables comme lues, depuis l'API comme depuis l'écran dédié de l'interface JSF. Les notifications générées par l'application s'affichent dans la langue de l'utilisateur.</w:t>
       </w:r>
     </w:p>
     <w:p>
@@ -1944,15 +1482,32 @@
       </w:pPr>
       <w:r>
         <w:lastRenderedPageBreak/>
-        <w:t xml:space="preserve">Export CSV des anomalies disponible directement depuis l'écran </w:t>
-      </w:r>
-      <w:proofErr w:type="spellStart"/>
-      <w:r>
-        <w:t>Reporting</w:t>
-      </w:r>
-      <w:proofErr w:type="spellEnd"/>
-      <w:r>
-        <w:t xml:space="preserve"> de l'interface JSF (fichier compatible Excel, encodage UTF-8 avec BOM). L'API REST expose en complément des exports CSV et Excel (XLSX, via Apache POI) pour les activités, les anomalies et les campagnes (/api/exports/…), à la portée du rôle appelant.</w:t>
+        <w:t xml:space="preserve">Export CSV des anomalies disponible directement depuis l'écran Reporting de l'interface JSF (fichier compatible Excel, encodage UTF-8 avec BOM). L'API REST expose en complément des exports CSV et Excel (XLSX, via Apache POI) pour les activités, les anomalies et les campagnes (/api/exports/…), à la portée du rôle appelant.</w:t>
+      </w:r>
+    </w:p>
+    <w:p>
+      <w:pPr>
+        <w:pStyle w:val="Titre2"/>
+        <w:spacing w:before="280" w:after="140"/>
+      </w:pPr>
+      <w:r>
+        <w:rPr>
+          <w:b/>
+          <w:bCs/>
+          <w:color w:val="1F3557"/>
+          <w:sz w:val="24"/>
+          <w:szCs w:val="24"/>
+        </w:rPr>
+        <w:t xml:space="preserve">4.10 Interface bilingue</w:t>
+      </w:r>
+    </w:p>
+    <w:p>
+      <w:pPr>
+        <w:spacing w:after="160"/>
+      </w:pPr>
+      <w:r>
+        <w:lastRenderedPageBreak/>
+        <w:t xml:space="preserve">L'interface est disponible en français (par défaut) et en anglais. Le sélecteur FR | EN de l'en-tête et de la page de connexion change la langue sans quitter la page ; le choix est mémorisé dans un cookie. Tous les libellés sont regroupés dans deux fichiers de traduction (messages_fr.properties et messages_en.properties), utilisés par les pages comme par le code Java. Les données saisies par les utilisateurs ne sont pas traduites.</w:t>
       </w:r>
     </w:p>
     <w:p>
@@ -1979,39 +1534,7 @@
         <w:spacing w:after="160"/>
       </w:pPr>
       <w:r>
-        <w:t xml:space="preserve">Seize entités JPA (plus une classe abstraite mutualisant les dates de création / modification) structurent l'application — le même schéma relationnel que la version </w:t>
-      </w:r>
-      <w:proofErr w:type="spellStart"/>
-      <w:r>
-        <w:t>Laravel</w:t>
-      </w:r>
-      <w:proofErr w:type="spellEnd"/>
-      <w:r>
-        <w:t xml:space="preserve">, porté d'Eloquent vers Jakarta </w:t>
-      </w:r>
-      <w:proofErr w:type="spellStart"/>
-      <w:r>
-        <w:t>Persistence</w:t>
-      </w:r>
-      <w:proofErr w:type="spellEnd"/>
-      <w:r>
-        <w:t>. Le schéma est généré et tenu à jour automatiquement par Hibernate à partir des entités (</w:t>
-      </w:r>
-      <w:proofErr w:type="gramStart"/>
-      <w:r>
-        <w:t>hibernate.hbm2ddl.auto</w:t>
-      </w:r>
-      <w:proofErr w:type="gramEnd"/>
-      <w:r>
-        <w:t xml:space="preserve">=update), l'équivalent J2EE des migrations </w:t>
-      </w:r>
-      <w:proofErr w:type="spellStart"/>
-      <w:r>
-        <w:t>Laravel</w:t>
-      </w:r>
-      <w:proofErr w:type="spellEnd"/>
-      <w:r>
-        <w:t>.</w:t>
+        <w:t xml:space="preserve">Seize entités JPA (plus une classe abstraite mutualisant les dates de création / modification) structurent l'application — le même schéma relationnel que la version Laravel, porté d'Eloquent vers Jakarta Persistence. Le schéma est généré et tenu à jour automatiquement par Hibernate à partir des entités (hibernate.hbm2ddl.auto=update), l'équivalent J2EE des migrations Laravel.</w:t>
       </w:r>
     </w:p>
     <w:tbl>
@@ -2128,19 +1651,8 @@
                 <w:sz w:val="19"/>
                 <w:szCs w:val="19"/>
               </w:rPr>
-              <w:t xml:space="preserve">User / </w:t>
-            </w:r>
-            <w:proofErr w:type="spellStart"/>
-            <w:r>
-              <w:rPr>
-                <w:b/>
-                <w:bCs/>
-                <w:sz w:val="19"/>
-                <w:szCs w:val="19"/>
-              </w:rPr>
-              <w:t>Role</w:t>
-            </w:r>
-            <w:proofErr w:type="spellEnd"/>
+              <w:t xml:space="preserve">User / Role</w:t>
+            </w:r>
           </w:p>
         </w:tc>
         <w:tc>
@@ -2198,19 +1710,8 @@
                 <w:sz w:val="19"/>
                 <w:szCs w:val="19"/>
               </w:rPr>
-              <w:t xml:space="preserve">Team / </w:t>
-            </w:r>
-            <w:proofErr w:type="spellStart"/>
-            <w:r>
-              <w:rPr>
-                <w:b/>
-                <w:bCs/>
-                <w:sz w:val="19"/>
-                <w:szCs w:val="19"/>
-              </w:rPr>
-              <w:t>Environment</w:t>
-            </w:r>
-            <w:proofErr w:type="spellEnd"/>
+              <w:t xml:space="preserve">Team / Environment</w:t>
+            </w:r>
           </w:p>
         </w:tc>
         <w:tc>
@@ -2438,7 +1939,6 @@
             <w:vAlign w:val="center"/>
           </w:tcPr>
           <w:p>
-            <w:proofErr w:type="spellStart"/>
             <w:r>
               <w:rPr>
                 <w:b/>
@@ -2448,7 +1948,6 @@
               </w:rPr>
               <w:t>TestExecution</w:t>
             </w:r>
-            <w:proofErr w:type="spellEnd"/>
           </w:p>
         </w:tc>
         <w:tc>
@@ -2499,7 +1998,6 @@
             <w:vAlign w:val="center"/>
           </w:tcPr>
           <w:p>
-            <w:proofErr w:type="spellStart"/>
             <w:r>
               <w:rPr>
                 <w:b/>
@@ -2509,7 +2007,6 @@
               </w:rPr>
               <w:t>Defect</w:t>
             </w:r>
-            <w:proofErr w:type="spellEnd"/>
           </w:p>
         </w:tc>
         <w:tc>
@@ -2560,7 +2057,6 @@
             <w:vAlign w:val="center"/>
           </w:tcPr>
           <w:p>
-            <w:proofErr w:type="spellStart"/>
             <w:r>
               <w:rPr>
                 <w:b/>
@@ -2570,7 +2066,6 @@
               </w:rPr>
               <w:t>DefectHistory</w:t>
             </w:r>
-            <w:proofErr w:type="spellEnd"/>
           </w:p>
         </w:tc>
         <w:tc>
@@ -2739,7 +2234,6 @@
             <w:vAlign w:val="center"/>
           </w:tcPr>
           <w:p>
-            <w:proofErr w:type="spellStart"/>
             <w:r>
               <w:rPr>
                 <w:b/>
@@ -2749,7 +2243,6 @@
               </w:rPr>
               <w:t>Attachment</w:t>
             </w:r>
-            <w:proofErr w:type="spellEnd"/>
           </w:p>
         </w:tc>
         <w:tc>
@@ -2800,7 +2293,6 @@
             <w:vAlign w:val="center"/>
           </w:tcPr>
           <w:p>
-            <w:proofErr w:type="spellStart"/>
             <w:r>
               <w:rPr>
                 <w:b/>
@@ -2810,7 +2302,6 @@
               </w:rPr>
               <w:t>AppSetting</w:t>
             </w:r>
-            <w:proofErr w:type="spellEnd"/>
           </w:p>
         </w:tc>
         <w:tc>
@@ -2861,7 +2352,6 @@
             <w:vAlign w:val="center"/>
           </w:tcPr>
           <w:p>
-            <w:proofErr w:type="spellStart"/>
             <w:r>
               <w:rPr>
                 <w:b/>
@@ -2871,7 +2361,6 @@
               </w:rPr>
               <w:t>AuditLog</w:t>
             </w:r>
-            <w:proofErr w:type="spellEnd"/>
           </w:p>
         </w:tc>
         <w:tc>
@@ -2922,7 +2411,6 @@
             <w:vAlign w:val="center"/>
           </w:tcPr>
           <w:p>
-            <w:proofErr w:type="spellStart"/>
             <w:r>
               <w:rPr>
                 <w:b/>
@@ -2932,7 +2420,6 @@
               </w:rPr>
               <w:t>AccessToken</w:t>
             </w:r>
-            <w:proofErr w:type="spellEnd"/>
           </w:p>
         </w:tc>
         <w:tc>
@@ -3536,7 +3023,7 @@
                 <w:sz w:val="19"/>
                 <w:szCs w:val="19"/>
               </w:rPr>
-              <w:t>Exécuter un test</w:t>
+              <w:t xml:space="preserve">Rédiger / modifier un cas de test</w:t>
             </w:r>
           </w:p>
         </w:tc>
@@ -3570,7 +3057,7 @@
                 <w:sz w:val="20"/>
                 <w:szCs w:val="20"/>
               </w:rPr>
-              <w:t>✓</w:t>
+              <w:t xml:space="preserve">ses tests</w:t>
             </w:r>
           </w:p>
         </w:tc>
@@ -3604,7 +3091,7 @@
                 <w:sz w:val="20"/>
                 <w:szCs w:val="20"/>
               </w:rPr>
-              <w:t>✓</w:t>
+              <w:t xml:space="preserve">✓</w:t>
             </w:r>
           </w:p>
         </w:tc>
@@ -3636,7 +3123,7 @@
                 <w:sz w:val="20"/>
                 <w:szCs w:val="20"/>
               </w:rPr>
-              <w:t>—</w:t>
+              <w:t xml:space="preserve">—</w:t>
             </w:r>
           </w:p>
         </w:tc>
@@ -3670,7 +3157,7 @@
                 <w:sz w:val="20"/>
                 <w:szCs w:val="20"/>
               </w:rPr>
-              <w:t>✓</w:t>
+              <w:t xml:space="preserve">✓</w:t>
             </w:r>
           </w:p>
         </w:tc>
@@ -3685,24 +3172,23 @@
               <w:bottom w:val="single" w:sz="4" w:space="0" w:color="D8DCE3"/>
               <w:right w:val="single" w:sz="4" w:space="0" w:color="D8DCE3"/>
             </w:tcBorders>
-            <w:shd w:val="clear" w:color="auto" w:fill="F7F8FA"/>
-            <w:tcMar>
-              <w:top w:w="90" w:type="dxa"/>
-              <w:left w:w="120" w:type="dxa"/>
-              <w:bottom w:w="90" w:type="dxa"/>
-              <w:right w:w="120" w:type="dxa"/>
-            </w:tcMar>
-            <w:vAlign w:val="center"/>
-          </w:tcPr>
-          <w:p>
-            <w:r>
-              <w:rPr>
-                <w:b/>
-                <w:bCs/>
-                <w:sz w:val="19"/>
-                <w:szCs w:val="19"/>
-              </w:rPr>
-              <w:t>Assigner une anomalie</w:t>
+            <w:tcMar>
+              <w:top w:w="90" w:type="dxa"/>
+              <w:left w:w="120" w:type="dxa"/>
+              <w:bottom w:w="90" w:type="dxa"/>
+              <w:right w:w="120" w:type="dxa"/>
+            </w:tcMar>
+            <w:vAlign w:val="center"/>
+          </w:tcPr>
+          <w:p>
+            <w:r>
+              <w:rPr>
+                <w:b/>
+                <w:bCs/>
+                <w:sz w:val="19"/>
+                <w:szCs w:val="19"/>
+              </w:rPr>
+              <w:t>Exécuter un test</w:t>
             </w:r>
           </w:p>
         </w:tc>
@@ -3715,7 +3201,7 @@
               <w:bottom w:val="single" w:sz="4" w:space="0" w:color="D8DCE3"/>
               <w:right w:val="single" w:sz="4" w:space="0" w:color="D8DCE3"/>
             </w:tcBorders>
-            <w:shd w:val="clear" w:color="auto" w:fill="FFFFFF"/>
+            <w:shd w:val="clear" w:color="auto" w:fill="E7F0E9"/>
             <w:tcMar>
               <w:top w:w="80" w:type="dxa"/>
               <w:left w:w="80" w:type="dxa"/>
@@ -3730,11 +3216,13 @@
             </w:pPr>
             <w:r>
               <w:rPr>
-                <w:color w:val="98A1AE"/>
+                <w:b/>
+                <w:bCs/>
+                <w:color w:val="2E7D4F"/>
                 <w:sz w:val="20"/>
                 <w:szCs w:val="20"/>
               </w:rPr>
-              <w:t>—</w:t>
+              <w:t>✓</w:t>
             </w:r>
           </w:p>
         </w:tc>
@@ -3849,23 +3337,24 @@
               <w:bottom w:val="single" w:sz="4" w:space="0" w:color="D8DCE3"/>
               <w:right w:val="single" w:sz="4" w:space="0" w:color="D8DCE3"/>
             </w:tcBorders>
-            <w:tcMar>
-              <w:top w:w="90" w:type="dxa"/>
-              <w:left w:w="120" w:type="dxa"/>
-              <w:bottom w:w="90" w:type="dxa"/>
-              <w:right w:w="120" w:type="dxa"/>
-            </w:tcMar>
-            <w:vAlign w:val="center"/>
-          </w:tcPr>
-          <w:p>
-            <w:r>
-              <w:rPr>
-                <w:b/>
-                <w:bCs/>
-                <w:sz w:val="19"/>
-                <w:szCs w:val="19"/>
-              </w:rPr>
-              <w:t>Déclarer une activité</w:t>
+            <w:shd w:val="clear" w:color="auto" w:fill="F7F8FA"/>
+            <w:tcMar>
+              <w:top w:w="90" w:type="dxa"/>
+              <w:left w:w="120" w:type="dxa"/>
+              <w:bottom w:w="90" w:type="dxa"/>
+              <w:right w:w="120" w:type="dxa"/>
+            </w:tcMar>
+            <w:vAlign w:val="center"/>
+          </w:tcPr>
+          <w:p>
+            <w:r>
+              <w:rPr>
+                <w:b/>
+                <w:bCs/>
+                <w:sz w:val="19"/>
+                <w:szCs w:val="19"/>
+              </w:rPr>
+              <w:t>Assigner une anomalie</w:t>
             </w:r>
           </w:p>
         </w:tc>
@@ -3878,7 +3367,7 @@
               <w:bottom w:val="single" w:sz="4" w:space="0" w:color="D8DCE3"/>
               <w:right w:val="single" w:sz="4" w:space="0" w:color="D8DCE3"/>
             </w:tcBorders>
-            <w:shd w:val="clear" w:color="auto" w:fill="E7F0E9"/>
+            <w:shd w:val="clear" w:color="auto" w:fill="FFFFFF"/>
             <w:tcMar>
               <w:top w:w="80" w:type="dxa"/>
               <w:left w:w="80" w:type="dxa"/>
@@ -3893,13 +3382,11 @@
             </w:pPr>
             <w:r>
               <w:rPr>
-                <w:b/>
-                <w:bCs/>
-                <w:color w:val="2E7D4F"/>
+                <w:color w:val="98A1AE"/>
                 <w:sz w:val="20"/>
                 <w:szCs w:val="20"/>
               </w:rPr>
-              <w:t>✓</w:t>
+              <w:t>—</w:t>
             </w:r>
           </w:p>
         </w:tc>
@@ -4014,90 +3501,23 @@
               <w:bottom w:val="single" w:sz="4" w:space="0" w:color="D8DCE3"/>
               <w:right w:val="single" w:sz="4" w:space="0" w:color="D8DCE3"/>
             </w:tcBorders>
-            <w:shd w:val="clear" w:color="auto" w:fill="F7F8FA"/>
-            <w:tcMar>
-              <w:top w:w="90" w:type="dxa"/>
-              <w:left w:w="120" w:type="dxa"/>
-              <w:bottom w:w="90" w:type="dxa"/>
-              <w:right w:w="120" w:type="dxa"/>
-            </w:tcMar>
-            <w:vAlign w:val="center"/>
-          </w:tcPr>
-          <w:p>
-            <w:r>
-              <w:rPr>
-                <w:b/>
-                <w:bCs/>
-                <w:sz w:val="19"/>
-                <w:szCs w:val="19"/>
-              </w:rPr>
-              <w:t xml:space="preserve">Voir le </w:t>
-            </w:r>
-            <w:proofErr w:type="spellStart"/>
-            <w:r>
-              <w:rPr>
-                <w:b/>
-                <w:bCs/>
-                <w:sz w:val="19"/>
-                <w:szCs w:val="19"/>
-              </w:rPr>
-              <w:t>reporting</w:t>
-            </w:r>
-            <w:proofErr w:type="spellEnd"/>
-            <w:r>
-              <w:rPr>
-                <w:b/>
-                <w:bCs/>
-                <w:sz w:val="19"/>
-                <w:szCs w:val="19"/>
-              </w:rPr>
-              <w:t xml:space="preserve"> équipe</w:t>
-            </w:r>
-          </w:p>
-        </w:tc>
-        <w:tc>
-          <w:tcPr>
-            <w:tcW w:w="1727" w:type="dxa"/>
-            <w:tcBorders>
-              <w:top w:val="single" w:sz="4" w:space="0" w:color="D8DCE3"/>
-              <w:left w:val="single" w:sz="4" w:space="0" w:color="D8DCE3"/>
-              <w:bottom w:val="single" w:sz="4" w:space="0" w:color="D8DCE3"/>
-              <w:right w:val="single" w:sz="4" w:space="0" w:color="D8DCE3"/>
-            </w:tcBorders>
-            <w:shd w:val="clear" w:color="auto" w:fill="F7F8FA"/>
-            <w:tcMar>
-              <w:top w:w="90" w:type="dxa"/>
-              <w:left w:w="120" w:type="dxa"/>
-              <w:bottom w:w="90" w:type="dxa"/>
-              <w:right w:w="120" w:type="dxa"/>
-            </w:tcMar>
-            <w:vAlign w:val="center"/>
-          </w:tcPr>
-          <w:p>
-            <w:pPr>
-              <w:jc w:val="center"/>
-            </w:pPr>
-            <w:proofErr w:type="gramStart"/>
-            <w:r>
-              <w:rPr>
-                <w:i/>
-                <w:iCs/>
-                <w:color w:val="5B6472"/>
-                <w:sz w:val="19"/>
-                <w:szCs w:val="19"/>
-              </w:rPr>
-              <w:t>propre</w:t>
-            </w:r>
-            <w:proofErr w:type="gramEnd"/>
-            <w:r>
-              <w:rPr>
-                <w:i/>
-                <w:iCs/>
-                <w:color w:val="5B6472"/>
-                <w:sz w:val="19"/>
-                <w:szCs w:val="19"/>
-              </w:rPr>
-              <w:t xml:space="preserve"> activité</w:t>
+            <w:tcMar>
+              <w:top w:w="90" w:type="dxa"/>
+              <w:left w:w="120" w:type="dxa"/>
+              <w:bottom w:w="90" w:type="dxa"/>
+              <w:right w:w="120" w:type="dxa"/>
+            </w:tcMar>
+            <w:vAlign w:val="center"/>
+          </w:tcPr>
+          <w:p>
+            <w:r>
+              <w:rPr>
+                <w:b/>
+                <w:bCs/>
+                <w:sz w:val="19"/>
+                <w:szCs w:val="19"/>
+              </w:rPr>
+              <w:t xml:space="preserve">Déclarer une anomalie, pièces jointes</w:t>
             </w:r>
           </w:p>
         </w:tc>
@@ -4131,7 +3551,7 @@
                 <w:sz w:val="20"/>
                 <w:szCs w:val="20"/>
               </w:rPr>
-              <w:t>✓</w:t>
+              <w:t xml:space="preserve">✓</w:t>
             </w:r>
           </w:p>
         </w:tc>
@@ -4165,7 +3585,7 @@
                 <w:sz w:val="20"/>
                 <w:szCs w:val="20"/>
               </w:rPr>
-              <w:t>✓</w:t>
+              <w:t xml:space="preserve">✓</w:t>
             </w:r>
           </w:p>
         </w:tc>
@@ -4178,7 +3598,7 @@
               <w:bottom w:val="single" w:sz="4" w:space="0" w:color="D8DCE3"/>
               <w:right w:val="single" w:sz="4" w:space="0" w:color="D8DCE3"/>
             </w:tcBorders>
-            <w:shd w:val="clear" w:color="auto" w:fill="E7F0E9"/>
+            <w:shd w:val="clear" w:color="auto" w:fill="FFFFFF"/>
             <w:tcMar>
               <w:top w:w="80" w:type="dxa"/>
               <w:left w:w="80" w:type="dxa"/>
@@ -4193,64 +3613,11 @@
             </w:pPr>
             <w:r>
               <w:rPr>
-                <w:b/>
-                <w:bCs/>
-                <w:color w:val="2E7D4F"/>
+                <w:color w:val="98A1AE"/>
                 <w:sz w:val="20"/>
                 <w:szCs w:val="20"/>
               </w:rPr>
-              <w:t>✓</w:t>
-            </w:r>
-          </w:p>
-        </w:tc>
-      </w:tr>
-      <w:tr>
-        <w:tc>
-          <w:tcPr>
-            <w:tcW w:w="3000" w:type="dxa"/>
-            <w:tcBorders>
-              <w:top w:val="single" w:sz="4" w:space="0" w:color="D8DCE3"/>
-              <w:left w:val="single" w:sz="4" w:space="0" w:color="D8DCE3"/>
-              <w:bottom w:val="single" w:sz="4" w:space="0" w:color="D8DCE3"/>
-              <w:right w:val="single" w:sz="4" w:space="0" w:color="D8DCE3"/>
-            </w:tcBorders>
-            <w:tcMar>
-              <w:top w:w="90" w:type="dxa"/>
-              <w:left w:w="120" w:type="dxa"/>
-              <w:bottom w:w="90" w:type="dxa"/>
-              <w:right w:w="120" w:type="dxa"/>
-            </w:tcMar>
-            <w:vAlign w:val="center"/>
-          </w:tcPr>
-          <w:p>
-            <w:r>
-              <w:rPr>
-                <w:b/>
-                <w:bCs/>
-                <w:sz w:val="19"/>
-                <w:szCs w:val="19"/>
-              </w:rPr>
-              <w:t xml:space="preserve">Voir le </w:t>
-            </w:r>
-            <w:proofErr w:type="spellStart"/>
-            <w:r>
-              <w:rPr>
-                <w:b/>
-                <w:bCs/>
-                <w:sz w:val="19"/>
-                <w:szCs w:val="19"/>
-              </w:rPr>
-              <w:t>reporting</w:t>
-            </w:r>
-            <w:proofErr w:type="spellEnd"/>
-            <w:r>
-              <w:rPr>
-                <w:b/>
-                <w:bCs/>
-                <w:sz w:val="19"/>
-                <w:szCs w:val="19"/>
-              </w:rPr>
-              <w:t xml:space="preserve"> global</w:t>
+              <w:t xml:space="preserve">—</w:t>
             </w:r>
           </w:p>
         </w:tc>
@@ -4263,7 +3630,7 @@
               <w:bottom w:val="single" w:sz="4" w:space="0" w:color="D8DCE3"/>
               <w:right w:val="single" w:sz="4" w:space="0" w:color="D8DCE3"/>
             </w:tcBorders>
-            <w:shd w:val="clear" w:color="auto" w:fill="FFFFFF"/>
+            <w:shd w:val="clear" w:color="auto" w:fill="E7F0E9"/>
             <w:tcMar>
               <w:top w:w="80" w:type="dxa"/>
               <w:left w:w="80" w:type="dxa"/>
@@ -4278,11 +3645,44 @@
             </w:pPr>
             <w:r>
               <w:rPr>
-                <w:color w:val="98A1AE"/>
+                <w:b/>
+                <w:bCs/>
+                <w:color w:val="2E7D4F"/>
                 <w:sz w:val="20"/>
                 <w:szCs w:val="20"/>
               </w:rPr>
-              <w:t>—</w:t>
+              <w:t xml:space="preserve">✓</w:t>
+            </w:r>
+          </w:p>
+        </w:tc>
+      </w:tr>
+      <w:tr>
+        <w:tc>
+          <w:tcPr>
+            <w:tcW w:w="3000" w:type="dxa"/>
+            <w:tcBorders>
+              <w:top w:val="single" w:sz="4" w:space="0" w:color="D8DCE3"/>
+              <w:left w:val="single" w:sz="4" w:space="0" w:color="D8DCE3"/>
+              <w:bottom w:val="single" w:sz="4" w:space="0" w:color="D8DCE3"/>
+              <w:right w:val="single" w:sz="4" w:space="0" w:color="D8DCE3"/>
+            </w:tcBorders>
+            <w:tcMar>
+              <w:top w:w="90" w:type="dxa"/>
+              <w:left w:w="120" w:type="dxa"/>
+              <w:bottom w:w="90" w:type="dxa"/>
+              <w:right w:w="120" w:type="dxa"/>
+            </w:tcMar>
+            <w:vAlign w:val="center"/>
+          </w:tcPr>
+          <w:p>
+            <w:r>
+              <w:rPr>
+                <w:b/>
+                <w:bCs/>
+                <w:sz w:val="19"/>
+                <w:szCs w:val="19"/>
+              </w:rPr>
+              <w:t>Déclarer une activité</w:t>
             </w:r>
           </w:p>
         </w:tc>
@@ -4295,7 +3695,7 @@
               <w:bottom w:val="single" w:sz="4" w:space="0" w:color="D8DCE3"/>
               <w:right w:val="single" w:sz="4" w:space="0" w:color="D8DCE3"/>
             </w:tcBorders>
-            <w:shd w:val="clear" w:color="auto" w:fill="FFFFFF"/>
+            <w:shd w:val="clear" w:color="auto" w:fill="E7F0E9"/>
             <w:tcMar>
               <w:top w:w="80" w:type="dxa"/>
               <w:left w:w="80" w:type="dxa"/>
@@ -4310,11 +3710,13 @@
             </w:pPr>
             <w:r>
               <w:rPr>
-                <w:color w:val="98A1AE"/>
+                <w:b/>
+                <w:bCs/>
+                <w:color w:val="2E7D4F"/>
                 <w:sz w:val="20"/>
                 <w:szCs w:val="20"/>
               </w:rPr>
-              <w:t>—</w:t>
+              <w:t>✓</w:t>
             </w:r>
           </w:p>
         </w:tc>
@@ -4361,7 +3763,7 @@
               <w:bottom w:val="single" w:sz="4" w:space="0" w:color="D8DCE3"/>
               <w:right w:val="single" w:sz="4" w:space="0" w:color="D8DCE3"/>
             </w:tcBorders>
-            <w:shd w:val="clear" w:color="auto" w:fill="E7F0E9"/>
+            <w:shd w:val="clear" w:color="auto" w:fill="FFFFFF"/>
             <w:tcMar>
               <w:top w:w="80" w:type="dxa"/>
               <w:left w:w="80" w:type="dxa"/>
@@ -4376,137 +3778,11 @@
             </w:pPr>
             <w:r>
               <w:rPr>
-                <w:b/>
-                <w:bCs/>
-                <w:color w:val="2E7D4F"/>
+                <w:color w:val="98A1AE"/>
                 <w:sz w:val="20"/>
                 <w:szCs w:val="20"/>
               </w:rPr>
-              <w:t>✓</w:t>
-            </w:r>
-          </w:p>
-        </w:tc>
-      </w:tr>
-      <w:tr>
-        <w:tc>
-          <w:tcPr>
-            <w:tcW w:w="3000" w:type="dxa"/>
-            <w:tcBorders>
-              <w:top w:val="single" w:sz="4" w:space="0" w:color="D8DCE3"/>
-              <w:left w:val="single" w:sz="4" w:space="0" w:color="D8DCE3"/>
-              <w:bottom w:val="single" w:sz="4" w:space="0" w:color="D8DCE3"/>
-              <w:right w:val="single" w:sz="4" w:space="0" w:color="D8DCE3"/>
-            </w:tcBorders>
-            <w:shd w:val="clear" w:color="auto" w:fill="F7F8FA"/>
-            <w:tcMar>
-              <w:top w:w="90" w:type="dxa"/>
-              <w:left w:w="120" w:type="dxa"/>
-              <w:bottom w:w="90" w:type="dxa"/>
-              <w:right w:w="120" w:type="dxa"/>
-            </w:tcMar>
-            <w:vAlign w:val="center"/>
-          </w:tcPr>
-          <w:p>
-            <w:r>
-              <w:rPr>
-                <w:b/>
-                <w:bCs/>
-                <w:sz w:val="19"/>
-                <w:szCs w:val="19"/>
-              </w:rPr>
-              <w:t>Exporter (CSV / Excel)</w:t>
-            </w:r>
-          </w:p>
-        </w:tc>
-        <w:tc>
-          <w:tcPr>
-            <w:tcW w:w="1727" w:type="dxa"/>
-            <w:tcBorders>
-              <w:top w:val="single" w:sz="4" w:space="0" w:color="D8DCE3"/>
-              <w:left w:val="single" w:sz="4" w:space="0" w:color="D8DCE3"/>
-              <w:bottom w:val="single" w:sz="4" w:space="0" w:color="D8DCE3"/>
-              <w:right w:val="single" w:sz="4" w:space="0" w:color="D8DCE3"/>
-            </w:tcBorders>
-            <w:shd w:val="clear" w:color="auto" w:fill="F7F8FA"/>
-            <w:tcMar>
-              <w:top w:w="90" w:type="dxa"/>
-              <w:left w:w="120" w:type="dxa"/>
-              <w:bottom w:w="90" w:type="dxa"/>
-              <w:right w:w="120" w:type="dxa"/>
-            </w:tcMar>
-            <w:vAlign w:val="center"/>
-          </w:tcPr>
-          <w:p>
-            <w:pPr>
-              <w:jc w:val="center"/>
-            </w:pPr>
-            <w:proofErr w:type="gramStart"/>
-            <w:r>
-              <w:rPr>
-                <w:i/>
-                <w:iCs/>
-                <w:color w:val="5B6472"/>
-                <w:sz w:val="19"/>
-                <w:szCs w:val="19"/>
-              </w:rPr>
-              <w:t>propres</w:t>
-            </w:r>
-            <w:proofErr w:type="gramEnd"/>
-            <w:r>
-              <w:rPr>
-                <w:i/>
-                <w:iCs/>
-                <w:color w:val="5B6472"/>
-                <w:sz w:val="19"/>
-                <w:szCs w:val="19"/>
-              </w:rPr>
-              <w:t xml:space="preserve"> données</w:t>
-            </w:r>
-          </w:p>
-        </w:tc>
-        <w:tc>
-          <w:tcPr>
-            <w:tcW w:w="1727" w:type="dxa"/>
-            <w:tcBorders>
-              <w:top w:val="single" w:sz="4" w:space="0" w:color="D8DCE3"/>
-              <w:left w:val="single" w:sz="4" w:space="0" w:color="D8DCE3"/>
-              <w:bottom w:val="single" w:sz="4" w:space="0" w:color="D8DCE3"/>
-              <w:right w:val="single" w:sz="4" w:space="0" w:color="D8DCE3"/>
-            </w:tcBorders>
-            <w:shd w:val="clear" w:color="auto" w:fill="F7F8FA"/>
-            <w:tcMar>
-              <w:top w:w="90" w:type="dxa"/>
-              <w:left w:w="120" w:type="dxa"/>
-              <w:bottom w:w="90" w:type="dxa"/>
-              <w:right w:w="120" w:type="dxa"/>
-            </w:tcMar>
-            <w:vAlign w:val="center"/>
-          </w:tcPr>
-          <w:p>
-            <w:pPr>
-              <w:jc w:val="center"/>
-            </w:pPr>
-            <w:proofErr w:type="gramStart"/>
-            <w:r>
-              <w:rPr>
-                <w:i/>
-                <w:iCs/>
-                <w:color w:val="5B6472"/>
-                <w:sz w:val="19"/>
-                <w:szCs w:val="19"/>
-              </w:rPr>
-              <w:t>son</w:t>
-            </w:r>
-            <w:proofErr w:type="gramEnd"/>
-            <w:r>
-              <w:rPr>
-                <w:i/>
-                <w:iCs/>
-                <w:color w:val="5B6472"/>
-                <w:sz w:val="19"/>
-                <w:szCs w:val="19"/>
-              </w:rPr>
-              <w:t xml:space="preserve"> équipe</w:t>
+              <w:t>—</w:t>
             </w:r>
           </w:p>
         </w:tc>
@@ -4544,6 +3820,72 @@
             </w:r>
           </w:p>
         </w:tc>
+      </w:tr>
+      <w:tr>
+        <w:tc>
+          <w:tcPr>
+            <w:tcW w:w="3000" w:type="dxa"/>
+            <w:tcBorders>
+              <w:top w:val="single" w:sz="4" w:space="0" w:color="D8DCE3"/>
+              <w:left w:val="single" w:sz="4" w:space="0" w:color="D8DCE3"/>
+              <w:bottom w:val="single" w:sz="4" w:space="0" w:color="D8DCE3"/>
+              <w:right w:val="single" w:sz="4" w:space="0" w:color="D8DCE3"/>
+            </w:tcBorders>
+            <w:shd w:val="clear" w:color="auto" w:fill="F7F8FA"/>
+            <w:tcMar>
+              <w:top w:w="90" w:type="dxa"/>
+              <w:left w:w="120" w:type="dxa"/>
+              <w:bottom w:w="90" w:type="dxa"/>
+              <w:right w:w="120" w:type="dxa"/>
+            </w:tcMar>
+            <w:vAlign w:val="center"/>
+          </w:tcPr>
+          <w:p>
+            <w:r>
+              <w:rPr>
+                <w:b/>
+                <w:bCs/>
+                <w:sz w:val="19"/>
+                <w:szCs w:val="19"/>
+              </w:rPr>
+              <w:t xml:space="preserve">Voir le reporting équipe</w:t>
+            </w:r>
+          </w:p>
+        </w:tc>
+        <w:tc>
+          <w:tcPr>
+            <w:tcW w:w="1727" w:type="dxa"/>
+            <w:tcBorders>
+              <w:top w:val="single" w:sz="4" w:space="0" w:color="D8DCE3"/>
+              <w:left w:val="single" w:sz="4" w:space="0" w:color="D8DCE3"/>
+              <w:bottom w:val="single" w:sz="4" w:space="0" w:color="D8DCE3"/>
+              <w:right w:val="single" w:sz="4" w:space="0" w:color="D8DCE3"/>
+            </w:tcBorders>
+            <w:shd w:val="clear" w:color="auto" w:fill="F7F8FA"/>
+            <w:tcMar>
+              <w:top w:w="90" w:type="dxa"/>
+              <w:left w:w="120" w:type="dxa"/>
+              <w:bottom w:w="90" w:type="dxa"/>
+              <w:right w:w="120" w:type="dxa"/>
+            </w:tcMar>
+            <w:vAlign w:val="center"/>
+          </w:tcPr>
+          <w:p>
+            <w:pPr>
+              <w:jc w:val="center"/>
+            </w:pPr>
+            <w:r>
+              <w:rPr>
+                <w:i/>
+                <w:iCs/>
+                <w:color w:val="5B6472"/>
+                <w:sz w:val="19"/>
+                <w:szCs w:val="19"/>
+              </w:rPr>
+              <w:t xml:space="preserve">propre activité</w:t>
+            </w:r>
+          </w:p>
+        </w:tc>
         <w:tc>
           <w:tcPr>
             <w:tcW w:w="1727" w:type="dxa"/>
@@ -4575,6 +3917,727 @@
                 <w:szCs w:val="20"/>
               </w:rPr>
               <w:t>✓</w:t>
+            </w:r>
+          </w:p>
+        </w:tc>
+        <w:tc>
+          <w:tcPr>
+            <w:tcW w:w="1727" w:type="dxa"/>
+            <w:tcBorders>
+              <w:top w:val="single" w:sz="4" w:space="0" w:color="D8DCE3"/>
+              <w:left w:val="single" w:sz="4" w:space="0" w:color="D8DCE3"/>
+              <w:bottom w:val="single" w:sz="4" w:space="0" w:color="D8DCE3"/>
+              <w:right w:val="single" w:sz="4" w:space="0" w:color="D8DCE3"/>
+            </w:tcBorders>
+            <w:shd w:val="clear" w:color="auto" w:fill="E7F0E9"/>
+            <w:tcMar>
+              <w:top w:w="80" w:type="dxa"/>
+              <w:left w:w="80" w:type="dxa"/>
+              <w:bottom w:w="80" w:type="dxa"/>
+              <w:right w:w="80" w:type="dxa"/>
+            </w:tcMar>
+            <w:vAlign w:val="center"/>
+          </w:tcPr>
+          <w:p>
+            <w:pPr>
+              <w:jc w:val="center"/>
+            </w:pPr>
+            <w:r>
+              <w:rPr>
+                <w:b/>
+                <w:bCs/>
+                <w:color w:val="2E7D4F"/>
+                <w:sz w:val="20"/>
+                <w:szCs w:val="20"/>
+              </w:rPr>
+              <w:t>✓</w:t>
+            </w:r>
+          </w:p>
+        </w:tc>
+        <w:tc>
+          <w:tcPr>
+            <w:tcW w:w="1727" w:type="dxa"/>
+            <w:tcBorders>
+              <w:top w:val="single" w:sz="4" w:space="0" w:color="D8DCE3"/>
+              <w:left w:val="single" w:sz="4" w:space="0" w:color="D8DCE3"/>
+              <w:bottom w:val="single" w:sz="4" w:space="0" w:color="D8DCE3"/>
+              <w:right w:val="single" w:sz="4" w:space="0" w:color="D8DCE3"/>
+            </w:tcBorders>
+            <w:shd w:val="clear" w:color="auto" w:fill="E7F0E9"/>
+            <w:tcMar>
+              <w:top w:w="80" w:type="dxa"/>
+              <w:left w:w="80" w:type="dxa"/>
+              <w:bottom w:w="80" w:type="dxa"/>
+              <w:right w:w="80" w:type="dxa"/>
+            </w:tcMar>
+            <w:vAlign w:val="center"/>
+          </w:tcPr>
+          <w:p>
+            <w:pPr>
+              <w:jc w:val="center"/>
+            </w:pPr>
+            <w:r>
+              <w:rPr>
+                <w:b/>
+                <w:bCs/>
+                <w:color w:val="2E7D4F"/>
+                <w:sz w:val="20"/>
+                <w:szCs w:val="20"/>
+              </w:rPr>
+              <w:t>✓</w:t>
+            </w:r>
+          </w:p>
+        </w:tc>
+      </w:tr>
+      <w:tr>
+        <w:tc>
+          <w:tcPr>
+            <w:tcW w:w="3000" w:type="dxa"/>
+            <w:tcBorders>
+              <w:top w:val="single" w:sz="4" w:space="0" w:color="D8DCE3"/>
+              <w:left w:val="single" w:sz="4" w:space="0" w:color="D8DCE3"/>
+              <w:bottom w:val="single" w:sz="4" w:space="0" w:color="D8DCE3"/>
+              <w:right w:val="single" w:sz="4" w:space="0" w:color="D8DCE3"/>
+            </w:tcBorders>
+            <w:tcMar>
+              <w:top w:w="90" w:type="dxa"/>
+              <w:left w:w="120" w:type="dxa"/>
+              <w:bottom w:w="90" w:type="dxa"/>
+              <w:right w:w="120" w:type="dxa"/>
+            </w:tcMar>
+            <w:vAlign w:val="center"/>
+          </w:tcPr>
+          <w:p>
+            <w:r>
+              <w:rPr>
+                <w:b/>
+                <w:bCs/>
+                <w:sz w:val="19"/>
+                <w:szCs w:val="19"/>
+              </w:rPr>
+              <w:t xml:space="preserve">Voir le reporting global</w:t>
+            </w:r>
+          </w:p>
+        </w:tc>
+        <w:tc>
+          <w:tcPr>
+            <w:tcW w:w="1727" w:type="dxa"/>
+            <w:tcBorders>
+              <w:top w:val="single" w:sz="4" w:space="0" w:color="D8DCE3"/>
+              <w:left w:val="single" w:sz="4" w:space="0" w:color="D8DCE3"/>
+              <w:bottom w:val="single" w:sz="4" w:space="0" w:color="D8DCE3"/>
+              <w:right w:val="single" w:sz="4" w:space="0" w:color="D8DCE3"/>
+            </w:tcBorders>
+            <w:shd w:val="clear" w:color="auto" w:fill="FFFFFF"/>
+            <w:tcMar>
+              <w:top w:w="80" w:type="dxa"/>
+              <w:left w:w="80" w:type="dxa"/>
+              <w:bottom w:w="80" w:type="dxa"/>
+              <w:right w:w="80" w:type="dxa"/>
+            </w:tcMar>
+            <w:vAlign w:val="center"/>
+          </w:tcPr>
+          <w:p>
+            <w:pPr>
+              <w:jc w:val="center"/>
+            </w:pPr>
+            <w:r>
+              <w:rPr>
+                <w:color w:val="98A1AE"/>
+                <w:sz w:val="20"/>
+                <w:szCs w:val="20"/>
+              </w:rPr>
+              <w:t>—</w:t>
+            </w:r>
+          </w:p>
+        </w:tc>
+        <w:tc>
+          <w:tcPr>
+            <w:tcW w:w="1727" w:type="dxa"/>
+            <w:tcBorders>
+              <w:top w:val="single" w:sz="4" w:space="0" w:color="D8DCE3"/>
+              <w:left w:val="single" w:sz="4" w:space="0" w:color="D8DCE3"/>
+              <w:bottom w:val="single" w:sz="4" w:space="0" w:color="D8DCE3"/>
+              <w:right w:val="single" w:sz="4" w:space="0" w:color="D8DCE3"/>
+            </w:tcBorders>
+            <w:shd w:val="clear" w:color="auto" w:fill="FFFFFF"/>
+            <w:tcMar>
+              <w:top w:w="80" w:type="dxa"/>
+              <w:left w:w="80" w:type="dxa"/>
+              <w:bottom w:w="80" w:type="dxa"/>
+              <w:right w:w="80" w:type="dxa"/>
+            </w:tcMar>
+            <w:vAlign w:val="center"/>
+          </w:tcPr>
+          <w:p>
+            <w:pPr>
+              <w:jc w:val="center"/>
+            </w:pPr>
+            <w:r>
+              <w:rPr>
+                <w:color w:val="98A1AE"/>
+                <w:sz w:val="20"/>
+                <w:szCs w:val="20"/>
+              </w:rPr>
+              <w:t>—</w:t>
+            </w:r>
+          </w:p>
+        </w:tc>
+        <w:tc>
+          <w:tcPr>
+            <w:tcW w:w="1727" w:type="dxa"/>
+            <w:tcBorders>
+              <w:top w:val="single" w:sz="4" w:space="0" w:color="D8DCE3"/>
+              <w:left w:val="single" w:sz="4" w:space="0" w:color="D8DCE3"/>
+              <w:bottom w:val="single" w:sz="4" w:space="0" w:color="D8DCE3"/>
+              <w:right w:val="single" w:sz="4" w:space="0" w:color="D8DCE3"/>
+            </w:tcBorders>
+            <w:shd w:val="clear" w:color="auto" w:fill="E7F0E9"/>
+            <w:tcMar>
+              <w:top w:w="80" w:type="dxa"/>
+              <w:left w:w="80" w:type="dxa"/>
+              <w:bottom w:w="80" w:type="dxa"/>
+              <w:right w:w="80" w:type="dxa"/>
+            </w:tcMar>
+            <w:vAlign w:val="center"/>
+          </w:tcPr>
+          <w:p>
+            <w:pPr>
+              <w:jc w:val="center"/>
+            </w:pPr>
+            <w:r>
+              <w:rPr>
+                <w:b/>
+                <w:bCs/>
+                <w:color w:val="2E7D4F"/>
+                <w:sz w:val="20"/>
+                <w:szCs w:val="20"/>
+              </w:rPr>
+              <w:t>✓</w:t>
+            </w:r>
+          </w:p>
+        </w:tc>
+        <w:tc>
+          <w:tcPr>
+            <w:tcW w:w="1727" w:type="dxa"/>
+            <w:tcBorders>
+              <w:top w:val="single" w:sz="4" w:space="0" w:color="D8DCE3"/>
+              <w:left w:val="single" w:sz="4" w:space="0" w:color="D8DCE3"/>
+              <w:bottom w:val="single" w:sz="4" w:space="0" w:color="D8DCE3"/>
+              <w:right w:val="single" w:sz="4" w:space="0" w:color="D8DCE3"/>
+            </w:tcBorders>
+            <w:shd w:val="clear" w:color="auto" w:fill="E7F0E9"/>
+            <w:tcMar>
+              <w:top w:w="80" w:type="dxa"/>
+              <w:left w:w="80" w:type="dxa"/>
+              <w:bottom w:w="80" w:type="dxa"/>
+              <w:right w:w="80" w:type="dxa"/>
+            </w:tcMar>
+            <w:vAlign w:val="center"/>
+          </w:tcPr>
+          <w:p>
+            <w:pPr>
+              <w:jc w:val="center"/>
+            </w:pPr>
+            <w:r>
+              <w:rPr>
+                <w:b/>
+                <w:bCs/>
+                <w:color w:val="2E7D4F"/>
+                <w:sz w:val="20"/>
+                <w:szCs w:val="20"/>
+              </w:rPr>
+              <w:t>✓</w:t>
+            </w:r>
+          </w:p>
+        </w:tc>
+      </w:tr>
+      <w:tr>
+        <w:tc>
+          <w:tcPr>
+            <w:tcW w:w="3000" w:type="dxa"/>
+            <w:tcBorders>
+              <w:top w:val="single" w:sz="4" w:space="0" w:color="D8DCE3"/>
+              <w:left w:val="single" w:sz="4" w:space="0" w:color="D8DCE3"/>
+              <w:bottom w:val="single" w:sz="4" w:space="0" w:color="D8DCE3"/>
+              <w:right w:val="single" w:sz="4" w:space="0" w:color="D8DCE3"/>
+            </w:tcBorders>
+            <w:shd w:val="clear" w:color="auto" w:fill="F7F8FA"/>
+            <w:tcMar>
+              <w:top w:w="90" w:type="dxa"/>
+              <w:left w:w="120" w:type="dxa"/>
+              <w:bottom w:w="90" w:type="dxa"/>
+              <w:right w:w="120" w:type="dxa"/>
+            </w:tcMar>
+            <w:vAlign w:val="center"/>
+          </w:tcPr>
+          <w:p>
+            <w:r>
+              <w:rPr>
+                <w:b/>
+                <w:bCs/>
+                <w:sz w:val="19"/>
+                <w:szCs w:val="19"/>
+              </w:rPr>
+              <w:t>Exporter (CSV / Excel)</w:t>
+            </w:r>
+          </w:p>
+        </w:tc>
+        <w:tc>
+          <w:tcPr>
+            <w:tcW w:w="1727" w:type="dxa"/>
+            <w:tcBorders>
+              <w:top w:val="single" w:sz="4" w:space="0" w:color="D8DCE3"/>
+              <w:left w:val="single" w:sz="4" w:space="0" w:color="D8DCE3"/>
+              <w:bottom w:val="single" w:sz="4" w:space="0" w:color="D8DCE3"/>
+              <w:right w:val="single" w:sz="4" w:space="0" w:color="D8DCE3"/>
+            </w:tcBorders>
+            <w:shd w:val="clear" w:color="auto" w:fill="F7F8FA"/>
+            <w:tcMar>
+              <w:top w:w="90" w:type="dxa"/>
+              <w:left w:w="120" w:type="dxa"/>
+              <w:bottom w:w="90" w:type="dxa"/>
+              <w:right w:w="120" w:type="dxa"/>
+            </w:tcMar>
+            <w:vAlign w:val="center"/>
+          </w:tcPr>
+          <w:p>
+            <w:pPr>
+              <w:jc w:val="center"/>
+            </w:pPr>
+            <w:r>
+              <w:rPr>
+                <w:i/>
+                <w:iCs/>
+                <w:color w:val="5B6472"/>
+                <w:sz w:val="19"/>
+                <w:szCs w:val="19"/>
+              </w:rPr>
+              <w:t xml:space="preserve">propres données</w:t>
+            </w:r>
+          </w:p>
+        </w:tc>
+        <w:tc>
+          <w:tcPr>
+            <w:tcW w:w="1727" w:type="dxa"/>
+            <w:tcBorders>
+              <w:top w:val="single" w:sz="4" w:space="0" w:color="D8DCE3"/>
+              <w:left w:val="single" w:sz="4" w:space="0" w:color="D8DCE3"/>
+              <w:bottom w:val="single" w:sz="4" w:space="0" w:color="D8DCE3"/>
+              <w:right w:val="single" w:sz="4" w:space="0" w:color="D8DCE3"/>
+            </w:tcBorders>
+            <w:shd w:val="clear" w:color="auto" w:fill="F7F8FA"/>
+            <w:tcMar>
+              <w:top w:w="90" w:type="dxa"/>
+              <w:left w:w="120" w:type="dxa"/>
+              <w:bottom w:w="90" w:type="dxa"/>
+              <w:right w:w="120" w:type="dxa"/>
+            </w:tcMar>
+            <w:vAlign w:val="center"/>
+          </w:tcPr>
+          <w:p>
+            <w:pPr>
+              <w:jc w:val="center"/>
+            </w:pPr>
+            <w:r>
+              <w:rPr>
+                <w:i/>
+                <w:iCs/>
+                <w:color w:val="5B6472"/>
+                <w:sz w:val="19"/>
+                <w:szCs w:val="19"/>
+              </w:rPr>
+              <w:t xml:space="preserve">son équipe</w:t>
+            </w:r>
+          </w:p>
+        </w:tc>
+        <w:tc>
+          <w:tcPr>
+            <w:tcW w:w="1727" w:type="dxa"/>
+            <w:tcBorders>
+              <w:top w:val="single" w:sz="4" w:space="0" w:color="D8DCE3"/>
+              <w:left w:val="single" w:sz="4" w:space="0" w:color="D8DCE3"/>
+              <w:bottom w:val="single" w:sz="4" w:space="0" w:color="D8DCE3"/>
+              <w:right w:val="single" w:sz="4" w:space="0" w:color="D8DCE3"/>
+            </w:tcBorders>
+            <w:shd w:val="clear" w:color="auto" w:fill="E7F0E9"/>
+            <w:tcMar>
+              <w:top w:w="80" w:type="dxa"/>
+              <w:left w:w="80" w:type="dxa"/>
+              <w:bottom w:w="80" w:type="dxa"/>
+              <w:right w:w="80" w:type="dxa"/>
+            </w:tcMar>
+            <w:vAlign w:val="center"/>
+          </w:tcPr>
+          <w:p>
+            <w:pPr>
+              <w:jc w:val="center"/>
+            </w:pPr>
+            <w:r>
+              <w:rPr>
+                <w:b/>
+                <w:bCs/>
+                <w:color w:val="2E7D4F"/>
+                <w:sz w:val="20"/>
+                <w:szCs w:val="20"/>
+              </w:rPr>
+              <w:t>✓</w:t>
+            </w:r>
+          </w:p>
+        </w:tc>
+        <w:tc>
+          <w:tcPr>
+            <w:tcW w:w="1727" w:type="dxa"/>
+            <w:tcBorders>
+              <w:top w:val="single" w:sz="4" w:space="0" w:color="D8DCE3"/>
+              <w:left w:val="single" w:sz="4" w:space="0" w:color="D8DCE3"/>
+              <w:bottom w:val="single" w:sz="4" w:space="0" w:color="D8DCE3"/>
+              <w:right w:val="single" w:sz="4" w:space="0" w:color="D8DCE3"/>
+            </w:tcBorders>
+            <w:shd w:val="clear" w:color="auto" w:fill="E7F0E9"/>
+            <w:tcMar>
+              <w:top w:w="80" w:type="dxa"/>
+              <w:left w:w="80" w:type="dxa"/>
+              <w:bottom w:w="80" w:type="dxa"/>
+              <w:right w:w="80" w:type="dxa"/>
+            </w:tcMar>
+            <w:vAlign w:val="center"/>
+          </w:tcPr>
+          <w:p>
+            <w:pPr>
+              <w:jc w:val="center"/>
+            </w:pPr>
+            <w:r>
+              <w:rPr>
+                <w:b/>
+                <w:bCs/>
+                <w:color w:val="2E7D4F"/>
+                <w:sz w:val="20"/>
+                <w:szCs w:val="20"/>
+              </w:rPr>
+              <w:t>✓</w:t>
+            </w:r>
+          </w:p>
+        </w:tc>
+      </w:tr>
+      <w:tr>
+        <w:tc>
+          <w:tcPr>
+            <w:tcW w:w="3000" w:type="dxa"/>
+            <w:tcBorders>
+              <w:top w:val="single" w:sz="4" w:space="0" w:color="D8DCE3"/>
+              <w:left w:val="single" w:sz="4" w:space="0" w:color="D8DCE3"/>
+              <w:bottom w:val="single" w:sz="4" w:space="0" w:color="D8DCE3"/>
+              <w:right w:val="single" w:sz="4" w:space="0" w:color="D8DCE3"/>
+            </w:tcBorders>
+            <w:tcMar>
+              <w:top w:w="90" w:type="dxa"/>
+              <w:left w:w="120" w:type="dxa"/>
+              <w:bottom w:w="90" w:type="dxa"/>
+              <w:right w:w="120" w:type="dxa"/>
+            </w:tcMar>
+            <w:vAlign w:val="center"/>
+          </w:tcPr>
+          <w:p>
+            <w:r>
+              <w:rPr>
+                <w:b/>
+                <w:bCs/>
+                <w:sz w:val="19"/>
+                <w:szCs w:val="19"/>
+              </w:rPr>
+              <w:t xml:space="preserve">Supprimer (tests, anomalies, référentiels)</w:t>
+            </w:r>
+          </w:p>
+        </w:tc>
+        <w:tc>
+          <w:tcPr>
+            <w:tcW w:w="1727" w:type="dxa"/>
+            <w:tcBorders>
+              <w:top w:val="single" w:sz="4" w:space="0" w:color="D8DCE3"/>
+              <w:left w:val="single" w:sz="4" w:space="0" w:color="D8DCE3"/>
+              <w:bottom w:val="single" w:sz="4" w:space="0" w:color="D8DCE3"/>
+              <w:right w:val="single" w:sz="4" w:space="0" w:color="D8DCE3"/>
+            </w:tcBorders>
+            <w:shd w:val="clear" w:color="auto" w:fill="FFFFFF"/>
+            <w:tcMar>
+              <w:top w:w="80" w:type="dxa"/>
+              <w:left w:w="80" w:type="dxa"/>
+              <w:bottom w:w="80" w:type="dxa"/>
+              <w:right w:w="80" w:type="dxa"/>
+            </w:tcMar>
+            <w:vAlign w:val="center"/>
+          </w:tcPr>
+          <w:p>
+            <w:pPr>
+              <w:jc w:val="center"/>
+            </w:pPr>
+            <w:r>
+              <w:rPr>
+                <w:color w:val="98A1AE"/>
+                <w:sz w:val="20"/>
+                <w:szCs w:val="20"/>
+              </w:rPr>
+              <w:t xml:space="preserve">—</w:t>
+            </w:r>
+          </w:p>
+        </w:tc>
+        <w:tc>
+          <w:tcPr>
+            <w:tcW w:w="1727" w:type="dxa"/>
+            <w:tcBorders>
+              <w:top w:val="single" w:sz="4" w:space="0" w:color="D8DCE3"/>
+              <w:left w:val="single" w:sz="4" w:space="0" w:color="D8DCE3"/>
+              <w:bottom w:val="single" w:sz="4" w:space="0" w:color="D8DCE3"/>
+              <w:right w:val="single" w:sz="4" w:space="0" w:color="D8DCE3"/>
+            </w:tcBorders>
+            <w:shd w:val="clear" w:color="auto" w:fill="FFFFFF"/>
+            <w:tcMar>
+              <w:top w:w="80" w:type="dxa"/>
+              <w:left w:w="80" w:type="dxa"/>
+              <w:bottom w:w="80" w:type="dxa"/>
+              <w:right w:w="80" w:type="dxa"/>
+            </w:tcMar>
+            <w:vAlign w:val="center"/>
+          </w:tcPr>
+          <w:p>
+            <w:pPr>
+              <w:jc w:val="center"/>
+            </w:pPr>
+            <w:r>
+              <w:rPr>
+                <w:color w:val="98A1AE"/>
+                <w:sz w:val="20"/>
+                <w:szCs w:val="20"/>
+              </w:rPr>
+              <w:t xml:space="preserve">—</w:t>
+            </w:r>
+          </w:p>
+        </w:tc>
+        <w:tc>
+          <w:tcPr>
+            <w:tcW w:w="1727" w:type="dxa"/>
+            <w:tcBorders>
+              <w:top w:val="single" w:sz="4" w:space="0" w:color="D8DCE3"/>
+              <w:left w:val="single" w:sz="4" w:space="0" w:color="D8DCE3"/>
+              <w:bottom w:val="single" w:sz="4" w:space="0" w:color="D8DCE3"/>
+              <w:right w:val="single" w:sz="4" w:space="0" w:color="D8DCE3"/>
+            </w:tcBorders>
+            <w:shd w:val="clear" w:color="auto" w:fill="FFFFFF"/>
+            <w:tcMar>
+              <w:top w:w="80" w:type="dxa"/>
+              <w:left w:w="80" w:type="dxa"/>
+              <w:bottom w:w="80" w:type="dxa"/>
+              <w:right w:w="80" w:type="dxa"/>
+            </w:tcMar>
+            <w:vAlign w:val="center"/>
+          </w:tcPr>
+          <w:p>
+            <w:pPr>
+              <w:jc w:val="center"/>
+            </w:pPr>
+            <w:r>
+              <w:rPr>
+                <w:color w:val="98A1AE"/>
+                <w:sz w:val="20"/>
+                <w:szCs w:val="20"/>
+              </w:rPr>
+              <w:t xml:space="preserve">—</w:t>
+            </w:r>
+          </w:p>
+        </w:tc>
+        <w:tc>
+          <w:tcPr>
+            <w:tcW w:w="1727" w:type="dxa"/>
+            <w:tcBorders>
+              <w:top w:val="single" w:sz="4" w:space="0" w:color="D8DCE3"/>
+              <w:left w:val="single" w:sz="4" w:space="0" w:color="D8DCE3"/>
+              <w:bottom w:val="single" w:sz="4" w:space="0" w:color="D8DCE3"/>
+              <w:right w:val="single" w:sz="4" w:space="0" w:color="D8DCE3"/>
+            </w:tcBorders>
+            <w:shd w:val="clear" w:color="auto" w:fill="E7F0E9"/>
+            <w:tcMar>
+              <w:top w:w="80" w:type="dxa"/>
+              <w:left w:w="80" w:type="dxa"/>
+              <w:bottom w:w="80" w:type="dxa"/>
+              <w:right w:w="80" w:type="dxa"/>
+            </w:tcMar>
+            <w:vAlign w:val="center"/>
+          </w:tcPr>
+          <w:p>
+            <w:pPr>
+              <w:jc w:val="center"/>
+            </w:pPr>
+            <w:r>
+              <w:rPr>
+                <w:b/>
+                <w:bCs/>
+                <w:color w:val="2E7D4F"/>
+                <w:sz w:val="20"/>
+                <w:szCs w:val="20"/>
+              </w:rPr>
+              <w:t xml:space="preserve">✓</w:t>
+            </w:r>
+          </w:p>
+        </w:tc>
+      </w:tr>
+      <w:tr>
+        <w:tc>
+          <w:tcPr>
+            <w:tcW w:w="3000" w:type="dxa"/>
+            <w:tcBorders>
+              <w:top w:val="single" w:sz="4" w:space="0" w:color="D8DCE3"/>
+              <w:left w:val="single" w:sz="4" w:space="0" w:color="D8DCE3"/>
+              <w:bottom w:val="single" w:sz="4" w:space="0" w:color="D8DCE3"/>
+              <w:right w:val="single" w:sz="4" w:space="0" w:color="D8DCE3"/>
+            </w:tcBorders>
+            <w:tcMar>
+              <w:top w:w="90" w:type="dxa"/>
+              <w:left w:w="120" w:type="dxa"/>
+              <w:bottom w:w="90" w:type="dxa"/>
+              <w:right w:w="120" w:type="dxa"/>
+            </w:tcMar>
+            <w:vAlign w:val="center"/>
+          </w:tcPr>
+          <w:p>
+            <w:r>
+              <w:rPr>
+                <w:b/>
+                <w:bCs/>
+                <w:sz w:val="19"/>
+                <w:szCs w:val="19"/>
+              </w:rPr>
+              <w:t xml:space="preserve">Consulter le journal d'audit</w:t>
+            </w:r>
+          </w:p>
+        </w:tc>
+        <w:tc>
+          <w:tcPr>
+            <w:tcW w:w="1727" w:type="dxa"/>
+            <w:tcBorders>
+              <w:top w:val="single" w:sz="4" w:space="0" w:color="D8DCE3"/>
+              <w:left w:val="single" w:sz="4" w:space="0" w:color="D8DCE3"/>
+              <w:bottom w:val="single" w:sz="4" w:space="0" w:color="D8DCE3"/>
+              <w:right w:val="single" w:sz="4" w:space="0" w:color="D8DCE3"/>
+            </w:tcBorders>
+            <w:shd w:val="clear" w:color="auto" w:fill="FFFFFF"/>
+            <w:tcMar>
+              <w:top w:w="80" w:type="dxa"/>
+              <w:left w:w="80" w:type="dxa"/>
+              <w:bottom w:w="80" w:type="dxa"/>
+              <w:right w:w="80" w:type="dxa"/>
+            </w:tcMar>
+            <w:vAlign w:val="center"/>
+          </w:tcPr>
+          <w:p>
+            <w:pPr>
+              <w:jc w:val="center"/>
+            </w:pPr>
+            <w:r>
+              <w:rPr>
+                <w:color w:val="98A1AE"/>
+                <w:sz w:val="20"/>
+                <w:szCs w:val="20"/>
+              </w:rPr>
+              <w:t xml:space="preserve">—</w:t>
+            </w:r>
+          </w:p>
+        </w:tc>
+        <w:tc>
+          <w:tcPr>
+            <w:tcW w:w="1727" w:type="dxa"/>
+            <w:tcBorders>
+              <w:top w:val="single" w:sz="4" w:space="0" w:color="D8DCE3"/>
+              <w:left w:val="single" w:sz="4" w:space="0" w:color="D8DCE3"/>
+              <w:bottom w:val="single" w:sz="4" w:space="0" w:color="D8DCE3"/>
+              <w:right w:val="single" w:sz="4" w:space="0" w:color="D8DCE3"/>
+            </w:tcBorders>
+            <w:shd w:val="clear" w:color="auto" w:fill="FFFFFF"/>
+            <w:tcMar>
+              <w:top w:w="80" w:type="dxa"/>
+              <w:left w:w="80" w:type="dxa"/>
+              <w:bottom w:w="80" w:type="dxa"/>
+              <w:right w:w="80" w:type="dxa"/>
+            </w:tcMar>
+            <w:vAlign w:val="center"/>
+          </w:tcPr>
+          <w:p>
+            <w:pPr>
+              <w:jc w:val="center"/>
+            </w:pPr>
+            <w:r>
+              <w:rPr>
+                <w:color w:val="98A1AE"/>
+                <w:sz w:val="20"/>
+                <w:szCs w:val="20"/>
+              </w:rPr>
+              <w:t xml:space="preserve">—</w:t>
+            </w:r>
+          </w:p>
+        </w:tc>
+        <w:tc>
+          <w:tcPr>
+            <w:tcW w:w="1727" w:type="dxa"/>
+            <w:tcBorders>
+              <w:top w:val="single" w:sz="4" w:space="0" w:color="D8DCE3"/>
+              <w:left w:val="single" w:sz="4" w:space="0" w:color="D8DCE3"/>
+              <w:bottom w:val="single" w:sz="4" w:space="0" w:color="D8DCE3"/>
+              <w:right w:val="single" w:sz="4" w:space="0" w:color="D8DCE3"/>
+            </w:tcBorders>
+            <w:shd w:val="clear" w:color="auto" w:fill="FFFFFF"/>
+            <w:tcMar>
+              <w:top w:w="80" w:type="dxa"/>
+              <w:left w:w="80" w:type="dxa"/>
+              <w:bottom w:w="80" w:type="dxa"/>
+              <w:right w:w="80" w:type="dxa"/>
+            </w:tcMar>
+            <w:vAlign w:val="center"/>
+          </w:tcPr>
+          <w:p>
+            <w:pPr>
+              <w:jc w:val="center"/>
+            </w:pPr>
+            <w:r>
+              <w:rPr>
+                <w:color w:val="98A1AE"/>
+                <w:sz w:val="20"/>
+                <w:szCs w:val="20"/>
+              </w:rPr>
+              <w:t xml:space="preserve">—</w:t>
+            </w:r>
+          </w:p>
+        </w:tc>
+        <w:tc>
+          <w:tcPr>
+            <w:tcW w:w="1727" w:type="dxa"/>
+            <w:tcBorders>
+              <w:top w:val="single" w:sz="4" w:space="0" w:color="D8DCE3"/>
+              <w:left w:val="single" w:sz="4" w:space="0" w:color="D8DCE3"/>
+              <w:bottom w:val="single" w:sz="4" w:space="0" w:color="D8DCE3"/>
+              <w:right w:val="single" w:sz="4" w:space="0" w:color="D8DCE3"/>
+            </w:tcBorders>
+            <w:shd w:val="clear" w:color="auto" w:fill="E7F0E9"/>
+            <w:tcMar>
+              <w:top w:w="80" w:type="dxa"/>
+              <w:left w:w="80" w:type="dxa"/>
+              <w:bottom w:w="80" w:type="dxa"/>
+              <w:right w:w="80" w:type="dxa"/>
+            </w:tcMar>
+            <w:vAlign w:val="center"/>
+          </w:tcPr>
+          <w:p>
+            <w:pPr>
+              <w:jc w:val="center"/>
+            </w:pPr>
+            <w:r>
+              <w:rPr>
+                <w:b/>
+                <w:bCs/>
+                <w:color w:val="2E7D4F"/>
+                <w:sz w:val="20"/>
+                <w:szCs w:val="20"/>
+              </w:rPr>
+              <w:t xml:space="preserve">✓</w:t>
             </w:r>
           </w:p>
         </w:tc>
@@ -4600,7 +4663,7 @@
         <w:spacing w:after="160"/>
       </w:pPr>
       <w:r>
-        <w:t>Chaque permission est vérifiée côté serveur par l'intercepteur @RequiresRole, indépendamment de tout client — un appel API direct sans passer par une interface ne donne accès à rien de plus qu'un utilisateur du rôle correspondant.</w:t>
+        <w:t xml:space="preserve">Chaque permission est vérifiée côté serveur, indépendamment de tout client : par l'intercepteur @RequiresRole sur l'API REST, par le filtre des pages et les actions des beans sur l'interface JSF — les deux lisent la même matrice (classe Permissions). Un appel API direct ou un formulaire forgé ne donne accès à rien de plus qu'un utilisateur du rôle correspondant, et un objet hors du périmètre du rôle répond 404.</w:t>
       </w:r>
     </w:p>
     <w:p>
@@ -4643,15 +4706,7 @@
         <w:spacing w:after="160"/>
       </w:pPr>
       <w:r>
-        <w:t xml:space="preserve">Mots de passe hachés en </w:t>
-      </w:r>
-      <w:proofErr w:type="spellStart"/>
-      <w:r>
-        <w:t>BCrypt</w:t>
-      </w:r>
-      <w:proofErr w:type="spellEnd"/>
-      <w:r>
-        <w:t xml:space="preserve"> (coût 12). Jetons d'accès stockés sous forme de hachage SHA-256 uniquement — un dump de base ne permet pas de rejouer une session. Autorisations vérifiées côté serveur pour chaque action, aussi bien sur l'API REST que sur les vues JSF.</w:t>
+        <w:t xml:space="preserve">Mots de passe hachés en BCrypt (coût 12). Jetons d'accès stockés sous forme de hachage SHA-256 uniquement — un dump de base ne permet pas de rejouer une session. Autorisations vérifiées côté serveur pour chaque action, aussi bien sur l'API REST que sur les vues JSF.</w:t>
       </w:r>
     </w:p>
     <w:p>
@@ -4675,31 +4730,7 @@
         <w:spacing w:after="160"/>
       </w:pPr>
       <w:r>
-        <w:t xml:space="preserve">Aucun historique n'est supprimé — </w:t>
-      </w:r>
-      <w:proofErr w:type="spellStart"/>
-      <w:r>
-        <w:t>TestExecution</w:t>
-      </w:r>
-      <w:proofErr w:type="spellEnd"/>
-      <w:r>
-        <w:t xml:space="preserve"> et </w:t>
-      </w:r>
-      <w:proofErr w:type="spellStart"/>
-      <w:r>
-        <w:t>DefectHistory</w:t>
-      </w:r>
-      <w:proofErr w:type="spellEnd"/>
-      <w:r>
-        <w:t xml:space="preserve"> s'accumulent. Chaque action de modification est journalisée dans </w:t>
-      </w:r>
-      <w:proofErr w:type="spellStart"/>
-      <w:r>
-        <w:t>AuditLog</w:t>
-      </w:r>
-      <w:proofErr w:type="spellEnd"/>
-      <w:r>
-        <w:t>.</w:t>
+        <w:t xml:space="preserve">Aucun historique n'est supprimé — TestExecution et DefectHistory s'accumulent. Chaque écriture passant par les services (création, modification, suppression, assignation, changement de statut, exécution de test, pièce jointe) ajoute une ligne AuditLog dans la même transaction, avec son auteur, qu'elle vienne de l'API ou de l'interface. L'admin consulte les 200 dernières actions sur l'écran « Journal d'audit ».</w:t>
       </w:r>
     </w:p>
     <w:p>
@@ -4723,15 +4754,7 @@
         <w:spacing w:after="160"/>
       </w:pPr>
       <w:r>
-        <w:t xml:space="preserve">Couverture par tests automatisés (JUnit 5) sur les règles métier critiques : hachage de mot de passe, génération et vérification des jetons d'accès, garde de </w:t>
-      </w:r>
-      <w:proofErr w:type="spellStart"/>
-      <w:r>
-        <w:t>retest</w:t>
-      </w:r>
-      <w:proofErr w:type="spellEnd"/>
-      <w:r>
-        <w:t xml:space="preserve"> des anomalies, cohérence des compteurs d'activité (5 classes de test, 17 tests, tous au vert). Complétée par une vérification manuelle de bout en bout de l'ensemble des 27 pages de l'interface JSF et des principaux points de l'API REST avant livraison.</w:t>
+        <w:t xml:space="preserve">Couverture par tests automatisés (JUnit 5) sur les règles métier critiques : hachage de mot de passe, génération et vérification des jetons d'accès, garde de revérification des anomalies, cohérence des compteurs d'activité, matrice des permissions, portée des données par rôle, assainissement des noms de fichiers joints (8 classes de test, 32 tests, tous au vert). Complétée par une vérification de bout en bout dans un navigateur automatisé (Playwright) : droits de chaque rôle et parcours complet d'un testeur — rédaction d'un test, exécution en échec, déclaration de l'anomalie, pièce jointe, rapports — en français et en anglais.</w:t>
       </w:r>
     </w:p>
     <w:p>
@@ -4783,39 +4806,7 @@
       </w:pPr>
       <w:r>
         <w:lastRenderedPageBreak/>
-        <w:t xml:space="preserve">Architecture monolithique, comme la version </w:t>
-      </w:r>
-      <w:proofErr w:type="spellStart"/>
-      <w:r>
-        <w:t>Laravel</w:t>
-      </w:r>
-      <w:proofErr w:type="spellEnd"/>
-      <w:r>
-        <w:t xml:space="preserve"> — un seul WAR déployé, pas de </w:t>
-      </w:r>
-      <w:proofErr w:type="spellStart"/>
-      <w:r>
-        <w:t>microservices</w:t>
-      </w:r>
-      <w:proofErr w:type="spellEnd"/>
-      <w:r>
-        <w:t xml:space="preserve">. Le changement porte uniquement sur la pile : Jakarta EE au lieu de </w:t>
-      </w:r>
-      <w:proofErr w:type="spellStart"/>
-      <w:r>
-        <w:t>Laravel</w:t>
-      </w:r>
-      <w:proofErr w:type="spellEnd"/>
-      <w:r>
-        <w:t xml:space="preserve">, sans </w:t>
-      </w:r>
-      <w:proofErr w:type="spellStart"/>
-      <w:r>
-        <w:t>framework</w:t>
-      </w:r>
-      <w:proofErr w:type="spellEnd"/>
-      <w:r>
-        <w:t xml:space="preserve"> tiers (pas de Spring).</w:t>
+        <w:t xml:space="preserve">Architecture monolithique, comme la version Laravel — un seul WAR déployé, pas de microservices. Le changement porte uniquement sur la pile : Jakarta EE au lieu de Laravel, sans framework tiers (pas de Spring).</w:t>
       </w:r>
     </w:p>
     <w:tbl>
@@ -5019,23 +5010,7 @@
                 <w:sz w:val="19"/>
                 <w:szCs w:val="19"/>
               </w:rPr>
-              <w:t>JAX-RS (</w:t>
-            </w:r>
-            <w:proofErr w:type="spellStart"/>
-            <w:r>
-              <w:rPr>
-                <w:sz w:val="19"/>
-                <w:szCs w:val="19"/>
-              </w:rPr>
-              <w:t>RESTEasy</w:t>
-            </w:r>
-            <w:proofErr w:type="spellEnd"/>
-            <w:r>
-              <w:rPr>
-                <w:sz w:val="19"/>
-                <w:szCs w:val="19"/>
-              </w:rPr>
-              <w:t xml:space="preserve"> fourni par le serveur), racine /api</w:t>
+              <w:t xml:space="preserve">JAX-RS (RESTEasy fourni par le serveur), racine /api</w:t>
             </w:r>
           </w:p>
         </w:tc>
@@ -5093,39 +5068,7 @@
                 <w:sz w:val="19"/>
                 <w:szCs w:val="19"/>
               </w:rPr>
-              <w:t xml:space="preserve">Jakarta Faces (JSF) 4.0 + </w:t>
-            </w:r>
-            <w:proofErr w:type="spellStart"/>
-            <w:r>
-              <w:rPr>
-                <w:sz w:val="19"/>
-                <w:szCs w:val="19"/>
-              </w:rPr>
-              <w:t>Facelets</w:t>
-            </w:r>
-            <w:proofErr w:type="spellEnd"/>
-            <w:r>
-              <w:rPr>
-                <w:sz w:val="19"/>
-                <w:szCs w:val="19"/>
-              </w:rPr>
-              <w:t xml:space="preserve">, </w:t>
-            </w:r>
-            <w:proofErr w:type="spellStart"/>
-            <w:r>
-              <w:rPr>
-                <w:sz w:val="19"/>
-                <w:szCs w:val="19"/>
-              </w:rPr>
-              <w:t>beans</w:t>
-            </w:r>
-            <w:proofErr w:type="spellEnd"/>
-            <w:r>
-              <w:rPr>
-                <w:sz w:val="19"/>
-                <w:szCs w:val="19"/>
-              </w:rPr>
-              <w:t xml:space="preserve"> CDI (@SessionScoped / @ViewScoped), gabarit de mise en page commun, 27 pages couvrant l'intégralité du périmètre</w:t>
+              <w:t xml:space="preserve">Jakarta Faces (JSF) 4.0 + Facelets, beans CDI (@SessionScoped / @ViewScoped), gabarit de mise en page commun, 29 pages couvrant l'intégralité du périmètre, libellés en français et en anglais (resource bundles)</w:t>
             </w:r>
           </w:p>
         </w:tc>
@@ -5185,23 +5128,7 @@
                 <w:sz w:val="19"/>
                 <w:szCs w:val="19"/>
               </w:rPr>
-              <w:t>CDI (</w:t>
-            </w:r>
-            <w:proofErr w:type="spellStart"/>
-            <w:r>
-              <w:rPr>
-                <w:sz w:val="19"/>
-                <w:szCs w:val="19"/>
-              </w:rPr>
-              <w:t>beans</w:t>
-            </w:r>
-            <w:proofErr w:type="spellEnd"/>
-            <w:r>
-              <w:rPr>
-                <w:sz w:val="19"/>
-                <w:szCs w:val="19"/>
-              </w:rPr>
-              <w:t xml:space="preserve"> gérés, intercepteurs pour les autorisations)</w:t>
+              <w:t xml:space="preserve">CDI (beans gérés, intercepteurs pour les autorisations, matrice des permissions partagée API / interface)</w:t>
             </w:r>
           </w:p>
         </w:tc>
@@ -5319,23 +5246,7 @@
                 <w:sz w:val="19"/>
                 <w:szCs w:val="19"/>
               </w:rPr>
-              <w:t xml:space="preserve">MySQL / </w:t>
-            </w:r>
-            <w:proofErr w:type="spellStart"/>
-            <w:r>
-              <w:rPr>
-                <w:sz w:val="19"/>
-                <w:szCs w:val="19"/>
-              </w:rPr>
-              <w:t>MariaDB</w:t>
-            </w:r>
-            <w:proofErr w:type="spellEnd"/>
-            <w:r>
-              <w:rPr>
-                <w:sz w:val="19"/>
-                <w:szCs w:val="19"/>
-              </w:rPr>
-              <w:t xml:space="preserve"> — base dédiée qa_reporting_j2ee, isolée de la production</w:t>
+              <w:t xml:space="preserve">MySQL / MariaDB — base dédiée qa_reporting_j2ee, isolée de la production</w:t>
             </w:r>
           </w:p>
         </w:tc>
@@ -5393,33 +5304,8 @@
                 <w:sz w:val="19"/>
                 <w:szCs w:val="19"/>
               </w:rPr>
-              <w:t>Jeton opaque (</w:t>
-            </w:r>
-            <w:proofErr w:type="spellStart"/>
-            <w:r>
-              <w:rPr>
-                <w:sz w:val="19"/>
-                <w:szCs w:val="19"/>
-              </w:rPr>
-              <w:t>Bearer</w:t>
-            </w:r>
-            <w:proofErr w:type="spellEnd"/>
-            <w:r>
-              <w:rPr>
-                <w:sz w:val="19"/>
-                <w:szCs w:val="19"/>
-              </w:rPr>
-              <w:t xml:space="preserve">), filtre JAX-RS </w:t>
-            </w:r>
-            <w:proofErr w:type="spellStart"/>
-            <w:r>
-              <w:rPr>
-                <w:sz w:val="19"/>
-                <w:szCs w:val="19"/>
-              </w:rPr>
-              <w:t>ContainerRequestFilter</w:t>
-            </w:r>
-            <w:proofErr w:type="spellEnd"/>
+              <w:t xml:space="preserve">Jeton opaque (Bearer), filtre JAX-RS ContainerRequestFilter</w:t>
+            </w:r>
           </w:p>
         </w:tc>
       </w:tr>
@@ -5536,23 +5422,13 @@
                 <w:lang w:val="en-US"/>
               </w:rPr>
             </w:pPr>
-            <w:proofErr w:type="spellStart"/>
             <w:r>
               <w:rPr>
                 <w:sz w:val="19"/>
                 <w:szCs w:val="19"/>
                 <w:lang w:val="en-US"/>
               </w:rPr>
-              <w:t>WildFly</w:t>
-            </w:r>
-            <w:proofErr w:type="spellEnd"/>
-            <w:r>
-              <w:rPr>
-                <w:sz w:val="19"/>
-                <w:szCs w:val="19"/>
-                <w:lang w:val="en-US"/>
-              </w:rPr>
-              <w:t xml:space="preserve"> 31 (Jakarta EE 10 Full Platform)</w:t>
+              <w:t xml:space="preserve">WildFly 31 (Jakarta EE 10 Full Platform)</w:t>
             </w:r>
           </w:p>
         </w:tc>
@@ -5612,39 +5488,7 @@
                 <w:sz w:val="19"/>
                 <w:szCs w:val="19"/>
               </w:rPr>
-              <w:t xml:space="preserve">Maven — </w:t>
-            </w:r>
-            <w:proofErr w:type="spellStart"/>
-            <w:r>
-              <w:rPr>
-                <w:sz w:val="19"/>
-                <w:szCs w:val="19"/>
-              </w:rPr>
-              <w:t>wildfly</w:t>
-            </w:r>
-            <w:proofErr w:type="spellEnd"/>
-            <w:r>
-              <w:rPr>
-                <w:sz w:val="19"/>
-                <w:szCs w:val="19"/>
-              </w:rPr>
-              <w:t>-</w:t>
-            </w:r>
-            <w:proofErr w:type="spellStart"/>
-            <w:r>
-              <w:rPr>
-                <w:sz w:val="19"/>
-                <w:szCs w:val="19"/>
-              </w:rPr>
-              <w:t>maven</w:t>
-            </w:r>
-            <w:proofErr w:type="spellEnd"/>
-            <w:r>
-              <w:rPr>
-                <w:sz w:val="19"/>
-                <w:szCs w:val="19"/>
-              </w:rPr>
-              <w:t>-plugin provisionne et lance le serveur</w:t>
+              <w:t xml:space="preserve">Maven — wildfly-maven-plugin provisionne et lance le serveur</w:t>
             </w:r>
           </w:p>
         </w:tc>
@@ -5655,31 +5499,7 @@
         <w:spacing w:after="60"/>
       </w:pPr>
       <w:r>
-        <w:t xml:space="preserve">Face à la version </w:t>
-      </w:r>
-      <w:proofErr w:type="spellStart"/>
-      <w:r>
-        <w:t>Laravel</w:t>
-      </w:r>
-      <w:proofErr w:type="spellEnd"/>
-      <w:r>
-        <w:t xml:space="preserve"> : mêmes responsabilités par couche (API, logique métier, persistance, sécurité), implémentées avec les mécanismes standards de la plateforme Jakarta EE plutôt que ceux d'un </w:t>
-      </w:r>
-      <w:proofErr w:type="spellStart"/>
-      <w:r>
-        <w:t>framework</w:t>
-      </w:r>
-      <w:proofErr w:type="spellEnd"/>
-      <w:r>
-        <w:t xml:space="preserve"> applicatif comme </w:t>
-      </w:r>
-      <w:proofErr w:type="spellStart"/>
-      <w:r>
-        <w:t>Laravel</w:t>
-      </w:r>
-      <w:proofErr w:type="spellEnd"/>
-      <w:r>
-        <w:t xml:space="preserve"> — annotations et conteneur à la place d'un routeur et d'un ORM applicatif.</w:t>
+        <w:t xml:space="preserve">Face à la version Laravel : mêmes responsabilités par couche (API, logique métier, persistance, sécurité), implémentées avec les mécanismes standards de la plateforme Jakarta EE plutôt que ceux d'un framework applicatif comme Laravel — annotations et conteneur à la place d'un routeur et d'un ORM applicatif.</w:t>
       </w:r>
     </w:p>
     <w:p>
@@ -5826,7 +5646,6 @@
                 <w:lang w:val="en-US"/>
               </w:rPr>
             </w:pPr>
-            <w:proofErr w:type="spellStart"/>
             <w:r>
               <w:rPr>
                 <w:b/>
@@ -5835,53 +5654,8 @@
                 <w:szCs w:val="19"/>
                 <w:lang w:val="en-US"/>
               </w:rPr>
-              <w:t>Projet</w:t>
-            </w:r>
-            <w:proofErr w:type="spellEnd"/>
-            <w:r>
-              <w:rPr>
-                <w:b/>
-                <w:bCs/>
-                <w:sz w:val="19"/>
-                <w:szCs w:val="19"/>
-                <w:lang w:val="en-US"/>
-              </w:rPr>
-              <w:t xml:space="preserve"> Maven, </w:t>
-            </w:r>
-            <w:proofErr w:type="spellStart"/>
-            <w:r>
-              <w:rPr>
-                <w:b/>
-                <w:bCs/>
-                <w:sz w:val="19"/>
-                <w:szCs w:val="19"/>
-                <w:lang w:val="en-US"/>
-              </w:rPr>
-              <w:t>WildFly</w:t>
-            </w:r>
-            <w:proofErr w:type="spellEnd"/>
-            <w:r>
-              <w:rPr>
-                <w:b/>
-                <w:bCs/>
-                <w:sz w:val="19"/>
-                <w:szCs w:val="19"/>
-                <w:lang w:val="en-US"/>
-              </w:rPr>
-              <w:t xml:space="preserve">, base </w:t>
-            </w:r>
-            <w:proofErr w:type="spellStart"/>
-            <w:r>
-              <w:rPr>
-                <w:b/>
-                <w:bCs/>
-                <w:sz w:val="19"/>
-                <w:szCs w:val="19"/>
-                <w:lang w:val="en-US"/>
-              </w:rPr>
-              <w:t>dédiée</w:t>
-            </w:r>
-            <w:proofErr w:type="spellEnd"/>
+              <w:t xml:space="preserve">Projet Maven, WildFly, base dédiée</w:t>
+            </w:r>
           </w:p>
         </w:tc>
         <w:tc>
@@ -6057,27 +5831,7 @@
                 <w:sz w:val="19"/>
                 <w:szCs w:val="19"/>
               </w:rPr>
-              <w:t>Comptes / rôles / environnements initiaux (</w:t>
-            </w:r>
-            <w:proofErr w:type="spellStart"/>
-            <w:r>
-              <w:rPr>
-                <w:b/>
-                <w:bCs/>
-                <w:sz w:val="19"/>
-                <w:szCs w:val="19"/>
-              </w:rPr>
-              <w:t>seed</w:t>
-            </w:r>
-            <w:proofErr w:type="spellEnd"/>
-            <w:r>
-              <w:rPr>
-                <w:b/>
-                <w:bCs/>
-                <w:sz w:val="19"/>
-                <w:szCs w:val="19"/>
-              </w:rPr>
-              <w:t xml:space="preserve"> au démarrage)</w:t>
+              <w:t xml:space="preserve">Comptes / rôles / environnements initiaux (seed au démarrage)</w:t>
             </w:r>
           </w:p>
         </w:tc>
@@ -6365,45 +6119,14 @@
             <w:vAlign w:val="center"/>
           </w:tcPr>
           <w:p>
-            <w:proofErr w:type="spellStart"/>
-            <w:r>
-              <w:rPr>
-                <w:b/>
-                <w:bCs/>
-                <w:sz w:val="19"/>
-                <w:szCs w:val="19"/>
-              </w:rPr>
-              <w:t>Reporting</w:t>
-            </w:r>
-            <w:proofErr w:type="spellEnd"/>
-            <w:r>
-              <w:rPr>
-                <w:b/>
-                <w:bCs/>
-                <w:sz w:val="19"/>
-                <w:szCs w:val="19"/>
-              </w:rPr>
-              <w:t xml:space="preserve"> / KPI (</w:t>
-            </w:r>
-            <w:proofErr w:type="spellStart"/>
-            <w:r>
-              <w:rPr>
-                <w:b/>
-                <w:bCs/>
-                <w:sz w:val="19"/>
-                <w:szCs w:val="19"/>
-              </w:rPr>
-              <w:t>dashboard</w:t>
-            </w:r>
-            <w:proofErr w:type="spellEnd"/>
-            <w:r>
-              <w:rPr>
-                <w:b/>
-                <w:bCs/>
-                <w:sz w:val="19"/>
-                <w:szCs w:val="19"/>
-              </w:rPr>
-              <w:t>, journalier, hebdomadaire, mensuel)</w:t>
+            <w:r>
+              <w:rPr>
+                <w:b/>
+                <w:bCs/>
+                <w:sz w:val="19"/>
+                <w:szCs w:val="19"/>
+              </w:rPr>
+              <w:t xml:space="preserve">Reporting / KPI (dashboard, journalier, hebdomadaire, mensuel)</w:t>
             </w:r>
           </w:p>
         </w:tc>
@@ -6580,7 +6303,7 @@
                 <w:sz w:val="19"/>
                 <w:szCs w:val="19"/>
               </w:rPr>
-              <w:t>Tests automatisés JUnit (17 tests)</w:t>
+              <w:t xml:space="preserve">Tests automatisés JUnit (32 tests)</w:t>
             </w:r>
           </w:p>
         </w:tc>
@@ -6639,7 +6362,7 @@
                 <w:sz w:val="19"/>
                 <w:szCs w:val="19"/>
               </w:rPr>
-              <w:t>Interface JSF — 27 pages, intégralité du périmètre</w:t>
+              <w:t xml:space="preserve">Interface JSF — 29 pages, intégralité du périmètre</w:t>
             </w:r>
           </w:p>
         </w:tc>
@@ -6681,6 +6404,296 @@
               <w:bottom w:val="single" w:sz="4" w:space="0" w:color="D8DCE3"/>
               <w:right w:val="single" w:sz="4" w:space="0" w:color="D8DCE3"/>
             </w:tcBorders>
+            <w:tcMar>
+              <w:top w:w="90" w:type="dxa"/>
+              <w:left w:w="120" w:type="dxa"/>
+              <w:bottom w:w="90" w:type="dxa"/>
+              <w:right w:w="120" w:type="dxa"/>
+            </w:tcMar>
+            <w:vAlign w:val="center"/>
+          </w:tcPr>
+          <w:p>
+            <w:r>
+              <w:rPr>
+                <w:b/>
+                <w:bCs/>
+                <w:sz w:val="19"/>
+                <w:szCs w:val="19"/>
+              </w:rPr>
+              <w:t xml:space="preserve">Droits et portée des données vérifiés dans l'interface JSF</w:t>
+            </w:r>
+          </w:p>
+        </w:tc>
+        <w:tc>
+          <w:tcPr>
+            <w:tcW w:w="2000" w:type="dxa"/>
+            <w:tcBorders>
+              <w:top w:val="single" w:sz="4" w:space="0" w:color="D8DCE3"/>
+              <w:left w:val="single" w:sz="4" w:space="0" w:color="D8DCE3"/>
+              <w:bottom w:val="single" w:sz="4" w:space="0" w:color="D8DCE3"/>
+              <w:right w:val="single" w:sz="4" w:space="0" w:color="D8DCE3"/>
+            </w:tcBorders>
+            <w:tcMar>
+              <w:top w:w="90" w:type="dxa"/>
+              <w:left w:w="120" w:type="dxa"/>
+              <w:bottom w:w="90" w:type="dxa"/>
+              <w:right w:w="120" w:type="dxa"/>
+            </w:tcMar>
+            <w:vAlign w:val="center"/>
+          </w:tcPr>
+          <w:p>
+            <w:r>
+              <w:rPr>
+                <w:sz w:val="19"/>
+                <w:szCs w:val="19"/>
+              </w:rPr>
+              <w:t xml:space="preserve">Fait</w:t>
+            </w:r>
+          </w:p>
+        </w:tc>
+      </w:tr>
+      <w:tr>
+        <w:tc>
+          <w:tcPr>
+            <w:tcW w:w="7907" w:type="dxa"/>
+            <w:tcBorders>
+              <w:top w:val="single" w:sz="4" w:space="0" w:color="D8DCE3"/>
+              <w:left w:val="single" w:sz="4" w:space="0" w:color="D8DCE3"/>
+              <w:bottom w:val="single" w:sz="4" w:space="0" w:color="D8DCE3"/>
+              <w:right w:val="single" w:sz="4" w:space="0" w:color="D8DCE3"/>
+            </w:tcBorders>
+            <w:tcMar>
+              <w:top w:w="90" w:type="dxa"/>
+              <w:left w:w="120" w:type="dxa"/>
+              <w:bottom w:w="90" w:type="dxa"/>
+              <w:right w:w="120" w:type="dxa"/>
+            </w:tcMar>
+            <w:vAlign w:val="center"/>
+          </w:tcPr>
+          <w:p>
+            <w:r>
+              <w:rPr>
+                <w:b/>
+                <w:bCs/>
+                <w:sz w:val="19"/>
+                <w:szCs w:val="19"/>
+              </w:rPr>
+              <w:t xml:space="preserve">Journal d'audit (écriture systématique + écran admin)</w:t>
+            </w:r>
+          </w:p>
+        </w:tc>
+        <w:tc>
+          <w:tcPr>
+            <w:tcW w:w="2000" w:type="dxa"/>
+            <w:tcBorders>
+              <w:top w:val="single" w:sz="4" w:space="0" w:color="D8DCE3"/>
+              <w:left w:val="single" w:sz="4" w:space="0" w:color="D8DCE3"/>
+              <w:bottom w:val="single" w:sz="4" w:space="0" w:color="D8DCE3"/>
+              <w:right w:val="single" w:sz="4" w:space="0" w:color="D8DCE3"/>
+            </w:tcBorders>
+            <w:tcMar>
+              <w:top w:w="90" w:type="dxa"/>
+              <w:left w:w="120" w:type="dxa"/>
+              <w:bottom w:w="90" w:type="dxa"/>
+              <w:right w:w="120" w:type="dxa"/>
+            </w:tcMar>
+            <w:vAlign w:val="center"/>
+          </w:tcPr>
+          <w:p>
+            <w:r>
+              <w:rPr>
+                <w:sz w:val="19"/>
+                <w:szCs w:val="19"/>
+              </w:rPr>
+              <w:t xml:space="preserve">Fait</w:t>
+            </w:r>
+          </w:p>
+        </w:tc>
+      </w:tr>
+      <w:tr>
+        <w:tc>
+          <w:tcPr>
+            <w:tcW w:w="7907" w:type="dxa"/>
+            <w:tcBorders>
+              <w:top w:val="single" w:sz="4" w:space="0" w:color="D8DCE3"/>
+              <w:left w:val="single" w:sz="4" w:space="0" w:color="D8DCE3"/>
+              <w:bottom w:val="single" w:sz="4" w:space="0" w:color="D8DCE3"/>
+              <w:right w:val="single" w:sz="4" w:space="0" w:color="D8DCE3"/>
+            </w:tcBorders>
+            <w:tcMar>
+              <w:top w:w="90" w:type="dxa"/>
+              <w:left w:w="120" w:type="dxa"/>
+              <w:bottom w:w="90" w:type="dxa"/>
+              <w:right w:w="120" w:type="dxa"/>
+            </w:tcMar>
+            <w:vAlign w:val="center"/>
+          </w:tcPr>
+          <w:p>
+            <w:r>
+              <w:rPr>
+                <w:b/>
+                <w:bCs/>
+                <w:sz w:val="19"/>
+                <w:szCs w:val="19"/>
+              </w:rPr>
+              <w:t xml:space="preserve">Pièces jointes et anomalie depuis un test en échec (interface)</w:t>
+            </w:r>
+          </w:p>
+        </w:tc>
+        <w:tc>
+          <w:tcPr>
+            <w:tcW w:w="2000" w:type="dxa"/>
+            <w:tcBorders>
+              <w:top w:val="single" w:sz="4" w:space="0" w:color="D8DCE3"/>
+              <w:left w:val="single" w:sz="4" w:space="0" w:color="D8DCE3"/>
+              <w:bottom w:val="single" w:sz="4" w:space="0" w:color="D8DCE3"/>
+              <w:right w:val="single" w:sz="4" w:space="0" w:color="D8DCE3"/>
+            </w:tcBorders>
+            <w:tcMar>
+              <w:top w:w="90" w:type="dxa"/>
+              <w:left w:w="120" w:type="dxa"/>
+              <w:bottom w:w="90" w:type="dxa"/>
+              <w:right w:w="120" w:type="dxa"/>
+            </w:tcMar>
+            <w:vAlign w:val="center"/>
+          </w:tcPr>
+          <w:p>
+            <w:r>
+              <w:rPr>
+                <w:sz w:val="19"/>
+                <w:szCs w:val="19"/>
+              </w:rPr>
+              <w:t xml:space="preserve">Fait</w:t>
+            </w:r>
+          </w:p>
+        </w:tc>
+      </w:tr>
+      <w:tr>
+        <w:tc>
+          <w:tcPr>
+            <w:tcW w:w="7907" w:type="dxa"/>
+            <w:tcBorders>
+              <w:top w:val="single" w:sz="4" w:space="0" w:color="D8DCE3"/>
+              <w:left w:val="single" w:sz="4" w:space="0" w:color="D8DCE3"/>
+              <w:bottom w:val="single" w:sz="4" w:space="0" w:color="D8DCE3"/>
+              <w:right w:val="single" w:sz="4" w:space="0" w:color="D8DCE3"/>
+            </w:tcBorders>
+            <w:tcMar>
+              <w:top w:w="90" w:type="dxa"/>
+              <w:left w:w="120" w:type="dxa"/>
+              <w:bottom w:w="90" w:type="dxa"/>
+              <w:right w:w="120" w:type="dxa"/>
+            </w:tcMar>
+            <w:vAlign w:val="center"/>
+          </w:tcPr>
+          <w:p>
+            <w:r>
+              <w:rPr>
+                <w:b/>
+                <w:bCs/>
+                <w:sz w:val="19"/>
+                <w:szCs w:val="19"/>
+              </w:rPr>
+              <w:t xml:space="preserve">Rapports journalier / hebdomadaire / mensuel à l'écran</w:t>
+            </w:r>
+          </w:p>
+        </w:tc>
+        <w:tc>
+          <w:tcPr>
+            <w:tcW w:w="2000" w:type="dxa"/>
+            <w:tcBorders>
+              <w:top w:val="single" w:sz="4" w:space="0" w:color="D8DCE3"/>
+              <w:left w:val="single" w:sz="4" w:space="0" w:color="D8DCE3"/>
+              <w:bottom w:val="single" w:sz="4" w:space="0" w:color="D8DCE3"/>
+              <w:right w:val="single" w:sz="4" w:space="0" w:color="D8DCE3"/>
+            </w:tcBorders>
+            <w:tcMar>
+              <w:top w:w="90" w:type="dxa"/>
+              <w:left w:w="120" w:type="dxa"/>
+              <w:bottom w:w="90" w:type="dxa"/>
+              <w:right w:w="120" w:type="dxa"/>
+            </w:tcMar>
+            <w:vAlign w:val="center"/>
+          </w:tcPr>
+          <w:p>
+            <w:r>
+              <w:rPr>
+                <w:sz w:val="19"/>
+                <w:szCs w:val="19"/>
+              </w:rPr>
+              <w:t xml:space="preserve">Fait</w:t>
+            </w:r>
+          </w:p>
+        </w:tc>
+      </w:tr>
+      <w:tr>
+        <w:tc>
+          <w:tcPr>
+            <w:tcW w:w="7907" w:type="dxa"/>
+            <w:tcBorders>
+              <w:top w:val="single" w:sz="4" w:space="0" w:color="D8DCE3"/>
+              <w:left w:val="single" w:sz="4" w:space="0" w:color="D8DCE3"/>
+              <w:bottom w:val="single" w:sz="4" w:space="0" w:color="D8DCE3"/>
+              <w:right w:val="single" w:sz="4" w:space="0" w:color="D8DCE3"/>
+            </w:tcBorders>
+            <w:tcMar>
+              <w:top w:w="90" w:type="dxa"/>
+              <w:left w:w="120" w:type="dxa"/>
+              <w:bottom w:w="90" w:type="dxa"/>
+              <w:right w:w="120" w:type="dxa"/>
+            </w:tcMar>
+            <w:vAlign w:val="center"/>
+          </w:tcPr>
+          <w:p>
+            <w:r>
+              <w:rPr>
+                <w:b/>
+                <w:bCs/>
+                <w:sz w:val="19"/>
+                <w:szCs w:val="19"/>
+              </w:rPr>
+              <w:t xml:space="preserve">Interface bilingue français / anglais</w:t>
+            </w:r>
+          </w:p>
+        </w:tc>
+        <w:tc>
+          <w:tcPr>
+            <w:tcW w:w="2000" w:type="dxa"/>
+            <w:tcBorders>
+              <w:top w:val="single" w:sz="4" w:space="0" w:color="D8DCE3"/>
+              <w:left w:val="single" w:sz="4" w:space="0" w:color="D8DCE3"/>
+              <w:bottom w:val="single" w:sz="4" w:space="0" w:color="D8DCE3"/>
+              <w:right w:val="single" w:sz="4" w:space="0" w:color="D8DCE3"/>
+            </w:tcBorders>
+            <w:tcMar>
+              <w:top w:w="90" w:type="dxa"/>
+              <w:left w:w="120" w:type="dxa"/>
+              <w:bottom w:w="90" w:type="dxa"/>
+              <w:right w:w="120" w:type="dxa"/>
+            </w:tcMar>
+            <w:vAlign w:val="center"/>
+          </w:tcPr>
+          <w:p>
+            <w:r>
+              <w:rPr>
+                <w:sz w:val="19"/>
+                <w:szCs w:val="19"/>
+              </w:rPr>
+              <w:t xml:space="preserve">Fait</w:t>
+            </w:r>
+          </w:p>
+        </w:tc>
+      </w:tr>
+      <w:tr>
+        <w:tc>
+          <w:tcPr>
+            <w:tcW w:w="7907" w:type="dxa"/>
+            <w:tcBorders>
+              <w:top w:val="single" w:sz="4" w:space="0" w:color="D8DCE3"/>
+              <w:left w:val="single" w:sz="4" w:space="0" w:color="D8DCE3"/>
+              <w:bottom w:val="single" w:sz="4" w:space="0" w:color="D8DCE3"/>
+              <w:right w:val="single" w:sz="4" w:space="0" w:color="D8DCE3"/>
+            </w:tcBorders>
             <w:shd w:val="clear" w:color="auto" w:fill="F7F8FA"/>
             <w:tcMar>
               <w:top w:w="90" w:type="dxa"/>
@@ -6698,27 +6711,7 @@
                 <w:sz w:val="19"/>
                 <w:szCs w:val="19"/>
               </w:rPr>
-              <w:t>Vérification de bout en bout (</w:t>
-            </w:r>
-            <w:proofErr w:type="spellStart"/>
-            <w:r>
-              <w:rPr>
-                <w:b/>
-                <w:bCs/>
-                <w:sz w:val="19"/>
-                <w:szCs w:val="19"/>
-              </w:rPr>
-              <w:t>build</w:t>
-            </w:r>
-            <w:proofErr w:type="spellEnd"/>
-            <w:r>
-              <w:rPr>
-                <w:b/>
-                <w:bCs/>
-                <w:sz w:val="19"/>
-                <w:szCs w:val="19"/>
-              </w:rPr>
-              <w:t>, déploiement, API, IHM)</w:t>
+              <w:t>Vérification de bout en bout (build, déploiement, API, IHM)</w:t>
             </w:r>
           </w:p>
         </w:tc>
@@ -6776,7 +6769,7 @@
         <w:spacing w:after="160"/>
       </w:pPr>
       <w:r>
-        <w:t>Le périmètre fonctionnel défini au chapitre 2 est entièrement couvert. Les pistes suivantes resteraient pertinentes pour une suite éventuelle du projet, hors périmètre de cet exercice :</w:t>
+        <w:t xml:space="preserve">Le périmètre fonctionnel défini au chapitre 2 est couvert. Les pistes suivantes — dont les limites connues relevées lors de la revue métier de la V2.1 — restent pertinentes pour une suite éventuelle du projet :</w:t>
       </w:r>
     </w:p>
     <w:p>
@@ -6802,15 +6795,7 @@
         <w:spacing w:after="100"/>
       </w:pPr>
       <w:r>
-        <w:t>Notifications en temps réel (</w:t>
-      </w:r>
-      <w:proofErr w:type="spellStart"/>
-      <w:r>
-        <w:t>WebSocket</w:t>
-      </w:r>
-      <w:proofErr w:type="spellEnd"/>
-      <w:r>
-        <w:t>) plutôt qu'en consultation manuelle.</w:t>
+        <w:t>Notifications en temps réel (WebSocket) plutôt qu'en consultation manuelle.</w:t>
       </w:r>
     </w:p>
     <w:p>
@@ -6823,15 +6808,7 @@
         <w:spacing w:after="100"/>
       </w:pPr>
       <w:r>
-        <w:t xml:space="preserve">Envoi réel </w:t>
-      </w:r>
-      <w:proofErr w:type="gramStart"/>
-      <w:r>
-        <w:t>d'emails</w:t>
-      </w:r>
-      <w:proofErr w:type="gramEnd"/>
-      <w:r>
-        <w:t xml:space="preserve"> (réinitialisation de mot de passe, rappels d'activité).</w:t>
+        <w:t xml:space="preserve">Envoi réel d'emails (réinitialisation de mot de passe, rappels d'activité).</w:t>
       </w:r>
     </w:p>
     <w:p>
@@ -6858,6 +6835,84 @@
       </w:pPr>
       <w:r>
         <w:t>Extension de la couverture de tests automatisés aux couches ressource (REST) et vues (JSF).</w:t>
+      </w:r>
+    </w:p>
+    <w:p>
+      <w:pPr>
+        <w:pStyle w:val="Paragraphedeliste"/>
+        <w:numPr>
+          <w:ilvl w:val="0"/>
+          <w:numId w:val="3"/>
+        </w:numPr>
+        <w:spacing w:after="100"/>
+      </w:pPr>
+      <w:r>
+        <w:t xml:space="preserve">Validation par le QA Lead des déclarations d'activité de son équipe (aujourd'hui : consultation seulement, via le rapport par testeur).</w:t>
+      </w:r>
+    </w:p>
+    <w:p>
+      <w:pPr>
+        <w:pStyle w:val="Paragraphedeliste"/>
+        <w:numPr>
+          <w:ilvl w:val="0"/>
+          <w:numId w:val="3"/>
+        </w:numPr>
+        <w:spacing w:after="100"/>
+      </w:pPr>
+      <w:r>
+        <w:t xml:space="preserve">Envoi effectif du rappel quotidien de saisie : la préférence existe dans les paramètres utilisateur, mais aucun traitement planifié ne l'envoie encore.</w:t>
+      </w:r>
+    </w:p>
+    <w:p>
+      <w:pPr>
+        <w:pStyle w:val="Paragraphedeliste"/>
+        <w:numPr>
+          <w:ilvl w:val="0"/>
+          <w:numId w:val="3"/>
+        </w:numPr>
+        <w:spacing w:after="100"/>
+      </w:pPr>
+      <w:r>
+        <w:t xml:space="preserve">Statuts d'anomalie « en cours » et « à revérifier » : prévus dans le modèle, pas encore proposés par l'interface (cycle effectif : ouverte → corrigée → fermée ou rouverte).</w:t>
+      </w:r>
+    </w:p>
+    <w:p>
+      <w:pPr>
+        <w:pStyle w:val="Paragraphedeliste"/>
+        <w:numPr>
+          <w:ilvl w:val="0"/>
+          <w:numId w:val="3"/>
+        </w:numPr>
+        <w:spacing w:after="100"/>
+      </w:pPr>
+      <w:r>
+        <w:t xml:space="preserve">Figer une campagne terminée : l'exécution d'un test rattaché à une campagne terminée n'est pas encore bloquée.</w:t>
+      </w:r>
+    </w:p>
+    <w:p>
+      <w:pPr>
+        <w:pStyle w:val="Paragraphedeliste"/>
+        <w:numPr>
+          <w:ilvl w:val="0"/>
+          <w:numId w:val="3"/>
+        </w:numPr>
+        <w:spacing w:after="100"/>
+      </w:pPr>
+      <w:r>
+        <w:t xml:space="preserve">Limiter l'assignation d'une anomalie aux membres de l'équipe du projet.</w:t>
+      </w:r>
+    </w:p>
+    <w:p>
+      <w:pPr>
+        <w:pStyle w:val="Paragraphedeliste"/>
+        <w:numPr>
+          <w:ilvl w:val="0"/>
+          <w:numId w:val="3"/>
+        </w:numPr>
+        <w:spacing w:after="100"/>
+      </w:pPr>
+      <w:r>
+        <w:t xml:space="preserve">Pagination et recherche dans les listes, pour les gros volumes.</w:t>
       </w:r>
     </w:p>
     <w:p>
@@ -6902,7 +6957,6 @@
           <w:lang w:val="en-US"/>
         </w:rPr>
       </w:pPr>
-      <w:proofErr w:type="spellStart"/>
       <w:r>
         <w:rPr>
           <w:rFonts w:ascii="Consolas" w:eastAsia="Consolas" w:hAnsi="Consolas" w:cs="Consolas"/>
@@ -6910,37 +6964,7 @@
           <w:szCs w:val="20"/>
           <w:lang w:val="en-US"/>
         </w:rPr>
-        <w:t>not_</w:t>
-      </w:r>
-      <w:proofErr w:type="gramStart"/>
-      <w:r>
-        <w:rPr>
-          <w:rFonts w:ascii="Consolas" w:eastAsia="Consolas" w:hAnsi="Consolas" w:cs="Consolas"/>
-          <w:sz w:val="20"/>
-          <w:szCs w:val="20"/>
-          <w:lang w:val="en-US"/>
-        </w:rPr>
-        <w:t>run</w:t>
-      </w:r>
-      <w:proofErr w:type="spellEnd"/>
-      <w:r>
-        <w:rPr>
-          <w:rFonts w:ascii="Consolas" w:eastAsia="Consolas" w:hAnsi="Consolas" w:cs="Consolas"/>
-          <w:sz w:val="20"/>
-          <w:szCs w:val="20"/>
-          <w:lang w:val="en-US"/>
-        </w:rPr>
-        <w:t xml:space="preserve">  →</w:t>
-      </w:r>
-      <w:proofErr w:type="gramEnd"/>
-      <w:r>
-        <w:rPr>
-          <w:rFonts w:ascii="Consolas" w:eastAsia="Consolas" w:hAnsi="Consolas" w:cs="Consolas"/>
-          <w:sz w:val="20"/>
-          <w:szCs w:val="20"/>
-          <w:lang w:val="en-US"/>
-        </w:rPr>
-        <w:t xml:space="preserve">  passed / failed / blocked</w:t>
+        <w:t xml:space="preserve">not_run  →  passed / failed / blocked</w:t>
       </w:r>
     </w:p>
     <w:p>
@@ -6960,47 +6984,8 @@
           <w:szCs w:val="21"/>
           <w:lang w:val="en-US"/>
         </w:rPr>
-        <w:t xml:space="preserve">Cycle de vie </w:t>
-      </w:r>
-      <w:proofErr w:type="spellStart"/>
-      <w:r>
-        <w:rPr>
-          <w:b/>
-          <w:bCs/>
-          <w:color w:val="1A2233"/>
-          <w:sz w:val="21"/>
-          <w:szCs w:val="21"/>
-          <w:lang w:val="en-US"/>
-        </w:rPr>
-        <w:t>d'une</w:t>
-      </w:r>
-      <w:proofErr w:type="spellEnd"/>
-      <w:r>
-        <w:rPr>
-          <w:b/>
-          <w:bCs/>
-          <w:color w:val="1A2233"/>
-          <w:sz w:val="21"/>
-          <w:szCs w:val="21"/>
-          <w:lang w:val="en-US"/>
-        </w:rPr>
-        <w:t xml:space="preserve"> </w:t>
-      </w:r>
-      <w:proofErr w:type="spellStart"/>
-      <w:proofErr w:type="gramStart"/>
-      <w:r>
-        <w:rPr>
-          <w:b/>
-          <w:bCs/>
-          <w:color w:val="1A2233"/>
-          <w:sz w:val="21"/>
-          <w:szCs w:val="21"/>
-          <w:lang w:val="en-US"/>
-        </w:rPr>
-        <w:t>anomalie</w:t>
-      </w:r>
-      <w:proofErr w:type="spellEnd"/>
-      <w:proofErr w:type="gramEnd"/>
+        <w:t xml:space="preserve">Cycle de vie d'une anomalie</w:t>
+      </w:r>
     </w:p>
     <w:p>
       <w:pPr>
@@ -7009,7 +6994,6 @@
           <w:lang w:val="en-US"/>
         </w:rPr>
       </w:pPr>
-      <w:proofErr w:type="gramStart"/>
       <w:r>
         <w:rPr>
           <w:rFonts w:ascii="Consolas" w:eastAsia="Consolas" w:hAnsi="Consolas" w:cs="Consolas"/>
@@ -7017,57 +7001,7 @@
           <w:szCs w:val="20"/>
           <w:lang w:val="en-US"/>
         </w:rPr>
-        <w:t>open  →</w:t>
-      </w:r>
-      <w:proofErr w:type="gramEnd"/>
-      <w:r>
-        <w:rPr>
-          <w:rFonts w:ascii="Consolas" w:eastAsia="Consolas" w:hAnsi="Consolas" w:cs="Consolas"/>
-          <w:sz w:val="20"/>
-          <w:szCs w:val="20"/>
-          <w:lang w:val="en-US"/>
-        </w:rPr>
-        <w:t xml:space="preserve">  </w:t>
-      </w:r>
-      <w:proofErr w:type="spellStart"/>
-      <w:r>
-        <w:rPr>
-          <w:rFonts w:ascii="Consolas" w:eastAsia="Consolas" w:hAnsi="Consolas" w:cs="Consolas"/>
-          <w:sz w:val="20"/>
-          <w:szCs w:val="20"/>
-          <w:lang w:val="en-US"/>
-        </w:rPr>
-        <w:t>in_progress</w:t>
-      </w:r>
-      <w:proofErr w:type="spellEnd"/>
-      <w:r>
-        <w:rPr>
-          <w:rFonts w:ascii="Consolas" w:eastAsia="Consolas" w:hAnsi="Consolas" w:cs="Consolas"/>
-          <w:sz w:val="20"/>
-          <w:szCs w:val="20"/>
-          <w:lang w:val="en-US"/>
-        </w:rPr>
-        <w:t xml:space="preserve">  →  fixed  →  retest  →  closed (</w:t>
-      </w:r>
-      <w:proofErr w:type="spellStart"/>
-      <w:r>
-        <w:rPr>
-          <w:rFonts w:ascii="Consolas" w:eastAsia="Consolas" w:hAnsi="Consolas" w:cs="Consolas"/>
-          <w:sz w:val="20"/>
-          <w:szCs w:val="20"/>
-          <w:lang w:val="en-US"/>
-        </w:rPr>
-        <w:t>ou</w:t>
-      </w:r>
-      <w:proofErr w:type="spellEnd"/>
-      <w:r>
-        <w:rPr>
-          <w:rFonts w:ascii="Consolas" w:eastAsia="Consolas" w:hAnsi="Consolas" w:cs="Consolas"/>
-          <w:sz w:val="20"/>
-          <w:szCs w:val="20"/>
-          <w:lang w:val="en-US"/>
-        </w:rPr>
-        <w:t xml:space="preserve"> reopened)</w:t>
+        <w:t xml:space="preserve">open  →  fixed  →  closed (revérification réussie) ou reopened (revérification échouée) — in_progress et retest : réservés à une évolution (chapitre 10)</w:t>
       </w:r>
     </w:p>
     <w:p>
@@ -7091,87 +7025,13 @@
       <w:pPr>
         <w:spacing w:after="160"/>
       </w:pPr>
-      <w:proofErr w:type="spellStart"/>
-      <w:proofErr w:type="gramStart"/>
       <w:r>
         <w:rPr>
           <w:rFonts w:ascii="Consolas" w:eastAsia="Consolas" w:hAnsi="Consolas" w:cs="Consolas"/>
           <w:sz w:val="20"/>
           <w:szCs w:val="20"/>
         </w:rPr>
-        <w:t>planned</w:t>
-      </w:r>
-      <w:proofErr w:type="spellEnd"/>
-      <w:r>
-        <w:rPr>
-          <w:rFonts w:ascii="Consolas" w:eastAsia="Consolas" w:hAnsi="Consolas" w:cs="Consolas"/>
-          <w:sz w:val="20"/>
-          <w:szCs w:val="20"/>
-        </w:rPr>
-        <w:t xml:space="preserve">  →</w:t>
-      </w:r>
-      <w:proofErr w:type="gramEnd"/>
-      <w:r>
-        <w:rPr>
-          <w:rFonts w:ascii="Consolas" w:eastAsia="Consolas" w:hAnsi="Consolas" w:cs="Consolas"/>
-          <w:sz w:val="20"/>
-          <w:szCs w:val="20"/>
-        </w:rPr>
-        <w:t xml:space="preserve">  </w:t>
-      </w:r>
-      <w:proofErr w:type="spellStart"/>
-      <w:r>
-        <w:rPr>
-          <w:rFonts w:ascii="Consolas" w:eastAsia="Consolas" w:hAnsi="Consolas" w:cs="Consolas"/>
-          <w:sz w:val="20"/>
-          <w:szCs w:val="20"/>
-        </w:rPr>
-        <w:t>in_progress</w:t>
-      </w:r>
-      <w:proofErr w:type="spellEnd"/>
-      <w:r>
-        <w:rPr>
-          <w:rFonts w:ascii="Consolas" w:eastAsia="Consolas" w:hAnsi="Consolas" w:cs="Consolas"/>
-          <w:sz w:val="20"/>
-          <w:szCs w:val="20"/>
-        </w:rPr>
-        <w:t xml:space="preserve">  →  </w:t>
-      </w:r>
-      <w:proofErr w:type="spellStart"/>
-      <w:r>
-        <w:rPr>
-          <w:rFonts w:ascii="Consolas" w:eastAsia="Consolas" w:hAnsi="Consolas" w:cs="Consolas"/>
-          <w:sz w:val="20"/>
-          <w:szCs w:val="20"/>
-        </w:rPr>
-        <w:t>completed</w:t>
-      </w:r>
-      <w:proofErr w:type="spellEnd"/>
-      <w:r>
-        <w:rPr>
-          <w:rFonts w:ascii="Consolas" w:eastAsia="Consolas" w:hAnsi="Consolas" w:cs="Consolas"/>
-          <w:sz w:val="20"/>
-          <w:szCs w:val="20"/>
-        </w:rPr>
-        <w:t xml:space="preserve"> (ou </w:t>
-      </w:r>
-      <w:proofErr w:type="spellStart"/>
-      <w:r>
-        <w:rPr>
-          <w:rFonts w:ascii="Consolas" w:eastAsia="Consolas" w:hAnsi="Consolas" w:cs="Consolas"/>
-          <w:sz w:val="20"/>
-          <w:szCs w:val="20"/>
-        </w:rPr>
-        <w:t>blocked</w:t>
-      </w:r>
-      <w:proofErr w:type="spellEnd"/>
-      <w:r>
-        <w:rPr>
-          <w:rFonts w:ascii="Consolas" w:eastAsia="Consolas" w:hAnsi="Consolas" w:cs="Consolas"/>
-          <w:sz w:val="20"/>
-          <w:szCs w:val="20"/>
-        </w:rPr>
-        <w:t>)</w:t>
+        <w:t xml:space="preserve">planned  →  in_progress  →  completed (ou blocked)</w:t>
       </w:r>
     </w:p>
     <w:p>
@@ -7189,29 +7049,7 @@
           <w:sz w:val="18"/>
           <w:szCs w:val="18"/>
         </w:rPr>
-        <w:t xml:space="preserve">Cahier des charges — QA </w:t>
-      </w:r>
-      <w:proofErr w:type="spellStart"/>
-      <w:r>
-        <w:rPr>
-          <w:i/>
-          <w:iCs/>
-          <w:color w:val="98A1AE"/>
-          <w:sz w:val="18"/>
-          <w:szCs w:val="18"/>
-        </w:rPr>
-        <w:t>Reporting</w:t>
-      </w:r>
-      <w:proofErr w:type="spellEnd"/>
-      <w:r>
-        <w:rPr>
-          <w:i/>
-          <w:iCs/>
-          <w:color w:val="98A1AE"/>
-          <w:sz w:val="18"/>
-          <w:szCs w:val="18"/>
-        </w:rPr>
-        <w:t>, édition J2EE — exercice académique, document de référence final au terme du développement.</w:t>
+        <w:t xml:space="preserve">Cahier des charges — QA Reporting, édition J2EE — exercice académique, document de référence final au terme du développement.</w:t>
       </w:r>
     </w:p>
     <w:sectPr>
@@ -7259,7 +7097,7 @@
         <w:sz w:val="15"/>
         <w:szCs w:val="15"/>
       </w:rPr>
-      <w:t>Mame Codou Diouf — 21 septembre 2026</w:t>
+      <w:t>Mame Codou Diouf — 24 septembre 2026</w:t>
     </w:r>
     <w:r>
       <w:rPr>

--- a/docs/Cahier-des-charges-QA-Reporting-J2EE-NOUVEAU.docx
+++ b/docs/Cahier-des-charges-QA-Reporting-J2EE-NOUVEAU.docx
@@ -185,7 +185,7 @@
                 <w:sz w:val="19"/>
                 <w:szCs w:val="19"/>
               </w:rPr>
-              <w:t xml:space="preserve">24 septembre 2026</w:t>
+              <w:t xml:space="preserve">25 septembre 2026</w:t>
             </w:r>
           </w:p>
         </w:tc>
@@ -397,7 +397,7 @@
         <w:spacing w:after="160"/>
       </w:pPr>
       <w:r>
-        <w:t xml:space="preserve">Cette version du document (V2.1, 24 septembre 2026) remplace la V2.0 du 21 septembre 2026. Elle intègre la vérification des droits et de la portée des données dans l'interface JSF, le journal d'audit alimenté et consultable, les pièces jointes et la déclaration d'anomalie depuis un test en échec dans l'interface, les rapports d'activité journalier / hebdomadaire / mensuel à l'écran, la rédaction de cas de test par les QA et l'interface bilingue. Elle relève aussi, au chapitre 10, les limites connues issues d'une revue métier.</w:t>
+        <w:t xml:space="preserve">Cette version du document (V2.3, 25 septembre 2026) ajoute le durcissement de la sécurité : règle de mot de passe, mot de passe provisoire à changer, blocage après échecs de connexion, renouvellement de la session, expiration des jetons d'API, désactivation des comptes au lieu de leur suppression, en-têtes de sécurité, HTTPS activable, identifiants de base hors du code et sauvegarde automatique. La V2.2 (24 septembre 2026) remplaçait la V2.1 du même jour, qui remplaçait la V2.0 du 21 septembre 2026. La V2.1 a apporté la vérification des droits et de la portée des données dans l'interface JSF, le journal d'audit, les pièces jointes et la déclaration d'anomalie depuis un test en échec, les rapports par période, la rédaction de cas de test par les QA et l'interface bilingue. La V2.2 corrige les écarts relevés par la revue métier de la V2.1 : validation de l'activité par le QA Lead, rappel quotidien effectif, cycle de vie complet des anomalies, campagnes figées hors exécution, assignation limitée à l'équipe ; elle ajoute la recherche et la pagination des listes et un jeu de données de démonstration.</w:t>
       </w:r>
     </w:p>
     <w:p>
@@ -679,6 +679,19 @@
       </w:pPr>
       <w:r>
         <w:t xml:space="preserve">Interface bilingue français / anglais, choix de langue mémorisé</w:t>
+      </w:r>
+    </w:p>
+    <w:p>
+      <w:pPr>
+        <w:pStyle w:val="Paragraphedeliste"/>
+        <w:numPr>
+          <w:ilvl w:val="0"/>
+          <w:numId w:val="2"/>
+        </w:numPr>
+        <w:spacing w:after="80"/>
+      </w:pPr>
+      <w:r>
+        <w:t xml:space="preserve">Recherche et pagination des listes ; jeu de données de démonstration chargeable par l'admin</w:t>
       </w:r>
     </w:p>
     <w:p>
@@ -1065,7 +1078,7 @@
                 <w:sz w:val="19"/>
                 <w:szCs w:val="19"/>
               </w:rPr>
-              <w:t xml:space="preserve">Crée les campagnes, répartit les tests et assigne les anomalies de l'équipe, suit l'activité de chaque testeur</w:t>
+              <w:t xml:space="preserve">Crée les campagnes, répartit les tests et assigne les anomalies de l'équipe, valide l'activité déclarée par chaque testeur</w:t>
             </w:r>
           </w:p>
         </w:tc>
@@ -1289,7 +1302,7 @@
         <w:spacing w:after="160"/>
       </w:pPr>
       <w:r>
-        <w:t xml:space="preserve">Connexion par email / mot de passe. Un jeton opaque est généré à la connexion, dont seul le hachage SHA-256 est stocké — jamais le jeton en clair — puis vérifié sur chaque requête par un ContainerRequestFilter JAX-RS, avant même d'atteindre la ressource ciblée. Un intercepteur CDI (@RequiresRole) bloque ensuite l'accès si le rôle de l'utilisateur ne correspond pas à celui attendu par l'action. Côté interface JSF, la session est portée par un bean @SessionScoped (SessionAuth) et un filtre de servlet (AccessFilter) redirige vers la connexion toute page protégée demandée sans session valide. Les deux interfaces lisent une même matrice des permissions (classe Permissions) : dans l'interface JSF, elle est appliquée par le filtre des pages, revérifiée par chaque action des beans (refus 403 même pour un formulaire forgé) et masque les boutons non autorisés. La portée des données est contrôlée objet par objet (méthodes canView des services) : un objet hors du périmètre du rôle répond 404, par l'API comme par l'URL d'une page.</w:t>
+        <w:t xml:space="preserve">Connexion par email / mot de passe. Un jeton opaque est généré à la connexion, dont seul le hachage SHA-256 est stocké — jamais le jeton en clair — puis vérifié sur chaque requête par un ContainerRequestFilter JAX-RS, avant même d'atteindre la ressource ciblée. Un intercepteur CDI (@RequiresRole) bloque ensuite l'accès si le rôle de l'utilisateur ne correspond pas à celui attendu par l'action. Côté interface JSF, la session est portée par un bean @SessionScoped (SessionAuth) et un filtre de servlet (AccessFilter) redirige vers la connexion toute page protégée demandée sans session valide. Les deux interfaces lisent une même matrice des permissions (classe Permissions) : dans l'interface JSF, elle est appliquée par le filtre des pages, revérifiée par chaque action des beans (refus 403 même pour un formulaire forgé) et masque les boutons non autorisés. La portée des données est contrôlée objet par objet (méthodes canView des services) : un objet hors du périmètre du rôle répond 404, par l'API comme par l'URL d'une page. La connexion est protégée contre les essais répétés (blocage de 15 minutes après 5 échecs sur un compte, ou 20 depuis une même adresse IP) et ne révèle jamais si un compte existe. L'identifiant de session est renouvelé à chaque connexion ; un jeton d'API expire après 12 heures, ou 2 heures sans utilisation, et la déconnexion le révoque.</w:t>
       </w:r>
     </w:p>
     <w:p>
@@ -1337,7 +1350,7 @@
         <w:spacing w:after="160"/>
       </w:pPr>
       <w:r>
-        <w:t xml:space="preserve">Un projet regroupe des campagnes de test. Une campagne suit un cycle planned → in_progress → completed / blocked, représenté par une énumération Java, à l'identique de l'enum SQL côté Laravel.</w:t>
+        <w:t xml:space="preserve">Un projet regroupe des campagnes de test. Une campagne suit un cycle planned → in_progress → completed / blocked, représenté par une énumération Java. Les tests d'une campagne ne s'exécutent que lorsqu'elle est en cours : une campagne planifiée n'a pas démarré, une campagne bloquée attend sa reprise, une campagne terminée est figée et ses résultats ne bougent plus. Le QA Lead démarre, bloque, reprend et termine les campagnes ; l'équipe est notifiée à chaque changement.</w:t>
       </w:r>
     </w:p>
     <w:p>
@@ -1385,7 +1398,7 @@
         <w:spacing w:after="160"/>
       </w:pPr>
       <w:r>
-        <w:t xml:space="preserve">Cycle de vie avec sévérité, priorité, assignation, pièces jointes et historique horodaté de chaque changement d'état (entité DefectHistory, jamais modifiée après coup). Une anomalie corrigée est revérifiée : une revérification réussie la ferme, une revérification en échec la rouvre. Les pièces jointes (captures, vidéos MP4, PDF, journaux texte / CSV / JSON, archives ZIP ; 10 Mo maximum) se déposent, se téléchargent et se retirent depuis la fiche de l'anomalie comme depuis l'API ; seul l'auteur d'une pièce jointe ou l'admin peut la retirer, et le nom de fichier fourni est assaini avant tout enregistrement sur disque.</w:t>
+        <w:t xml:space="preserve">Cycle de vie complet, avec sévérité, priorité, assignation, pièces jointes et historique horodaté de chaque changement d'état (entité DefectHistory, jamais modifiée après coup) : ouverte → en cours (prise en charge) → corrigée → à revérifier → fermée si la revérification réussit, rouverte si elle échoue. Une anomalie peut aussi être fermée directement, mais seulement avec un motif (doublon, non reproductible…). Elle ne s'assigne qu'à un testeur (QA ou QA Lead) de l'équipe du projet. Les pièces jointes (captures, vidéos MP4, PDF, journaux texte / CSV / JSON, archives ZIP ; 10 Mo maximum) se déposent, se téléchargent et se retirent depuis la fiche comme depuis l'API ; seul leur auteur ou l'admin peut les retirer, et le nom de fichier fourni est assaini avant tout enregistrement sur disque.</w:t>
       </w:r>
     </w:p>
     <w:p>
@@ -1409,7 +1422,7 @@
         <w:spacing w:after="160"/>
       </w:pPr>
       <w:r>
-        <w:t xml:space="preserve">Chaque QA déclare son activité du jour. Règle métier appliquée côté serveur : passed + failed + blocked + not_run doit toujours être égal au nombre de tests exécutés déclarés — vérifiée en Java dans le service applicatif avant persistance, sous peine d'erreur 422 explicite.</w:t>
+        <w:t xml:space="preserve">Chaque QA déclare son activité du jour. Règle métier appliquée côté serveur : passed + failed + blocked + not_run doit toujours être égal au nombre de tests exécutés déclarés — vérifiée en Java dans le service applicatif avant persistance, sous peine d'erreur 422 explicite. Le QA Lead valide ensuite les déclarations de son équipe (écran « Activité de l'équipe », tuile « Activités à valider » du tableau de bord) ; une déclaration validée n'est plus modifiable par son auteur. Chaque testeur peut activer un rappel quotidien : à l'heure choisie, s'il n'a rien déclaré dans la journée, il reçoit une notification (timer EJB exécuté chaque minute, une seule notification par jour).</w:t>
       </w:r>
     </w:p>
     <w:p>
@@ -1457,7 +1470,7 @@
         <w:spacing w:after="160"/>
       </w:pPr>
       <w:r>
-        <w:t xml:space="preserve">Générées automatiquement sur les événements clés : démarrage / fin / blocage de campagne, assignation d'anomalie. Consultables et marquables comme lues, depuis l'API comme depuis l'écran dédié de l'interface JSF. Les notifications générées par l'application s'affichent dans la langue de l'utilisateur.</w:t>
+        <w:t xml:space="preserve">Générées automatiquement sur les événements clés : démarrage / fin / blocage de campagne, assignation et correction d'anomalie, rappel quotidien de saisie. Consultables et marquables comme lues, depuis l'API comme depuis l'écran dédié de l'interface JSF, dans la langue de l'utilisateur. Chaque type se désactive dans les paramètres personnels.</w:t>
       </w:r>
     </w:p>
     <w:p>
@@ -3848,7 +3861,7 @@
                 <w:sz w:val="19"/>
                 <w:szCs w:val="19"/>
               </w:rPr>
-              <w:t xml:space="preserve">Voir le reporting équipe</w:t>
+              <w:t xml:space="preserve">Valider l'activité de l'équipe</w:t>
             </w:r>
           </w:p>
         </w:tc>
@@ -3861,41 +3874,7 @@
               <w:bottom w:val="single" w:sz="4" w:space="0" w:color="D8DCE3"/>
               <w:right w:val="single" w:sz="4" w:space="0" w:color="D8DCE3"/>
             </w:tcBorders>
-            <w:shd w:val="clear" w:color="auto" w:fill="F7F8FA"/>
-            <w:tcMar>
-              <w:top w:w="90" w:type="dxa"/>
-              <w:left w:w="120" w:type="dxa"/>
-              <w:bottom w:w="90" w:type="dxa"/>
-              <w:right w:w="120" w:type="dxa"/>
-            </w:tcMar>
-            <w:vAlign w:val="center"/>
-          </w:tcPr>
-          <w:p>
-            <w:pPr>
-              <w:jc w:val="center"/>
-            </w:pPr>
-            <w:r>
-              <w:rPr>
-                <w:i/>
-                <w:iCs/>
-                <w:color w:val="5B6472"/>
-                <w:sz w:val="19"/>
-                <w:szCs w:val="19"/>
-              </w:rPr>
-              <w:t xml:space="preserve">propre activité</w:t>
-            </w:r>
-          </w:p>
-        </w:tc>
-        <w:tc>
-          <w:tcPr>
-            <w:tcW w:w="1727" w:type="dxa"/>
-            <w:tcBorders>
-              <w:top w:val="single" w:sz="4" w:space="0" w:color="D8DCE3"/>
-              <w:left w:val="single" w:sz="4" w:space="0" w:color="D8DCE3"/>
-              <w:bottom w:val="single" w:sz="4" w:space="0" w:color="D8DCE3"/>
-              <w:right w:val="single" w:sz="4" w:space="0" w:color="D8DCE3"/>
-            </w:tcBorders>
-            <w:shd w:val="clear" w:color="auto" w:fill="E7F0E9"/>
+            <w:shd w:val="clear" w:color="auto" w:fill="FFFFFF"/>
             <w:tcMar>
               <w:top w:w="80" w:type="dxa"/>
               <w:left w:w="80" w:type="dxa"/>
@@ -3910,13 +3889,11 @@
             </w:pPr>
             <w:r>
               <w:rPr>
-                <w:b/>
-                <w:bCs/>
-                <w:color w:val="2E7D4F"/>
+                <w:color w:val="98A1AE"/>
                 <w:sz w:val="20"/>
                 <w:szCs w:val="20"/>
               </w:rPr>
-              <w:t>✓</w:t>
+              <w:t xml:space="preserve">—</w:t>
             </w:r>
           </w:p>
         </w:tc>
@@ -3950,7 +3927,7 @@
                 <w:sz w:val="20"/>
                 <w:szCs w:val="20"/>
               </w:rPr>
-              <w:t>✓</w:t>
+              <w:t xml:space="preserve">✓</w:t>
             </w:r>
           </w:p>
         </w:tc>
@@ -3963,7 +3940,7 @@
               <w:bottom w:val="single" w:sz="4" w:space="0" w:color="D8DCE3"/>
               <w:right w:val="single" w:sz="4" w:space="0" w:color="D8DCE3"/>
             </w:tcBorders>
-            <w:shd w:val="clear" w:color="auto" w:fill="E7F0E9"/>
+            <w:shd w:val="clear" w:color="auto" w:fill="FFFFFF"/>
             <w:tcMar>
               <w:top w:w="80" w:type="dxa"/>
               <w:left w:w="80" w:type="dxa"/>
@@ -3978,44 +3955,11 @@
             </w:pPr>
             <w:r>
               <w:rPr>
-                <w:b/>
-                <w:bCs/>
-                <w:color w:val="2E7D4F"/>
+                <w:color w:val="98A1AE"/>
                 <w:sz w:val="20"/>
                 <w:szCs w:val="20"/>
               </w:rPr>
-              <w:t>✓</w:t>
-            </w:r>
-          </w:p>
-        </w:tc>
-      </w:tr>
-      <w:tr>
-        <w:tc>
-          <w:tcPr>
-            <w:tcW w:w="3000" w:type="dxa"/>
-            <w:tcBorders>
-              <w:top w:val="single" w:sz="4" w:space="0" w:color="D8DCE3"/>
-              <w:left w:val="single" w:sz="4" w:space="0" w:color="D8DCE3"/>
-              <w:bottom w:val="single" w:sz="4" w:space="0" w:color="D8DCE3"/>
-              <w:right w:val="single" w:sz="4" w:space="0" w:color="D8DCE3"/>
-            </w:tcBorders>
-            <w:tcMar>
-              <w:top w:w="90" w:type="dxa"/>
-              <w:left w:w="120" w:type="dxa"/>
-              <w:bottom w:w="90" w:type="dxa"/>
-              <w:right w:w="120" w:type="dxa"/>
-            </w:tcMar>
-            <w:vAlign w:val="center"/>
-          </w:tcPr>
-          <w:p>
-            <w:r>
-              <w:rPr>
-                <w:b/>
-                <w:bCs/>
-                <w:sz w:val="19"/>
-                <w:szCs w:val="19"/>
-              </w:rPr>
-              <w:t xml:space="preserve">Voir le reporting global</w:t>
+              <w:t xml:space="preserve">—</w:t>
             </w:r>
           </w:p>
         </w:tc>
@@ -4028,7 +3972,7 @@
               <w:bottom w:val="single" w:sz="4" w:space="0" w:color="D8DCE3"/>
               <w:right w:val="single" w:sz="4" w:space="0" w:color="D8DCE3"/>
             </w:tcBorders>
-            <w:shd w:val="clear" w:color="auto" w:fill="FFFFFF"/>
+            <w:shd w:val="clear" w:color="auto" w:fill="E7F0E9"/>
             <w:tcMar>
               <w:top w:w="80" w:type="dxa"/>
               <w:left w:w="80" w:type="dxa"/>
@@ -4043,11 +3987,45 @@
             </w:pPr>
             <w:r>
               <w:rPr>
-                <w:color w:val="98A1AE"/>
+                <w:b/>
+                <w:bCs/>
+                <w:color w:val="2E7D4F"/>
                 <w:sz w:val="20"/>
                 <w:szCs w:val="20"/>
               </w:rPr>
-              <w:t>—</w:t>
+              <w:t xml:space="preserve">✓</w:t>
+            </w:r>
+          </w:p>
+        </w:tc>
+      </w:tr>
+      <w:tr>
+        <w:tc>
+          <w:tcPr>
+            <w:tcW w:w="3000" w:type="dxa"/>
+            <w:tcBorders>
+              <w:top w:val="single" w:sz="4" w:space="0" w:color="D8DCE3"/>
+              <w:left w:val="single" w:sz="4" w:space="0" w:color="D8DCE3"/>
+              <w:bottom w:val="single" w:sz="4" w:space="0" w:color="D8DCE3"/>
+              <w:right w:val="single" w:sz="4" w:space="0" w:color="D8DCE3"/>
+            </w:tcBorders>
+            <w:shd w:val="clear" w:color="auto" w:fill="F7F8FA"/>
+            <w:tcMar>
+              <w:top w:w="90" w:type="dxa"/>
+              <w:left w:w="120" w:type="dxa"/>
+              <w:bottom w:w="90" w:type="dxa"/>
+              <w:right w:w="120" w:type="dxa"/>
+            </w:tcMar>
+            <w:vAlign w:val="center"/>
+          </w:tcPr>
+          <w:p>
+            <w:r>
+              <w:rPr>
+                <w:b/>
+                <w:bCs/>
+                <w:sz w:val="19"/>
+                <w:szCs w:val="19"/>
+              </w:rPr>
+              <w:t xml:space="preserve">Voir le reporting équipe</w:t>
             </w:r>
           </w:p>
         </w:tc>
@@ -4060,7 +4038,41 @@
               <w:bottom w:val="single" w:sz="4" w:space="0" w:color="D8DCE3"/>
               <w:right w:val="single" w:sz="4" w:space="0" w:color="D8DCE3"/>
             </w:tcBorders>
-            <w:shd w:val="clear" w:color="auto" w:fill="FFFFFF"/>
+            <w:shd w:val="clear" w:color="auto" w:fill="F7F8FA"/>
+            <w:tcMar>
+              <w:top w:w="90" w:type="dxa"/>
+              <w:left w:w="120" w:type="dxa"/>
+              <w:bottom w:w="90" w:type="dxa"/>
+              <w:right w:w="120" w:type="dxa"/>
+            </w:tcMar>
+            <w:vAlign w:val="center"/>
+          </w:tcPr>
+          <w:p>
+            <w:pPr>
+              <w:jc w:val="center"/>
+            </w:pPr>
+            <w:r>
+              <w:rPr>
+                <w:i/>
+                <w:iCs/>
+                <w:color w:val="5B6472"/>
+                <w:sz w:val="19"/>
+                <w:szCs w:val="19"/>
+              </w:rPr>
+              <w:t xml:space="preserve">propre activité</w:t>
+            </w:r>
+          </w:p>
+        </w:tc>
+        <w:tc>
+          <w:tcPr>
+            <w:tcW w:w="1727" w:type="dxa"/>
+            <w:tcBorders>
+              <w:top w:val="single" w:sz="4" w:space="0" w:color="D8DCE3"/>
+              <w:left w:val="single" w:sz="4" w:space="0" w:color="D8DCE3"/>
+              <w:bottom w:val="single" w:sz="4" w:space="0" w:color="D8DCE3"/>
+              <w:right w:val="single" w:sz="4" w:space="0" w:color="D8DCE3"/>
+            </w:tcBorders>
+            <w:shd w:val="clear" w:color="auto" w:fill="E7F0E9"/>
             <w:tcMar>
               <w:top w:w="80" w:type="dxa"/>
               <w:left w:w="80" w:type="dxa"/>
@@ -4075,11 +4087,13 @@
             </w:pPr>
             <w:r>
               <w:rPr>
-                <w:color w:val="98A1AE"/>
+                <w:b/>
+                <w:bCs/>
+                <w:color w:val="2E7D4F"/>
                 <w:sz w:val="20"/>
                 <w:szCs w:val="20"/>
               </w:rPr>
-              <w:t>—</w:t>
+              <w:t>✓</w:t>
             </w:r>
           </w:p>
         </w:tc>
@@ -4162,24 +4176,23 @@
               <w:bottom w:val="single" w:sz="4" w:space="0" w:color="D8DCE3"/>
               <w:right w:val="single" w:sz="4" w:space="0" w:color="D8DCE3"/>
             </w:tcBorders>
-            <w:shd w:val="clear" w:color="auto" w:fill="F7F8FA"/>
-            <w:tcMar>
-              <w:top w:w="90" w:type="dxa"/>
-              <w:left w:w="120" w:type="dxa"/>
-              <w:bottom w:w="90" w:type="dxa"/>
-              <w:right w:w="120" w:type="dxa"/>
-            </w:tcMar>
-            <w:vAlign w:val="center"/>
-          </w:tcPr>
-          <w:p>
-            <w:r>
-              <w:rPr>
-                <w:b/>
-                <w:bCs/>
-                <w:sz w:val="19"/>
-                <w:szCs w:val="19"/>
-              </w:rPr>
-              <w:t>Exporter (CSV / Excel)</w:t>
+            <w:tcMar>
+              <w:top w:w="90" w:type="dxa"/>
+              <w:left w:w="120" w:type="dxa"/>
+              <w:bottom w:w="90" w:type="dxa"/>
+              <w:right w:w="120" w:type="dxa"/>
+            </w:tcMar>
+            <w:vAlign w:val="center"/>
+          </w:tcPr>
+          <w:p>
+            <w:r>
+              <w:rPr>
+                <w:b/>
+                <w:bCs/>
+                <w:sz w:val="19"/>
+                <w:szCs w:val="19"/>
+              </w:rPr>
+              <w:t xml:space="preserve">Voir le reporting global</w:t>
             </w:r>
           </w:p>
         </w:tc>
@@ -4192,75 +4205,7 @@
               <w:bottom w:val="single" w:sz="4" w:space="0" w:color="D8DCE3"/>
               <w:right w:val="single" w:sz="4" w:space="0" w:color="D8DCE3"/>
             </w:tcBorders>
-            <w:shd w:val="clear" w:color="auto" w:fill="F7F8FA"/>
-            <w:tcMar>
-              <w:top w:w="90" w:type="dxa"/>
-              <w:left w:w="120" w:type="dxa"/>
-              <w:bottom w:w="90" w:type="dxa"/>
-              <w:right w:w="120" w:type="dxa"/>
-            </w:tcMar>
-            <w:vAlign w:val="center"/>
-          </w:tcPr>
-          <w:p>
-            <w:pPr>
-              <w:jc w:val="center"/>
-            </w:pPr>
-            <w:r>
-              <w:rPr>
-                <w:i/>
-                <w:iCs/>
-                <w:color w:val="5B6472"/>
-                <w:sz w:val="19"/>
-                <w:szCs w:val="19"/>
-              </w:rPr>
-              <w:t xml:space="preserve">propres données</w:t>
-            </w:r>
-          </w:p>
-        </w:tc>
-        <w:tc>
-          <w:tcPr>
-            <w:tcW w:w="1727" w:type="dxa"/>
-            <w:tcBorders>
-              <w:top w:val="single" w:sz="4" w:space="0" w:color="D8DCE3"/>
-              <w:left w:val="single" w:sz="4" w:space="0" w:color="D8DCE3"/>
-              <w:bottom w:val="single" w:sz="4" w:space="0" w:color="D8DCE3"/>
-              <w:right w:val="single" w:sz="4" w:space="0" w:color="D8DCE3"/>
-            </w:tcBorders>
-            <w:shd w:val="clear" w:color="auto" w:fill="F7F8FA"/>
-            <w:tcMar>
-              <w:top w:w="90" w:type="dxa"/>
-              <w:left w:w="120" w:type="dxa"/>
-              <w:bottom w:w="90" w:type="dxa"/>
-              <w:right w:w="120" w:type="dxa"/>
-            </w:tcMar>
-            <w:vAlign w:val="center"/>
-          </w:tcPr>
-          <w:p>
-            <w:pPr>
-              <w:jc w:val="center"/>
-            </w:pPr>
-            <w:r>
-              <w:rPr>
-                <w:i/>
-                <w:iCs/>
-                <w:color w:val="5B6472"/>
-                <w:sz w:val="19"/>
-                <w:szCs w:val="19"/>
-              </w:rPr>
-              <w:t xml:space="preserve">son équipe</w:t>
-            </w:r>
-          </w:p>
-        </w:tc>
-        <w:tc>
-          <w:tcPr>
-            <w:tcW w:w="1727" w:type="dxa"/>
-            <w:tcBorders>
-              <w:top w:val="single" w:sz="4" w:space="0" w:color="D8DCE3"/>
-              <w:left w:val="single" w:sz="4" w:space="0" w:color="D8DCE3"/>
-              <w:bottom w:val="single" w:sz="4" w:space="0" w:color="D8DCE3"/>
-              <w:right w:val="single" w:sz="4" w:space="0" w:color="D8DCE3"/>
-            </w:tcBorders>
-            <w:shd w:val="clear" w:color="auto" w:fill="E7F0E9"/>
+            <w:shd w:val="clear" w:color="auto" w:fill="FFFFFF"/>
             <w:tcMar>
               <w:top w:w="80" w:type="dxa"/>
               <w:left w:w="80" w:type="dxa"/>
@@ -4275,13 +4220,11 @@
             </w:pPr>
             <w:r>
               <w:rPr>
-                <w:b/>
-                <w:bCs/>
-                <w:color w:val="2E7D4F"/>
+                <w:color w:val="98A1AE"/>
                 <w:sz w:val="20"/>
                 <w:szCs w:val="20"/>
               </w:rPr>
-              <w:t>✓</w:t>
+              <w:t>—</w:t>
             </w:r>
           </w:p>
         </w:tc>
@@ -4294,7 +4237,7 @@
               <w:bottom w:val="single" w:sz="4" w:space="0" w:color="D8DCE3"/>
               <w:right w:val="single" w:sz="4" w:space="0" w:color="D8DCE3"/>
             </w:tcBorders>
-            <w:shd w:val="clear" w:color="auto" w:fill="E7F0E9"/>
+            <w:shd w:val="clear" w:color="auto" w:fill="FFFFFF"/>
             <w:tcMar>
               <w:top w:w="80" w:type="dxa"/>
               <w:left w:w="80" w:type="dxa"/>
@@ -4309,6 +4252,38 @@
             </w:pPr>
             <w:r>
               <w:rPr>
+                <w:color w:val="98A1AE"/>
+                <w:sz w:val="20"/>
+                <w:szCs w:val="20"/>
+              </w:rPr>
+              <w:t>—</w:t>
+            </w:r>
+          </w:p>
+        </w:tc>
+        <w:tc>
+          <w:tcPr>
+            <w:tcW w:w="1727" w:type="dxa"/>
+            <w:tcBorders>
+              <w:top w:val="single" w:sz="4" w:space="0" w:color="D8DCE3"/>
+              <w:left w:val="single" w:sz="4" w:space="0" w:color="D8DCE3"/>
+              <w:bottom w:val="single" w:sz="4" w:space="0" w:color="D8DCE3"/>
+              <w:right w:val="single" w:sz="4" w:space="0" w:color="D8DCE3"/>
+            </w:tcBorders>
+            <w:shd w:val="clear" w:color="auto" w:fill="E7F0E9"/>
+            <w:tcMar>
+              <w:top w:w="80" w:type="dxa"/>
+              <w:left w:w="80" w:type="dxa"/>
+              <w:bottom w:w="80" w:type="dxa"/>
+              <w:right w:w="80" w:type="dxa"/>
+            </w:tcMar>
+            <w:vAlign w:val="center"/>
+          </w:tcPr>
+          <w:p>
+            <w:pPr>
+              <w:jc w:val="center"/>
+            </w:pPr>
+            <w:r>
+              <w:rPr>
                 <w:b/>
                 <w:bCs/>
                 <w:color w:val="2E7D4F"/>
@@ -4319,6 +4294,40 @@
             </w:r>
           </w:p>
         </w:tc>
+        <w:tc>
+          <w:tcPr>
+            <w:tcW w:w="1727" w:type="dxa"/>
+            <w:tcBorders>
+              <w:top w:val="single" w:sz="4" w:space="0" w:color="D8DCE3"/>
+              <w:left w:val="single" w:sz="4" w:space="0" w:color="D8DCE3"/>
+              <w:bottom w:val="single" w:sz="4" w:space="0" w:color="D8DCE3"/>
+              <w:right w:val="single" w:sz="4" w:space="0" w:color="D8DCE3"/>
+            </w:tcBorders>
+            <w:shd w:val="clear" w:color="auto" w:fill="E7F0E9"/>
+            <w:tcMar>
+              <w:top w:w="80" w:type="dxa"/>
+              <w:left w:w="80" w:type="dxa"/>
+              <w:bottom w:w="80" w:type="dxa"/>
+              <w:right w:w="80" w:type="dxa"/>
+            </w:tcMar>
+            <w:vAlign w:val="center"/>
+          </w:tcPr>
+          <w:p>
+            <w:pPr>
+              <w:jc w:val="center"/>
+            </w:pPr>
+            <w:r>
+              <w:rPr>
+                <w:b/>
+                <w:bCs/>
+                <w:color w:val="2E7D4F"/>
+                <w:sz w:val="20"/>
+                <w:szCs w:val="20"/>
+              </w:rPr>
+              <w:t>✓</w:t>
+            </w:r>
+          </w:p>
+        </w:tc>
       </w:tr>
       <w:tr>
         <w:tc>
@@ -4330,23 +4339,191 @@
               <w:bottom w:val="single" w:sz="4" w:space="0" w:color="D8DCE3"/>
               <w:right w:val="single" w:sz="4" w:space="0" w:color="D8DCE3"/>
             </w:tcBorders>
-            <w:tcMar>
-              <w:top w:w="90" w:type="dxa"/>
-              <w:left w:w="120" w:type="dxa"/>
-              <w:bottom w:w="90" w:type="dxa"/>
-              <w:right w:w="120" w:type="dxa"/>
-            </w:tcMar>
-            <w:vAlign w:val="center"/>
-          </w:tcPr>
-          <w:p>
-            <w:r>
-              <w:rPr>
-                <w:b/>
-                <w:bCs/>
-                <w:sz w:val="19"/>
-                <w:szCs w:val="19"/>
-              </w:rPr>
-              <w:t xml:space="preserve">Supprimer (tests, anomalies, référentiels)</w:t>
+            <w:shd w:val="clear" w:color="auto" w:fill="F7F8FA"/>
+            <w:tcMar>
+              <w:top w:w="90" w:type="dxa"/>
+              <w:left w:w="120" w:type="dxa"/>
+              <w:bottom w:w="90" w:type="dxa"/>
+              <w:right w:w="120" w:type="dxa"/>
+            </w:tcMar>
+            <w:vAlign w:val="center"/>
+          </w:tcPr>
+          <w:p>
+            <w:r>
+              <w:rPr>
+                <w:b/>
+                <w:bCs/>
+                <w:sz w:val="19"/>
+                <w:szCs w:val="19"/>
+              </w:rPr>
+              <w:t>Exporter (CSV / Excel)</w:t>
+            </w:r>
+          </w:p>
+        </w:tc>
+        <w:tc>
+          <w:tcPr>
+            <w:tcW w:w="1727" w:type="dxa"/>
+            <w:tcBorders>
+              <w:top w:val="single" w:sz="4" w:space="0" w:color="D8DCE3"/>
+              <w:left w:val="single" w:sz="4" w:space="0" w:color="D8DCE3"/>
+              <w:bottom w:val="single" w:sz="4" w:space="0" w:color="D8DCE3"/>
+              <w:right w:val="single" w:sz="4" w:space="0" w:color="D8DCE3"/>
+            </w:tcBorders>
+            <w:shd w:val="clear" w:color="auto" w:fill="F7F8FA"/>
+            <w:tcMar>
+              <w:top w:w="90" w:type="dxa"/>
+              <w:left w:w="120" w:type="dxa"/>
+              <w:bottom w:w="90" w:type="dxa"/>
+              <w:right w:w="120" w:type="dxa"/>
+            </w:tcMar>
+            <w:vAlign w:val="center"/>
+          </w:tcPr>
+          <w:p>
+            <w:pPr>
+              <w:jc w:val="center"/>
+            </w:pPr>
+            <w:r>
+              <w:rPr>
+                <w:i/>
+                <w:iCs/>
+                <w:color w:val="5B6472"/>
+                <w:sz w:val="19"/>
+                <w:szCs w:val="19"/>
+              </w:rPr>
+              <w:t xml:space="preserve">propres données</w:t>
+            </w:r>
+          </w:p>
+        </w:tc>
+        <w:tc>
+          <w:tcPr>
+            <w:tcW w:w="1727" w:type="dxa"/>
+            <w:tcBorders>
+              <w:top w:val="single" w:sz="4" w:space="0" w:color="D8DCE3"/>
+              <w:left w:val="single" w:sz="4" w:space="0" w:color="D8DCE3"/>
+              <w:bottom w:val="single" w:sz="4" w:space="0" w:color="D8DCE3"/>
+              <w:right w:val="single" w:sz="4" w:space="0" w:color="D8DCE3"/>
+            </w:tcBorders>
+            <w:shd w:val="clear" w:color="auto" w:fill="F7F8FA"/>
+            <w:tcMar>
+              <w:top w:w="90" w:type="dxa"/>
+              <w:left w:w="120" w:type="dxa"/>
+              <w:bottom w:w="90" w:type="dxa"/>
+              <w:right w:w="120" w:type="dxa"/>
+            </w:tcMar>
+            <w:vAlign w:val="center"/>
+          </w:tcPr>
+          <w:p>
+            <w:pPr>
+              <w:jc w:val="center"/>
+            </w:pPr>
+            <w:r>
+              <w:rPr>
+                <w:i/>
+                <w:iCs/>
+                <w:color w:val="5B6472"/>
+                <w:sz w:val="19"/>
+                <w:szCs w:val="19"/>
+              </w:rPr>
+              <w:t xml:space="preserve">son équipe</w:t>
+            </w:r>
+          </w:p>
+        </w:tc>
+        <w:tc>
+          <w:tcPr>
+            <w:tcW w:w="1727" w:type="dxa"/>
+            <w:tcBorders>
+              <w:top w:val="single" w:sz="4" w:space="0" w:color="D8DCE3"/>
+              <w:left w:val="single" w:sz="4" w:space="0" w:color="D8DCE3"/>
+              <w:bottom w:val="single" w:sz="4" w:space="0" w:color="D8DCE3"/>
+              <w:right w:val="single" w:sz="4" w:space="0" w:color="D8DCE3"/>
+            </w:tcBorders>
+            <w:shd w:val="clear" w:color="auto" w:fill="E7F0E9"/>
+            <w:tcMar>
+              <w:top w:w="80" w:type="dxa"/>
+              <w:left w:w="80" w:type="dxa"/>
+              <w:bottom w:w="80" w:type="dxa"/>
+              <w:right w:w="80" w:type="dxa"/>
+            </w:tcMar>
+            <w:vAlign w:val="center"/>
+          </w:tcPr>
+          <w:p>
+            <w:pPr>
+              <w:jc w:val="center"/>
+            </w:pPr>
+            <w:r>
+              <w:rPr>
+                <w:b/>
+                <w:bCs/>
+                <w:color w:val="2E7D4F"/>
+                <w:sz w:val="20"/>
+                <w:szCs w:val="20"/>
+              </w:rPr>
+              <w:t>✓</w:t>
+            </w:r>
+          </w:p>
+        </w:tc>
+        <w:tc>
+          <w:tcPr>
+            <w:tcW w:w="1727" w:type="dxa"/>
+            <w:tcBorders>
+              <w:top w:val="single" w:sz="4" w:space="0" w:color="D8DCE3"/>
+              <w:left w:val="single" w:sz="4" w:space="0" w:color="D8DCE3"/>
+              <w:bottom w:val="single" w:sz="4" w:space="0" w:color="D8DCE3"/>
+              <w:right w:val="single" w:sz="4" w:space="0" w:color="D8DCE3"/>
+            </w:tcBorders>
+            <w:shd w:val="clear" w:color="auto" w:fill="E7F0E9"/>
+            <w:tcMar>
+              <w:top w:w="80" w:type="dxa"/>
+              <w:left w:w="80" w:type="dxa"/>
+              <w:bottom w:w="80" w:type="dxa"/>
+              <w:right w:w="80" w:type="dxa"/>
+            </w:tcMar>
+            <w:vAlign w:val="center"/>
+          </w:tcPr>
+          <w:p>
+            <w:pPr>
+              <w:jc w:val="center"/>
+            </w:pPr>
+            <w:r>
+              <w:rPr>
+                <w:b/>
+                <w:bCs/>
+                <w:color w:val="2E7D4F"/>
+                <w:sz w:val="20"/>
+                <w:szCs w:val="20"/>
+              </w:rPr>
+              <w:t>✓</w:t>
+            </w:r>
+          </w:p>
+        </w:tc>
+      </w:tr>
+      <w:tr>
+        <w:tc>
+          <w:tcPr>
+            <w:tcW w:w="3000" w:type="dxa"/>
+            <w:tcBorders>
+              <w:top w:val="single" w:sz="4" w:space="0" w:color="D8DCE3"/>
+              <w:left w:val="single" w:sz="4" w:space="0" w:color="D8DCE3"/>
+              <w:bottom w:val="single" w:sz="4" w:space="0" w:color="D8DCE3"/>
+              <w:right w:val="single" w:sz="4" w:space="0" w:color="D8DCE3"/>
+            </w:tcBorders>
+            <w:tcMar>
+              <w:top w:w="90" w:type="dxa"/>
+              <w:left w:w="120" w:type="dxa"/>
+              <w:bottom w:w="90" w:type="dxa"/>
+              <w:right w:w="120" w:type="dxa"/>
+            </w:tcMar>
+            <w:vAlign w:val="center"/>
+          </w:tcPr>
+          <w:p>
+            <w:r>
+              <w:rPr>
+                <w:b/>
+                <w:bCs/>
+                <w:sz w:val="19"/>
+                <w:szCs w:val="19"/>
+              </w:rPr>
+              <w:t xml:space="preserve">Supprimer (tests, anomalies, référentiels), désactiver un compte</w:t>
             </w:r>
           </w:p>
         </w:tc>
@@ -4706,7 +4883,7 @@
         <w:spacing w:after="160"/>
       </w:pPr>
       <w:r>
-        <w:t xml:space="preserve">Mots de passe hachés en BCrypt (coût 12). Jetons d'accès stockés sous forme de hachage SHA-256 uniquement — un dump de base ne permet pas de rejouer une session. Autorisations vérifiées côté serveur pour chaque action, aussi bien sur l'API REST que sur les vues JSF.</w:t>
+        <w:t xml:space="preserve">Mots de passe hachés en BCrypt (coût 12), avec une règle de robustesse (10 caractères minimum, lettre et chiffre, ni mot de passe courant ni adresse e-mail). Le mot de passe d'installation et tout mot de passe fixé par l'admin sont provisoires : l'application impose de les changer à la connexion. Jetons d'accès stockés sous forme de hachage SHA-256 uniquement, à durée de vie limitée. Comptes désactivés, jamais supprimés : connexion refusée, sessions et jetons coupés immédiatement, historique conservé. En-têtes de sécurité sur toutes les réponses (anti-clickjacking, politique de contenu, HSTS en HTTPS) ; cookie de session HttpOnly, SameSite et Secure en HTTPS ; HTTPS imposé par une variable d'environnement en production. Identifiants de la base lus dans l'environnement, jamais dans le code. Autorisations vérifiées côté serveur pour chaque action, aussi bien sur l'API REST que sur les vues JSF.</w:t>
       </w:r>
     </w:p>
     <w:p>
@@ -4754,7 +4931,7 @@
         <w:spacing w:after="160"/>
       </w:pPr>
       <w:r>
-        <w:t xml:space="preserve">Couverture par tests automatisés (JUnit 5) sur les règles métier critiques : hachage de mot de passe, génération et vérification des jetons d'accès, garde de revérification des anomalies, cohérence des compteurs d'activité, matrice des permissions, portée des données par rôle, assainissement des noms de fichiers joints (8 classes de test, 32 tests, tous au vert). Complétée par une vérification de bout en bout dans un navigateur automatisé (Playwright) : droits de chaque rôle et parcours complet d'un testeur — rédaction d'un test, exécution en échec, déclaration de l'anomalie, pièce jointe, rapports — en français et en anglais.</w:t>
+        <w:t xml:space="preserve">Couverture par tests automatisés (JUnit 5) sur les règles métier critiques : hachage de mot de passe, génération et vérification des jetons d'accès, garde de revérification des anomalies, cohérence des compteurs d'activité, matrice des permissions, portée des données par rôle, validation de l'activité par le lead, campagnes figées, rappel quotidien, transitions du cycle de vie des anomalies, assainissement des noms de fichiers joints, recherche et pagination, règle de mot de passe, blocage après échecs de connexion, expiration des jetons (11 classes de test, 45 tests, tous au vert). Complétée par une vérification de bout en bout dans un navigateur automatisé (Playwright) : droits de chaque rôle, parcours complet d'un testeur, déroulé du scénario de démonstration, en français et en anglais.</w:t>
       </w:r>
     </w:p>
     <w:p>
@@ -6303,7 +6480,7 @@
                 <w:sz w:val="19"/>
                 <w:szCs w:val="19"/>
               </w:rPr>
-              <w:t xml:space="preserve">Tests automatisés JUnit (32 tests)</w:t>
+              <w:t xml:space="preserve">Tests automatisés JUnit (45 tests)</w:t>
             </w:r>
           </w:p>
         </w:tc>
@@ -6653,6 +6830,470 @@
                 <w:szCs w:val="19"/>
               </w:rPr>
               <w:t xml:space="preserve">Interface bilingue français / anglais</w:t>
+            </w:r>
+          </w:p>
+        </w:tc>
+        <w:tc>
+          <w:tcPr>
+            <w:tcW w:w="2000" w:type="dxa"/>
+            <w:tcBorders>
+              <w:top w:val="single" w:sz="4" w:space="0" w:color="D8DCE3"/>
+              <w:left w:val="single" w:sz="4" w:space="0" w:color="D8DCE3"/>
+              <w:bottom w:val="single" w:sz="4" w:space="0" w:color="D8DCE3"/>
+              <w:right w:val="single" w:sz="4" w:space="0" w:color="D8DCE3"/>
+            </w:tcBorders>
+            <w:tcMar>
+              <w:top w:w="90" w:type="dxa"/>
+              <w:left w:w="120" w:type="dxa"/>
+              <w:bottom w:w="90" w:type="dxa"/>
+              <w:right w:w="120" w:type="dxa"/>
+            </w:tcMar>
+            <w:vAlign w:val="center"/>
+          </w:tcPr>
+          <w:p>
+            <w:r>
+              <w:rPr>
+                <w:sz w:val="19"/>
+                <w:szCs w:val="19"/>
+              </w:rPr>
+              <w:t xml:space="preserve">Fait</w:t>
+            </w:r>
+          </w:p>
+        </w:tc>
+      </w:tr>
+      <w:tr>
+        <w:tc>
+          <w:tcPr>
+            <w:tcW w:w="7907" w:type="dxa"/>
+            <w:tcBorders>
+              <w:top w:val="single" w:sz="4" w:space="0" w:color="D8DCE3"/>
+              <w:left w:val="single" w:sz="4" w:space="0" w:color="D8DCE3"/>
+              <w:bottom w:val="single" w:sz="4" w:space="0" w:color="D8DCE3"/>
+              <w:right w:val="single" w:sz="4" w:space="0" w:color="D8DCE3"/>
+            </w:tcBorders>
+            <w:tcMar>
+              <w:top w:w="90" w:type="dxa"/>
+              <w:left w:w="120" w:type="dxa"/>
+              <w:bottom w:w="90" w:type="dxa"/>
+              <w:right w:w="120" w:type="dxa"/>
+            </w:tcMar>
+            <w:vAlign w:val="center"/>
+          </w:tcPr>
+          <w:p>
+            <w:r>
+              <w:rPr>
+                <w:b/>
+                <w:bCs/>
+                <w:sz w:val="19"/>
+                <w:szCs w:val="19"/>
+              </w:rPr>
+              <w:t xml:space="preserve">Validation de l'activité par le QA Lead</w:t>
+            </w:r>
+          </w:p>
+        </w:tc>
+        <w:tc>
+          <w:tcPr>
+            <w:tcW w:w="2000" w:type="dxa"/>
+            <w:tcBorders>
+              <w:top w:val="single" w:sz="4" w:space="0" w:color="D8DCE3"/>
+              <w:left w:val="single" w:sz="4" w:space="0" w:color="D8DCE3"/>
+              <w:bottom w:val="single" w:sz="4" w:space="0" w:color="D8DCE3"/>
+              <w:right w:val="single" w:sz="4" w:space="0" w:color="D8DCE3"/>
+            </w:tcBorders>
+            <w:tcMar>
+              <w:top w:w="90" w:type="dxa"/>
+              <w:left w:w="120" w:type="dxa"/>
+              <w:bottom w:w="90" w:type="dxa"/>
+              <w:right w:w="120" w:type="dxa"/>
+            </w:tcMar>
+            <w:vAlign w:val="center"/>
+          </w:tcPr>
+          <w:p>
+            <w:r>
+              <w:rPr>
+                <w:sz w:val="19"/>
+                <w:szCs w:val="19"/>
+              </w:rPr>
+              <w:t xml:space="preserve">Fait</w:t>
+            </w:r>
+          </w:p>
+        </w:tc>
+      </w:tr>
+      <w:tr>
+        <w:tc>
+          <w:tcPr>
+            <w:tcW w:w="7907" w:type="dxa"/>
+            <w:tcBorders>
+              <w:top w:val="single" w:sz="4" w:space="0" w:color="D8DCE3"/>
+              <w:left w:val="single" w:sz="4" w:space="0" w:color="D8DCE3"/>
+              <w:bottom w:val="single" w:sz="4" w:space="0" w:color="D8DCE3"/>
+              <w:right w:val="single" w:sz="4" w:space="0" w:color="D8DCE3"/>
+            </w:tcBorders>
+            <w:tcMar>
+              <w:top w:w="90" w:type="dxa"/>
+              <w:left w:w="120" w:type="dxa"/>
+              <w:bottom w:w="90" w:type="dxa"/>
+              <w:right w:w="120" w:type="dxa"/>
+            </w:tcMar>
+            <w:vAlign w:val="center"/>
+          </w:tcPr>
+          <w:p>
+            <w:r>
+              <w:rPr>
+                <w:b/>
+                <w:bCs/>
+                <w:sz w:val="19"/>
+                <w:szCs w:val="19"/>
+              </w:rPr>
+              <w:t xml:space="preserve">Rappel quotidien de saisie (timer EJB)</w:t>
+            </w:r>
+          </w:p>
+        </w:tc>
+        <w:tc>
+          <w:tcPr>
+            <w:tcW w:w="2000" w:type="dxa"/>
+            <w:tcBorders>
+              <w:top w:val="single" w:sz="4" w:space="0" w:color="D8DCE3"/>
+              <w:left w:val="single" w:sz="4" w:space="0" w:color="D8DCE3"/>
+              <w:bottom w:val="single" w:sz="4" w:space="0" w:color="D8DCE3"/>
+              <w:right w:val="single" w:sz="4" w:space="0" w:color="D8DCE3"/>
+            </w:tcBorders>
+            <w:tcMar>
+              <w:top w:w="90" w:type="dxa"/>
+              <w:left w:w="120" w:type="dxa"/>
+              <w:bottom w:w="90" w:type="dxa"/>
+              <w:right w:w="120" w:type="dxa"/>
+            </w:tcMar>
+            <w:vAlign w:val="center"/>
+          </w:tcPr>
+          <w:p>
+            <w:r>
+              <w:rPr>
+                <w:sz w:val="19"/>
+                <w:szCs w:val="19"/>
+              </w:rPr>
+              <w:t xml:space="preserve">Fait</w:t>
+            </w:r>
+          </w:p>
+        </w:tc>
+      </w:tr>
+      <w:tr>
+        <w:tc>
+          <w:tcPr>
+            <w:tcW w:w="7907" w:type="dxa"/>
+            <w:tcBorders>
+              <w:top w:val="single" w:sz="4" w:space="0" w:color="D8DCE3"/>
+              <w:left w:val="single" w:sz="4" w:space="0" w:color="D8DCE3"/>
+              <w:bottom w:val="single" w:sz="4" w:space="0" w:color="D8DCE3"/>
+              <w:right w:val="single" w:sz="4" w:space="0" w:color="D8DCE3"/>
+            </w:tcBorders>
+            <w:tcMar>
+              <w:top w:w="90" w:type="dxa"/>
+              <w:left w:w="120" w:type="dxa"/>
+              <w:bottom w:w="90" w:type="dxa"/>
+              <w:right w:w="120" w:type="dxa"/>
+            </w:tcMar>
+            <w:vAlign w:val="center"/>
+          </w:tcPr>
+          <w:p>
+            <w:r>
+              <w:rPr>
+                <w:b/>
+                <w:bCs/>
+                <w:sz w:val="19"/>
+                <w:szCs w:val="19"/>
+              </w:rPr>
+              <w:t xml:space="preserve">Cycle de vie complet des anomalies (en cours, à revérifier, fermeture motivée)</w:t>
+            </w:r>
+          </w:p>
+        </w:tc>
+        <w:tc>
+          <w:tcPr>
+            <w:tcW w:w="2000" w:type="dxa"/>
+            <w:tcBorders>
+              <w:top w:val="single" w:sz="4" w:space="0" w:color="D8DCE3"/>
+              <w:left w:val="single" w:sz="4" w:space="0" w:color="D8DCE3"/>
+              <w:bottom w:val="single" w:sz="4" w:space="0" w:color="D8DCE3"/>
+              <w:right w:val="single" w:sz="4" w:space="0" w:color="D8DCE3"/>
+            </w:tcBorders>
+            <w:tcMar>
+              <w:top w:w="90" w:type="dxa"/>
+              <w:left w:w="120" w:type="dxa"/>
+              <w:bottom w:w="90" w:type="dxa"/>
+              <w:right w:w="120" w:type="dxa"/>
+            </w:tcMar>
+            <w:vAlign w:val="center"/>
+          </w:tcPr>
+          <w:p>
+            <w:r>
+              <w:rPr>
+                <w:sz w:val="19"/>
+                <w:szCs w:val="19"/>
+              </w:rPr>
+              <w:t xml:space="preserve">Fait</w:t>
+            </w:r>
+          </w:p>
+        </w:tc>
+      </w:tr>
+      <w:tr>
+        <w:tc>
+          <w:tcPr>
+            <w:tcW w:w="7907" w:type="dxa"/>
+            <w:tcBorders>
+              <w:top w:val="single" w:sz="4" w:space="0" w:color="D8DCE3"/>
+              <w:left w:val="single" w:sz="4" w:space="0" w:color="D8DCE3"/>
+              <w:bottom w:val="single" w:sz="4" w:space="0" w:color="D8DCE3"/>
+              <w:right w:val="single" w:sz="4" w:space="0" w:color="D8DCE3"/>
+            </w:tcBorders>
+            <w:tcMar>
+              <w:top w:w="90" w:type="dxa"/>
+              <w:left w:w="120" w:type="dxa"/>
+              <w:bottom w:w="90" w:type="dxa"/>
+              <w:right w:w="120" w:type="dxa"/>
+            </w:tcMar>
+            <w:vAlign w:val="center"/>
+          </w:tcPr>
+          <w:p>
+            <w:r>
+              <w:rPr>
+                <w:b/>
+                <w:bCs/>
+                <w:sz w:val="19"/>
+                <w:szCs w:val="19"/>
+              </w:rPr>
+              <w:t xml:space="preserve">Campagnes figées hors exécution ; assignation limitée à l'équipe</w:t>
+            </w:r>
+          </w:p>
+        </w:tc>
+        <w:tc>
+          <w:tcPr>
+            <w:tcW w:w="2000" w:type="dxa"/>
+            <w:tcBorders>
+              <w:top w:val="single" w:sz="4" w:space="0" w:color="D8DCE3"/>
+              <w:left w:val="single" w:sz="4" w:space="0" w:color="D8DCE3"/>
+              <w:bottom w:val="single" w:sz="4" w:space="0" w:color="D8DCE3"/>
+              <w:right w:val="single" w:sz="4" w:space="0" w:color="D8DCE3"/>
+            </w:tcBorders>
+            <w:tcMar>
+              <w:top w:w="90" w:type="dxa"/>
+              <w:left w:w="120" w:type="dxa"/>
+              <w:bottom w:w="90" w:type="dxa"/>
+              <w:right w:w="120" w:type="dxa"/>
+            </w:tcMar>
+            <w:vAlign w:val="center"/>
+          </w:tcPr>
+          <w:p>
+            <w:r>
+              <w:rPr>
+                <w:sz w:val="19"/>
+                <w:szCs w:val="19"/>
+              </w:rPr>
+              <w:t xml:space="preserve">Fait</w:t>
+            </w:r>
+          </w:p>
+        </w:tc>
+      </w:tr>
+      <w:tr>
+        <w:tc>
+          <w:tcPr>
+            <w:tcW w:w="7907" w:type="dxa"/>
+            <w:tcBorders>
+              <w:top w:val="single" w:sz="4" w:space="0" w:color="D8DCE3"/>
+              <w:left w:val="single" w:sz="4" w:space="0" w:color="D8DCE3"/>
+              <w:bottom w:val="single" w:sz="4" w:space="0" w:color="D8DCE3"/>
+              <w:right w:val="single" w:sz="4" w:space="0" w:color="D8DCE3"/>
+            </w:tcBorders>
+            <w:tcMar>
+              <w:top w:w="90" w:type="dxa"/>
+              <w:left w:w="120" w:type="dxa"/>
+              <w:bottom w:w="90" w:type="dxa"/>
+              <w:right w:w="120" w:type="dxa"/>
+            </w:tcMar>
+            <w:vAlign w:val="center"/>
+          </w:tcPr>
+          <w:p>
+            <w:r>
+              <w:rPr>
+                <w:b/>
+                <w:bCs/>
+                <w:sz w:val="19"/>
+                <w:szCs w:val="19"/>
+              </w:rPr>
+              <w:t xml:space="preserve">Recherche et pagination des listes</w:t>
+            </w:r>
+          </w:p>
+        </w:tc>
+        <w:tc>
+          <w:tcPr>
+            <w:tcW w:w="2000" w:type="dxa"/>
+            <w:tcBorders>
+              <w:top w:val="single" w:sz="4" w:space="0" w:color="D8DCE3"/>
+              <w:left w:val="single" w:sz="4" w:space="0" w:color="D8DCE3"/>
+              <w:bottom w:val="single" w:sz="4" w:space="0" w:color="D8DCE3"/>
+              <w:right w:val="single" w:sz="4" w:space="0" w:color="D8DCE3"/>
+            </w:tcBorders>
+            <w:tcMar>
+              <w:top w:w="90" w:type="dxa"/>
+              <w:left w:w="120" w:type="dxa"/>
+              <w:bottom w:w="90" w:type="dxa"/>
+              <w:right w:w="120" w:type="dxa"/>
+            </w:tcMar>
+            <w:vAlign w:val="center"/>
+          </w:tcPr>
+          <w:p>
+            <w:r>
+              <w:rPr>
+                <w:sz w:val="19"/>
+                <w:szCs w:val="19"/>
+              </w:rPr>
+              <w:t xml:space="preserve">Fait</w:t>
+            </w:r>
+          </w:p>
+        </w:tc>
+      </w:tr>
+      <w:tr>
+        <w:tc>
+          <w:tcPr>
+            <w:tcW w:w="7907" w:type="dxa"/>
+            <w:tcBorders>
+              <w:top w:val="single" w:sz="4" w:space="0" w:color="D8DCE3"/>
+              <w:left w:val="single" w:sz="4" w:space="0" w:color="D8DCE3"/>
+              <w:bottom w:val="single" w:sz="4" w:space="0" w:color="D8DCE3"/>
+              <w:right w:val="single" w:sz="4" w:space="0" w:color="D8DCE3"/>
+            </w:tcBorders>
+            <w:tcMar>
+              <w:top w:w="90" w:type="dxa"/>
+              <w:left w:w="120" w:type="dxa"/>
+              <w:bottom w:w="90" w:type="dxa"/>
+              <w:right w:w="120" w:type="dxa"/>
+            </w:tcMar>
+            <w:vAlign w:val="center"/>
+          </w:tcPr>
+          <w:p>
+            <w:r>
+              <w:rPr>
+                <w:b/>
+                <w:bCs/>
+                <w:sz w:val="19"/>
+                <w:szCs w:val="19"/>
+              </w:rPr>
+              <w:t xml:space="preserve">Jeu de données et scénario de démonstration</w:t>
+            </w:r>
+          </w:p>
+        </w:tc>
+        <w:tc>
+          <w:tcPr>
+            <w:tcW w:w="2000" w:type="dxa"/>
+            <w:tcBorders>
+              <w:top w:val="single" w:sz="4" w:space="0" w:color="D8DCE3"/>
+              <w:left w:val="single" w:sz="4" w:space="0" w:color="D8DCE3"/>
+              <w:bottom w:val="single" w:sz="4" w:space="0" w:color="D8DCE3"/>
+              <w:right w:val="single" w:sz="4" w:space="0" w:color="D8DCE3"/>
+            </w:tcBorders>
+            <w:tcMar>
+              <w:top w:w="90" w:type="dxa"/>
+              <w:left w:w="120" w:type="dxa"/>
+              <w:bottom w:w="90" w:type="dxa"/>
+              <w:right w:w="120" w:type="dxa"/>
+            </w:tcMar>
+            <w:vAlign w:val="center"/>
+          </w:tcPr>
+          <w:p>
+            <w:r>
+              <w:rPr>
+                <w:sz w:val="19"/>
+                <w:szCs w:val="19"/>
+              </w:rPr>
+              <w:t xml:space="preserve">Fait</w:t>
+            </w:r>
+          </w:p>
+        </w:tc>
+      </w:tr>
+      <w:tr>
+        <w:tc>
+          <w:tcPr>
+            <w:tcW w:w="7907" w:type="dxa"/>
+            <w:tcBorders>
+              <w:top w:val="single" w:sz="4" w:space="0" w:color="D8DCE3"/>
+              <w:left w:val="single" w:sz="4" w:space="0" w:color="D8DCE3"/>
+              <w:bottom w:val="single" w:sz="4" w:space="0" w:color="D8DCE3"/>
+              <w:right w:val="single" w:sz="4" w:space="0" w:color="D8DCE3"/>
+            </w:tcBorders>
+            <w:tcMar>
+              <w:top w:w="90" w:type="dxa"/>
+              <w:left w:w="120" w:type="dxa"/>
+              <w:bottom w:w="90" w:type="dxa"/>
+              <w:right w:w="120" w:type="dxa"/>
+            </w:tcMar>
+            <w:vAlign w:val="center"/>
+          </w:tcPr>
+          <w:p>
+            <w:r>
+              <w:rPr>
+                <w:b/>
+                <w:bCs/>
+                <w:sz w:val="19"/>
+                <w:szCs w:val="19"/>
+              </w:rPr>
+              <w:t xml:space="preserve">Durcissement de la sécurité (mots de passe, connexion, sessions, jetons, HTTPS, en-têtes)</w:t>
+            </w:r>
+          </w:p>
+        </w:tc>
+        <w:tc>
+          <w:tcPr>
+            <w:tcW w:w="2000" w:type="dxa"/>
+            <w:tcBorders>
+              <w:top w:val="single" w:sz="4" w:space="0" w:color="D8DCE3"/>
+              <w:left w:val="single" w:sz="4" w:space="0" w:color="D8DCE3"/>
+              <w:bottom w:val="single" w:sz="4" w:space="0" w:color="D8DCE3"/>
+              <w:right w:val="single" w:sz="4" w:space="0" w:color="D8DCE3"/>
+            </w:tcBorders>
+            <w:tcMar>
+              <w:top w:w="90" w:type="dxa"/>
+              <w:left w:w="120" w:type="dxa"/>
+              <w:bottom w:w="90" w:type="dxa"/>
+              <w:right w:w="120" w:type="dxa"/>
+            </w:tcMar>
+            <w:vAlign w:val="center"/>
+          </w:tcPr>
+          <w:p>
+            <w:r>
+              <w:rPr>
+                <w:sz w:val="19"/>
+                <w:szCs w:val="19"/>
+              </w:rPr>
+              <w:t xml:space="preserve">Fait</w:t>
+            </w:r>
+          </w:p>
+        </w:tc>
+      </w:tr>
+      <w:tr>
+        <w:tc>
+          <w:tcPr>
+            <w:tcW w:w="7907" w:type="dxa"/>
+            <w:tcBorders>
+              <w:top w:val="single" w:sz="4" w:space="0" w:color="D8DCE3"/>
+              <w:left w:val="single" w:sz="4" w:space="0" w:color="D8DCE3"/>
+              <w:bottom w:val="single" w:sz="4" w:space="0" w:color="D8DCE3"/>
+              <w:right w:val="single" w:sz="4" w:space="0" w:color="D8DCE3"/>
+            </w:tcBorders>
+            <w:tcMar>
+              <w:top w:w="90" w:type="dxa"/>
+              <w:left w:w="120" w:type="dxa"/>
+              <w:bottom w:w="90" w:type="dxa"/>
+              <w:right w:w="120" w:type="dxa"/>
+            </w:tcMar>
+            <w:vAlign w:val="center"/>
+          </w:tcPr>
+          <w:p>
+            <w:r>
+              <w:rPr>
+                <w:b/>
+                <w:bCs/>
+                <w:sz w:val="19"/>
+                <w:szCs w:val="19"/>
+              </w:rPr>
+              <w:t xml:space="preserve">Sauvegarde automatique de la base et des pièces jointes</w:t>
             </w:r>
           </w:p>
         </w:tc>
@@ -6769,7 +7410,7 @@
         <w:spacing w:after="160"/>
       </w:pPr>
       <w:r>
-        <w:t xml:space="preserve">Le périmètre fonctionnel défini au chapitre 2 est couvert. Les pistes suivantes — dont les limites connues relevées lors de la revue métier de la V2.1 — restent pertinentes pour une suite éventuelle du projet :</w:t>
+        <w:t xml:space="preserve">Le périmètre fonctionnel défini au chapitre 2 est couvert, et les limites relevées par la revue métier de la V2.1 ont été corrigées en V2.2. Les pistes suivantes restent pertinentes pour une suite éventuelle du projet :</w:t>
       </w:r>
     </w:p>
     <w:p>
@@ -6847,7 +7488,7 @@
         <w:spacing w:after="100"/>
       </w:pPr>
       <w:r>
-        <w:t xml:space="preserve">Validation par le QA Lead des déclarations d'activité de son équipe (aujourd'hui : consultation seulement, via le rapport par testeur).</w:t>
+        <w:t xml:space="preserve">Rappel quotidien également envoyé par e-mail (aujourd'hui : notification dans l'application).</w:t>
       </w:r>
     </w:p>
     <w:p>
@@ -6860,7 +7501,7 @@
         <w:spacing w:after="100"/>
       </w:pPr>
       <w:r>
-        <w:t xml:space="preserve">Envoi effectif du rappel quotidien de saisie : la préférence existe dans les paramètres utilisateur, mais aucun traitement planifié ne l'envoie encore.</w:t>
+        <w:t xml:space="preserve">Pagination en base (requêtes JPQL paginées) au-delà de quelques milliers de lignes par liste ; aujourd'hui, la recherche et la pagination filtrent la liste déjà limitée au périmètre du rôle.</w:t>
       </w:r>
     </w:p>
     <w:p>
@@ -6873,7 +7514,7 @@
         <w:spacing w:after="100"/>
       </w:pPr>
       <w:r>
-        <w:t xml:space="preserve">Statuts d'anomalie « en cours » et « à revérifier » : prévus dans le modèle, pas encore proposés par l'interface (cycle effectif : ouverte → corrigée → fermée ou rouverte).</w:t>
+        <w:t xml:space="preserve">Migrations de schéma versionnées (Flyway ou Liquibase) à la place de la mise à jour automatique par Hibernate, pour les mises à jour en production.</w:t>
       </w:r>
     </w:p>
     <w:p>
@@ -6886,33 +7527,7 @@
         <w:spacing w:after="100"/>
       </w:pPr>
       <w:r>
-        <w:t xml:space="preserve">Figer une campagne terminée : l'exécution d'un test rattaché à une campagne terminée n'est pas encore bloquée.</w:t>
-      </w:r>
-    </w:p>
-    <w:p>
-      <w:pPr>
-        <w:pStyle w:val="Paragraphedeliste"/>
-        <w:numPr>
-          <w:ilvl w:val="0"/>
-          <w:numId w:val="3"/>
-        </w:numPr>
-        <w:spacing w:after="100"/>
-      </w:pPr>
-      <w:r>
-        <w:t xml:space="preserve">Limiter l'assignation d'une anomalie aux membres de l'équipe du projet.</w:t>
-      </w:r>
-    </w:p>
-    <w:p>
-      <w:pPr>
-        <w:pStyle w:val="Paragraphedeliste"/>
-        <w:numPr>
-          <w:ilvl w:val="0"/>
-          <w:numId w:val="3"/>
-        </w:numPr>
-        <w:spacing w:after="100"/>
-      </w:pPr>
-      <w:r>
-        <w:t xml:space="preserve">Pagination et recherche dans les listes, pour les gros volumes.</w:t>
+        <w:t xml:space="preserve">Connexion avec les comptes de l'entreprise (SSO : Active Directory, Microsoft, Google).</w:t>
       </w:r>
     </w:p>
     <w:p>
@@ -7001,7 +7616,7 @@
           <w:szCs w:val="20"/>
           <w:lang w:val="en-US"/>
         </w:rPr>
-        <w:t xml:space="preserve">open  →  fixed  →  closed (revérification réussie) ou reopened (revérification échouée) — in_progress et retest : réservés à une évolution (chapitre 10)</w:t>
+        <w:t xml:space="preserve">open  →  in_progress  →  fixed  →  retest  →  closed (revérification réussie) ou reopened (revérification échouée) — fermeture directe possible avec un motif</w:t>
       </w:r>
     </w:p>
     <w:p>
@@ -7031,7 +7646,7 @@
           <w:sz w:val="20"/>
           <w:szCs w:val="20"/>
         </w:rPr>
-        <w:t xml:space="preserve">planned  →  in_progress  →  completed (ou blocked)</w:t>
+        <w:t xml:space="preserve">planned  →  in_progress  →  completed (ou blocked) — les tests ne s'exécutent qu'en in_progress</w:t>
       </w:r>
     </w:p>
     <w:p>
@@ -7097,7 +7712,7 @@
         <w:sz w:val="15"/>
         <w:szCs w:val="15"/>
       </w:rPr>
-      <w:t>Mame Codou Diouf — 24 septembre 2026</w:t>
+      <w:t>Mame Codou Diouf — 25 septembre 2026</w:t>
     </w:r>
     <w:r>
       <w:rPr>

--- a/docs/Cahier-des-charges-QA-Reporting-J2EE-NOUVEAU.docx
+++ b/docs/Cahier-des-charges-QA-Reporting-J2EE-NOUVEAU.docx
@@ -185,7 +185,7 @@
                 <w:sz w:val="19"/>
                 <w:szCs w:val="19"/>
               </w:rPr>
-              <w:t xml:space="preserve">25 septembre 2026</w:t>
+              <w:t xml:space="preserve">27 septembre 2026</w:t>
             </w:r>
           </w:p>
         </w:tc>
@@ -397,7 +397,7 @@
         <w:spacing w:after="160"/>
       </w:pPr>
       <w:r>
-        <w:t xml:space="preserve">Cette version du document (V2.3, 25 septembre 2026) ajoute le durcissement de la sécurité : règle de mot de passe, mot de passe provisoire à changer, blocage après échecs de connexion, renouvellement de la session, expiration des jetons d'API, désactivation des comptes au lieu de leur suppression, en-têtes de sécurité, HTTPS activable, identifiants de base hors du code et sauvegarde automatique. La V2.2 (24 septembre 2026) remplaçait la V2.1 du même jour, qui remplaçait la V2.0 du 21 septembre 2026. La V2.1 a apporté la vérification des droits et de la portée des données dans l'interface JSF, le journal d'audit, les pièces jointes et la déclaration d'anomalie depuis un test en échec, les rapports par période, la rédaction de cas de test par les QA et l'interface bilingue. La V2.2 corrige les écarts relevés par la revue métier de la V2.1 : validation de l'activité par le QA Lead, rappel quotidien effectif, cycle de vie complet des anomalies, campagnes figées hors exécution, assignation limitée à l'équipe ; elle ajoute la recherche et la pagination des listes et un jeu de données de démonstration.</w:t>
+        <w:t xml:space="preserve">Cette version du document (V2.4, 27 septembre 2026) permet d'affecter un testeur à plusieurs projets, protège contre les modifications simultanées, pagine les listes en base, ajoute la réinitialisation du mot de passe par e-mail et confie l'évolution du schéma à des migrations Flyway versionnées. La V2.3 (25 septembre 2026) ajoutait le durcissement de la sécurité : règle de mot de passe, mot de passe provisoire à changer, blocage après échecs de connexion, renouvellement de la session, expiration des jetons d'API, désactivation des comptes au lieu de leur suppression, en-têtes de sécurité, HTTPS activable, identifiants de base hors du code et sauvegarde automatique. La V2.2 (24 septembre 2026) remplaçait la V2.1 du même jour, qui remplaçait la V2.0 du 21 septembre 2026. La V2.1 a apporté la vérification des droits et de la portée des données dans l'interface JSF, le journal d'audit, les pièces jointes et la déclaration d'anomalie depuis un test en échec, les rapports par période, la rédaction de cas de test par les QA et l'interface bilingue. La V2.2 corrige les écarts relevés par la revue métier de la V2.1 : validation de l'activité par le QA Lead, rappel quotidien effectif, cycle de vie complet des anomalies, campagnes figées hors exécution, assignation limitée à l'équipe ; elle ajoute la recherche et la pagination des listes et un jeu de données de démonstration.</w:t>
       </w:r>
     </w:p>
     <w:p>
@@ -696,6 +696,32 @@
     </w:p>
     <w:p>
       <w:pPr>
+        <w:pStyle w:val="Paragraphedeliste"/>
+        <w:numPr>
+          <w:ilvl w:val="0"/>
+          <w:numId w:val="2"/>
+        </w:numPr>
+        <w:spacing w:after="80"/>
+      </w:pPr>
+      <w:r>
+        <w:t xml:space="preserve">Réinitialisation du mot de passe par e-mail (lien à usage unique)</w:t>
+      </w:r>
+    </w:p>
+    <w:p>
+      <w:pPr>
+        <w:pStyle w:val="Paragraphedeliste"/>
+        <w:numPr>
+          <w:ilvl w:val="0"/>
+          <w:numId w:val="2"/>
+        </w:numPr>
+        <w:spacing w:after="80"/>
+      </w:pPr>
+      <w:r>
+        <w:t xml:space="preserve">Affectation d'un testeur à plusieurs projets, y compris ceux d'autres équipes</w:t>
+      </w:r>
+    </w:p>
+    <w:p>
+      <w:pPr>
         <w:pStyle w:val="Titre3"/>
         <w:spacing w:before="200" w:after="100"/>
       </w:pPr>
@@ -746,7 +772,7 @@
         <w:spacing w:after="80"/>
       </w:pPr>
       <w:r>
-        <w:t xml:space="preserve">Envoi réel d'emails (mot de passe oublié)</w:t>
+        <w:t xml:space="preserve">Notifications par e-mail des événements métier (seule la réinitialisation du mot de passe envoie un e-mail)</w:t>
       </w:r>
     </w:p>
     <w:p>
@@ -963,7 +989,7 @@
                 <w:sz w:val="19"/>
                 <w:szCs w:val="19"/>
               </w:rPr>
-              <w:t>Ses propres tests, activités et anomalies</w:t>
+              <w:t xml:space="preserve">Ses propres tests, activités et anomalies, sur les projets de son équipe et ceux auxquels il est affecté</w:t>
             </w:r>
           </w:p>
         </w:tc>
@@ -990,7 +1016,7 @@
                 <w:sz w:val="19"/>
                 <w:szCs w:val="19"/>
               </w:rPr>
-              <w:t xml:space="preserve">Rédige et exécute ses cas de test, déclare son activité, crée des anomalies avec pièces jointes</w:t>
+              <w:t xml:space="preserve">Rédige et exécute ses cas de test, déclare son activité, crée des anomalies avec pièces jointes ; peut être affecté à plusieurs projets</w:t>
             </w:r>
           </w:p>
         </w:tc>
@@ -1525,6 +1551,31 @@
     </w:p>
     <w:p>
       <w:pPr>
+        <w:pStyle w:val="Titre2"/>
+        <w:spacing w:before="280" w:after="140"/>
+      </w:pPr>
+      <w:r>
+        <w:rPr>
+          <w:b/>
+          <w:bCs/>
+          <w:color w:val="1F3557"/>
+          <w:sz w:val="24"/>
+          <w:szCs w:val="24"/>
+        </w:rPr>
+        <w:t xml:space="preserve">4.11 Projets et affectations</w:t>
+      </w:r>
+    </w:p>
+    <w:p>
+      <w:pPr>
+        <w:spacing w:after="160"/>
+      </w:pPr>
+      <w:r>
+        <w:lastRenderedPageBreak/>
+        <w:t xml:space="preserve">Un projet appartient à une équipe (celle de son QA Lead) et compte en plus des testeurs affectés, quelle que soit leur équipe : un QA peut ainsi travailler sur plusieurs projets. Le périmètre de chacun devient « les projets de mon équipe et ceux auxquels je suis affecté ». L'activité déclarée sur un projet est validée par le QA Lead de l'équipe du projet ; tests et anomalies ne s'assignent qu'aux testeurs du projet ; les notifications de campagne vont à l'équipe et aux testeurs affectés. Deux personnes qui modifient le même élément en même temps ne s'écrasent plus : la seconde est prévenue et retrouve la version à jour (verrou optimiste). Les listes longues (anomalies, tests, activité) sont recherchées et paginées directement en base. « Mot de passe oublié » envoie un lien valable une heure et utilisable une seule fois, sans révéler si l'adresse existe.</w:t>
+      </w:r>
+    </w:p>
+    <w:p>
+      <w:pPr>
         <w:pStyle w:val="Titre1"/>
         <w:pBdr>
           <w:bottom w:val="single" w:sz="6" w:space="6" w:color="2C4A7C"/>
@@ -1547,7 +1598,7 @@
         <w:spacing w:after="160"/>
       </w:pPr>
       <w:r>
-        <w:t xml:space="preserve">Seize entités JPA (plus une classe abstraite mutualisant les dates de création / modification) structurent l'application — le même schéma relationnel que la version Laravel, porté d'Eloquent vers Jakarta Persistence. Le schéma est généré et tenu à jour automatiquement par Hibernate à partir des entités (hibernate.hbm2ddl.auto=update), l'équivalent J2EE des migrations Laravel.</w:t>
+        <w:t xml:space="preserve">Dix-sept entités JPA (plus une classe abstraite mutualisant les dates de création / modification) structurent l'application. Le schéma est créé puis modifié par des migrations Flyway versionnées (src/main/resources/db/migration, V1 = schéma initial) appliquées au démarrage ; Hibernate ne le modifie plus lui-même et vérifie seulement qu'il correspond aux entités — une entité modifiée sans migration empêche le démarrage avec un message explicite. Les entités principales portent un numéro de version (verrou optimiste).</w:t>
       </w:r>
     </w:p>
     <w:tbl>
@@ -1706,24 +1757,23 @@
               <w:bottom w:val="single" w:sz="4" w:space="0" w:color="D8DCE3"/>
               <w:right w:val="single" w:sz="4" w:space="0" w:color="D8DCE3"/>
             </w:tcBorders>
-            <w:shd w:val="clear" w:color="auto" w:fill="F7F8FA"/>
-            <w:tcMar>
-              <w:top w:w="90" w:type="dxa"/>
-              <w:left w:w="120" w:type="dxa"/>
-              <w:bottom w:w="90" w:type="dxa"/>
-              <w:right w:w="120" w:type="dxa"/>
-            </w:tcMar>
-            <w:vAlign w:val="center"/>
-          </w:tcPr>
-          <w:p>
-            <w:r>
-              <w:rPr>
-                <w:b/>
-                <w:bCs/>
-                <w:sz w:val="19"/>
-                <w:szCs w:val="19"/>
-              </w:rPr>
-              <w:t xml:space="preserve">Team / Environment</w:t>
+            <w:tcMar>
+              <w:top w:w="90" w:type="dxa"/>
+              <w:left w:w="120" w:type="dxa"/>
+              <w:bottom w:w="90" w:type="dxa"/>
+              <w:right w:w="120" w:type="dxa"/>
+            </w:tcMar>
+            <w:vAlign w:val="center"/>
+          </w:tcPr>
+          <w:p>
+            <w:r>
+              <w:rPr>
+                <w:b/>
+                <w:bCs/>
+                <w:sz w:val="19"/>
+                <w:szCs w:val="19"/>
+              </w:rPr>
+              <w:t xml:space="preserve">PasswordResetToken</w:t>
             </w:r>
           </w:p>
         </w:tc>
@@ -1736,22 +1786,21 @@
               <w:bottom w:val="single" w:sz="4" w:space="0" w:color="D8DCE3"/>
               <w:right w:val="single" w:sz="4" w:space="0" w:color="D8DCE3"/>
             </w:tcBorders>
-            <w:shd w:val="clear" w:color="auto" w:fill="F7F8FA"/>
-            <w:tcMar>
-              <w:top w:w="90" w:type="dxa"/>
-              <w:left w:w="120" w:type="dxa"/>
-              <w:bottom w:w="90" w:type="dxa"/>
-              <w:right w:w="120" w:type="dxa"/>
-            </w:tcMar>
-            <w:vAlign w:val="center"/>
-          </w:tcPr>
-          <w:p>
-            <w:r>
-              <w:rPr>
-                <w:sz w:val="19"/>
-                <w:szCs w:val="19"/>
-              </w:rPr>
-              <w:t>Organisation des équipes et des environnements techniques</w:t>
+            <w:tcMar>
+              <w:top w:w="90" w:type="dxa"/>
+              <w:left w:w="120" w:type="dxa"/>
+              <w:bottom w:w="90" w:type="dxa"/>
+              <w:right w:w="120" w:type="dxa"/>
+            </w:tcMar>
+            <w:vAlign w:val="center"/>
+          </w:tcPr>
+          <w:p>
+            <w:r>
+              <w:rPr>
+                <w:sz w:val="19"/>
+                <w:szCs w:val="19"/>
+              </w:rPr>
+              <w:t xml:space="preserve">Liens de réinitialisation du mot de passe (hachage uniquement, 1 h, usage unique)</w:t>
             </w:r>
           </w:p>
         </w:tc>
@@ -1766,23 +1815,24 @@
               <w:bottom w:val="single" w:sz="4" w:space="0" w:color="D8DCE3"/>
               <w:right w:val="single" w:sz="4" w:space="0" w:color="D8DCE3"/>
             </w:tcBorders>
-            <w:tcMar>
-              <w:top w:w="90" w:type="dxa"/>
-              <w:left w:w="120" w:type="dxa"/>
-              <w:bottom w:w="90" w:type="dxa"/>
-              <w:right w:w="120" w:type="dxa"/>
-            </w:tcMar>
-            <w:vAlign w:val="center"/>
-          </w:tcPr>
-          <w:p>
-            <w:r>
-              <w:rPr>
-                <w:b/>
-                <w:bCs/>
-                <w:sz w:val="19"/>
-                <w:szCs w:val="19"/>
-              </w:rPr>
-              <w:t>Project</w:t>
+            <w:shd w:val="clear" w:color="auto" w:fill="F7F8FA"/>
+            <w:tcMar>
+              <w:top w:w="90" w:type="dxa"/>
+              <w:left w:w="120" w:type="dxa"/>
+              <w:bottom w:w="90" w:type="dxa"/>
+              <w:right w:w="120" w:type="dxa"/>
+            </w:tcMar>
+            <w:vAlign w:val="center"/>
+          </w:tcPr>
+          <w:p>
+            <w:r>
+              <w:rPr>
+                <w:b/>
+                <w:bCs/>
+                <w:sz w:val="19"/>
+                <w:szCs w:val="19"/>
+              </w:rPr>
+              <w:t xml:space="preserve">Team / Environment</w:t>
             </w:r>
           </w:p>
         </w:tc>
@@ -1795,21 +1845,22 @@
               <w:bottom w:val="single" w:sz="4" w:space="0" w:color="D8DCE3"/>
               <w:right w:val="single" w:sz="4" w:space="0" w:color="D8DCE3"/>
             </w:tcBorders>
-            <w:tcMar>
-              <w:top w:w="90" w:type="dxa"/>
-              <w:left w:w="120" w:type="dxa"/>
-              <w:bottom w:w="90" w:type="dxa"/>
-              <w:right w:w="120" w:type="dxa"/>
-            </w:tcMar>
-            <w:vAlign w:val="center"/>
-          </w:tcPr>
-          <w:p>
-            <w:r>
-              <w:rPr>
-                <w:sz w:val="19"/>
-                <w:szCs w:val="19"/>
-              </w:rPr>
-              <w:t>Regroupement de haut niveau du travail QA</w:t>
+            <w:shd w:val="clear" w:color="auto" w:fill="F7F8FA"/>
+            <w:tcMar>
+              <w:top w:w="90" w:type="dxa"/>
+              <w:left w:w="120" w:type="dxa"/>
+              <w:bottom w:w="90" w:type="dxa"/>
+              <w:right w:w="120" w:type="dxa"/>
+            </w:tcMar>
+            <w:vAlign w:val="center"/>
+          </w:tcPr>
+          <w:p>
+            <w:r>
+              <w:rPr>
+                <w:sz w:val="19"/>
+                <w:szCs w:val="19"/>
+              </w:rPr>
+              <w:t>Organisation des équipes et des environnements techniques</w:t>
             </w:r>
           </w:p>
         </w:tc>
@@ -1824,24 +1875,23 @@
               <w:bottom w:val="single" w:sz="4" w:space="0" w:color="D8DCE3"/>
               <w:right w:val="single" w:sz="4" w:space="0" w:color="D8DCE3"/>
             </w:tcBorders>
-            <w:shd w:val="clear" w:color="auto" w:fill="F7F8FA"/>
-            <w:tcMar>
-              <w:top w:w="90" w:type="dxa"/>
-              <w:left w:w="120" w:type="dxa"/>
-              <w:bottom w:w="90" w:type="dxa"/>
-              <w:right w:w="120" w:type="dxa"/>
-            </w:tcMar>
-            <w:vAlign w:val="center"/>
-          </w:tcPr>
-          <w:p>
-            <w:r>
-              <w:rPr>
-                <w:b/>
-                <w:bCs/>
-                <w:sz w:val="19"/>
-                <w:szCs w:val="19"/>
-              </w:rPr>
-              <w:t>Campaign</w:t>
+            <w:tcMar>
+              <w:top w:w="90" w:type="dxa"/>
+              <w:left w:w="120" w:type="dxa"/>
+              <w:bottom w:w="90" w:type="dxa"/>
+              <w:right w:w="120" w:type="dxa"/>
+            </w:tcMar>
+            <w:vAlign w:val="center"/>
+          </w:tcPr>
+          <w:p>
+            <w:r>
+              <w:rPr>
+                <w:b/>
+                <w:bCs/>
+                <w:sz w:val="19"/>
+                <w:szCs w:val="19"/>
+              </w:rPr>
+              <w:t>Project</w:t>
             </w:r>
           </w:p>
         </w:tc>
@@ -1854,22 +1904,21 @@
               <w:bottom w:val="single" w:sz="4" w:space="0" w:color="D8DCE3"/>
               <w:right w:val="single" w:sz="4" w:space="0" w:color="D8DCE3"/>
             </w:tcBorders>
-            <w:shd w:val="clear" w:color="auto" w:fill="F7F8FA"/>
-            <w:tcMar>
-              <w:top w:w="90" w:type="dxa"/>
-              <w:left w:w="120" w:type="dxa"/>
-              <w:bottom w:w="90" w:type="dxa"/>
-              <w:right w:w="120" w:type="dxa"/>
-            </w:tcMar>
-            <w:vAlign w:val="center"/>
-          </w:tcPr>
-          <w:p>
-            <w:r>
-              <w:rPr>
-                <w:sz w:val="19"/>
-                <w:szCs w:val="19"/>
-              </w:rPr>
-              <w:t>Campagnes de test rattachées à un projet</w:t>
+            <w:tcMar>
+              <w:top w:w="90" w:type="dxa"/>
+              <w:left w:w="120" w:type="dxa"/>
+              <w:bottom w:w="90" w:type="dxa"/>
+              <w:right w:w="120" w:type="dxa"/>
+            </w:tcMar>
+            <w:vAlign w:val="center"/>
+          </w:tcPr>
+          <w:p>
+            <w:r>
+              <w:rPr>
+                <w:sz w:val="19"/>
+                <w:szCs w:val="19"/>
+              </w:rPr>
+              <w:t>Regroupement de haut niveau du travail QA</w:t>
             </w:r>
           </w:p>
         </w:tc>
@@ -1884,6 +1933,66 @@
               <w:bottom w:val="single" w:sz="4" w:space="0" w:color="D8DCE3"/>
               <w:right w:val="single" w:sz="4" w:space="0" w:color="D8DCE3"/>
             </w:tcBorders>
+            <w:shd w:val="clear" w:color="auto" w:fill="F7F8FA"/>
+            <w:tcMar>
+              <w:top w:w="90" w:type="dxa"/>
+              <w:left w:w="120" w:type="dxa"/>
+              <w:bottom w:w="90" w:type="dxa"/>
+              <w:right w:w="120" w:type="dxa"/>
+            </w:tcMar>
+            <w:vAlign w:val="center"/>
+          </w:tcPr>
+          <w:p>
+            <w:r>
+              <w:rPr>
+                <w:b/>
+                <w:bCs/>
+                <w:sz w:val="19"/>
+                <w:szCs w:val="19"/>
+              </w:rPr>
+              <w:t>Campaign</w:t>
+            </w:r>
+          </w:p>
+        </w:tc>
+        <w:tc>
+          <w:tcPr>
+            <w:tcW w:w="7307" w:type="dxa"/>
+            <w:tcBorders>
+              <w:top w:val="single" w:sz="4" w:space="0" w:color="D8DCE3"/>
+              <w:left w:val="single" w:sz="4" w:space="0" w:color="D8DCE3"/>
+              <w:bottom w:val="single" w:sz="4" w:space="0" w:color="D8DCE3"/>
+              <w:right w:val="single" w:sz="4" w:space="0" w:color="D8DCE3"/>
+            </w:tcBorders>
+            <w:shd w:val="clear" w:color="auto" w:fill="F7F8FA"/>
+            <w:tcMar>
+              <w:top w:w="90" w:type="dxa"/>
+              <w:left w:w="120" w:type="dxa"/>
+              <w:bottom w:w="90" w:type="dxa"/>
+              <w:right w:w="120" w:type="dxa"/>
+            </w:tcMar>
+            <w:vAlign w:val="center"/>
+          </w:tcPr>
+          <w:p>
+            <w:r>
+              <w:rPr>
+                <w:sz w:val="19"/>
+                <w:szCs w:val="19"/>
+              </w:rPr>
+              <w:t>Campagnes de test rattachées à un projet</w:t>
+            </w:r>
+          </w:p>
+        </w:tc>
+      </w:tr>
+      <w:tr>
+        <w:tc>
+          <w:tcPr>
+            <w:tcW w:w="2600" w:type="dxa"/>
+            <w:tcBorders>
+              <w:top w:val="single" w:sz="4" w:space="0" w:color="D8DCE3"/>
+              <w:left w:val="single" w:sz="4" w:space="0" w:color="D8DCE3"/>
+              <w:bottom w:val="single" w:sz="4" w:space="0" w:color="D8DCE3"/>
+              <w:right w:val="single" w:sz="4" w:space="0" w:color="D8DCE3"/>
+            </w:tcBorders>
             <w:tcMar>
               <w:top w:w="90" w:type="dxa"/>
               <w:left w:w="120" w:type="dxa"/>
@@ -1927,7 +2036,7 @@
                 <w:sz w:val="19"/>
                 <w:szCs w:val="19"/>
               </w:rPr>
-              <w:t>Cas de test rattachés à une campagne</w:t>
+              <w:t xml:space="preserve">Cas de test rattachés à une campagne ; les projets ont leurs testeurs affectés (table project_members)</w:t>
             </w:r>
           </w:p>
         </w:tc>
@@ -4931,7 +5040,7 @@
         <w:spacing w:after="160"/>
       </w:pPr>
       <w:r>
-        <w:t xml:space="preserve">Couverture par tests automatisés (JUnit 5) sur les règles métier critiques : hachage de mot de passe, génération et vérification des jetons d'accès, garde de revérification des anomalies, cohérence des compteurs d'activité, matrice des permissions, portée des données par rôle, validation de l'activité par le lead, campagnes figées, rappel quotidien, transitions du cycle de vie des anomalies, assainissement des noms de fichiers joints, recherche et pagination, règle de mot de passe, blocage après échecs de connexion, expiration des jetons (11 classes de test, 45 tests, tous au vert). Complétée par une vérification de bout en bout dans un navigateur automatisé (Playwright) : droits de chaque rôle, parcours complet d'un testeur, déroulé du scénario de démonstration, en français et en anglais.</w:t>
+        <w:t xml:space="preserve">Couverture par tests automatisés (JUnit 5) sur les règles métier critiques : hachage de mot de passe, génération et vérification des jetons d'accès, garde de revérification des anomalies, cohérence des compteurs d'activité, matrice des permissions, portée des données par rôle, validation de l'activité par le lead, campagnes figées, rappel quotidien, transitions du cycle de vie des anomalies, assainissement des noms de fichiers joints, recherche et pagination, règle de mot de passe, blocage après échecs de connexion, expiration des jetons, affectation multi-projets (11 classes de test, 48 tests, tous au vert). Complétée par une vérification de bout en bout dans un navigateur automatisé (Playwright) : droits de chaque rôle, parcours complet d'un testeur, déroulé du scénario de démonstration, en français et en anglais.</w:t>
       </w:r>
     </w:p>
     <w:p>
@@ -5363,7 +5472,7 @@
                 <w:sz w:val="19"/>
                 <w:szCs w:val="19"/>
               </w:rPr>
-              <w:t>JPA / Hibernate 6, unité de persistance JTA</w:t>
+              <w:t xml:space="preserve">JPA / Hibernate 6, unité de persistance JTA ; schéma versionné par Flyway 9</w:t>
             </w:r>
           </w:p>
         </w:tc>
@@ -6480,7 +6589,7 @@
                 <w:sz w:val="19"/>
                 <w:szCs w:val="19"/>
               </w:rPr>
-              <w:t xml:space="preserve">Tests automatisés JUnit (45 tests)</w:t>
+              <w:t xml:space="preserve">Tests automatisés JUnit (48 tests)</w:t>
             </w:r>
           </w:p>
         </w:tc>
@@ -7294,6 +7403,296 @@
                 <w:szCs w:val="19"/>
               </w:rPr>
               <w:t xml:space="preserve">Sauvegarde automatique de la base et des pièces jointes</w:t>
+            </w:r>
+          </w:p>
+        </w:tc>
+        <w:tc>
+          <w:tcPr>
+            <w:tcW w:w="2000" w:type="dxa"/>
+            <w:tcBorders>
+              <w:top w:val="single" w:sz="4" w:space="0" w:color="D8DCE3"/>
+              <w:left w:val="single" w:sz="4" w:space="0" w:color="D8DCE3"/>
+              <w:bottom w:val="single" w:sz="4" w:space="0" w:color="D8DCE3"/>
+              <w:right w:val="single" w:sz="4" w:space="0" w:color="D8DCE3"/>
+            </w:tcBorders>
+            <w:tcMar>
+              <w:top w:w="90" w:type="dxa"/>
+              <w:left w:w="120" w:type="dxa"/>
+              <w:bottom w:w="90" w:type="dxa"/>
+              <w:right w:w="120" w:type="dxa"/>
+            </w:tcMar>
+            <w:vAlign w:val="center"/>
+          </w:tcPr>
+          <w:p>
+            <w:r>
+              <w:rPr>
+                <w:sz w:val="19"/>
+                <w:szCs w:val="19"/>
+              </w:rPr>
+              <w:t xml:space="preserve">Fait</w:t>
+            </w:r>
+          </w:p>
+        </w:tc>
+      </w:tr>
+      <w:tr>
+        <w:tc>
+          <w:tcPr>
+            <w:tcW w:w="7907" w:type="dxa"/>
+            <w:tcBorders>
+              <w:top w:val="single" w:sz="4" w:space="0" w:color="D8DCE3"/>
+              <w:left w:val="single" w:sz="4" w:space="0" w:color="D8DCE3"/>
+              <w:bottom w:val="single" w:sz="4" w:space="0" w:color="D8DCE3"/>
+              <w:right w:val="single" w:sz="4" w:space="0" w:color="D8DCE3"/>
+            </w:tcBorders>
+            <w:tcMar>
+              <w:top w:w="90" w:type="dxa"/>
+              <w:left w:w="120" w:type="dxa"/>
+              <w:bottom w:w="90" w:type="dxa"/>
+              <w:right w:w="120" w:type="dxa"/>
+            </w:tcMar>
+            <w:vAlign w:val="center"/>
+          </w:tcPr>
+          <w:p>
+            <w:r>
+              <w:rPr>
+                <w:b/>
+                <w:bCs/>
+                <w:sz w:val="19"/>
+                <w:szCs w:val="19"/>
+              </w:rPr>
+              <w:t xml:space="preserve">Testeurs affectés à plusieurs projets</w:t>
+            </w:r>
+          </w:p>
+        </w:tc>
+        <w:tc>
+          <w:tcPr>
+            <w:tcW w:w="2000" w:type="dxa"/>
+            <w:tcBorders>
+              <w:top w:val="single" w:sz="4" w:space="0" w:color="D8DCE3"/>
+              <w:left w:val="single" w:sz="4" w:space="0" w:color="D8DCE3"/>
+              <w:bottom w:val="single" w:sz="4" w:space="0" w:color="D8DCE3"/>
+              <w:right w:val="single" w:sz="4" w:space="0" w:color="D8DCE3"/>
+            </w:tcBorders>
+            <w:tcMar>
+              <w:top w:w="90" w:type="dxa"/>
+              <w:left w:w="120" w:type="dxa"/>
+              <w:bottom w:w="90" w:type="dxa"/>
+              <w:right w:w="120" w:type="dxa"/>
+            </w:tcMar>
+            <w:vAlign w:val="center"/>
+          </w:tcPr>
+          <w:p>
+            <w:r>
+              <w:rPr>
+                <w:sz w:val="19"/>
+                <w:szCs w:val="19"/>
+              </w:rPr>
+              <w:t xml:space="preserve">Fait</w:t>
+            </w:r>
+          </w:p>
+        </w:tc>
+      </w:tr>
+      <w:tr>
+        <w:tc>
+          <w:tcPr>
+            <w:tcW w:w="7907" w:type="dxa"/>
+            <w:tcBorders>
+              <w:top w:val="single" w:sz="4" w:space="0" w:color="D8DCE3"/>
+              <w:left w:val="single" w:sz="4" w:space="0" w:color="D8DCE3"/>
+              <w:bottom w:val="single" w:sz="4" w:space="0" w:color="D8DCE3"/>
+              <w:right w:val="single" w:sz="4" w:space="0" w:color="D8DCE3"/>
+            </w:tcBorders>
+            <w:tcMar>
+              <w:top w:w="90" w:type="dxa"/>
+              <w:left w:w="120" w:type="dxa"/>
+              <w:bottom w:w="90" w:type="dxa"/>
+              <w:right w:w="120" w:type="dxa"/>
+            </w:tcMar>
+            <w:vAlign w:val="center"/>
+          </w:tcPr>
+          <w:p>
+            <w:r>
+              <w:rPr>
+                <w:b/>
+                <w:bCs/>
+                <w:sz w:val="19"/>
+                <w:szCs w:val="19"/>
+              </w:rPr>
+              <w:t xml:space="preserve">Verrou optimiste (modifications simultanées)</w:t>
+            </w:r>
+          </w:p>
+        </w:tc>
+        <w:tc>
+          <w:tcPr>
+            <w:tcW w:w="2000" w:type="dxa"/>
+            <w:tcBorders>
+              <w:top w:val="single" w:sz="4" w:space="0" w:color="D8DCE3"/>
+              <w:left w:val="single" w:sz="4" w:space="0" w:color="D8DCE3"/>
+              <w:bottom w:val="single" w:sz="4" w:space="0" w:color="D8DCE3"/>
+              <w:right w:val="single" w:sz="4" w:space="0" w:color="D8DCE3"/>
+            </w:tcBorders>
+            <w:tcMar>
+              <w:top w:w="90" w:type="dxa"/>
+              <w:left w:w="120" w:type="dxa"/>
+              <w:bottom w:w="90" w:type="dxa"/>
+              <w:right w:w="120" w:type="dxa"/>
+            </w:tcMar>
+            <w:vAlign w:val="center"/>
+          </w:tcPr>
+          <w:p>
+            <w:r>
+              <w:rPr>
+                <w:sz w:val="19"/>
+                <w:szCs w:val="19"/>
+              </w:rPr>
+              <w:t xml:space="preserve">Fait</w:t>
+            </w:r>
+          </w:p>
+        </w:tc>
+      </w:tr>
+      <w:tr>
+        <w:tc>
+          <w:tcPr>
+            <w:tcW w:w="7907" w:type="dxa"/>
+            <w:tcBorders>
+              <w:top w:val="single" w:sz="4" w:space="0" w:color="D8DCE3"/>
+              <w:left w:val="single" w:sz="4" w:space="0" w:color="D8DCE3"/>
+              <w:bottom w:val="single" w:sz="4" w:space="0" w:color="D8DCE3"/>
+              <w:right w:val="single" w:sz="4" w:space="0" w:color="D8DCE3"/>
+            </w:tcBorders>
+            <w:tcMar>
+              <w:top w:w="90" w:type="dxa"/>
+              <w:left w:w="120" w:type="dxa"/>
+              <w:bottom w:w="90" w:type="dxa"/>
+              <w:right w:w="120" w:type="dxa"/>
+            </w:tcMar>
+            <w:vAlign w:val="center"/>
+          </w:tcPr>
+          <w:p>
+            <w:r>
+              <w:rPr>
+                <w:b/>
+                <w:bCs/>
+                <w:sz w:val="19"/>
+                <w:szCs w:val="19"/>
+              </w:rPr>
+              <w:t xml:space="preserve">Pagination en base et indicateurs calculés par la base</w:t>
+            </w:r>
+          </w:p>
+        </w:tc>
+        <w:tc>
+          <w:tcPr>
+            <w:tcW w:w="2000" w:type="dxa"/>
+            <w:tcBorders>
+              <w:top w:val="single" w:sz="4" w:space="0" w:color="D8DCE3"/>
+              <w:left w:val="single" w:sz="4" w:space="0" w:color="D8DCE3"/>
+              <w:bottom w:val="single" w:sz="4" w:space="0" w:color="D8DCE3"/>
+              <w:right w:val="single" w:sz="4" w:space="0" w:color="D8DCE3"/>
+            </w:tcBorders>
+            <w:tcMar>
+              <w:top w:w="90" w:type="dxa"/>
+              <w:left w:w="120" w:type="dxa"/>
+              <w:bottom w:w="90" w:type="dxa"/>
+              <w:right w:w="120" w:type="dxa"/>
+            </w:tcMar>
+            <w:vAlign w:val="center"/>
+          </w:tcPr>
+          <w:p>
+            <w:r>
+              <w:rPr>
+                <w:sz w:val="19"/>
+                <w:szCs w:val="19"/>
+              </w:rPr>
+              <w:t xml:space="preserve">Fait</w:t>
+            </w:r>
+          </w:p>
+        </w:tc>
+      </w:tr>
+      <w:tr>
+        <w:tc>
+          <w:tcPr>
+            <w:tcW w:w="7907" w:type="dxa"/>
+            <w:tcBorders>
+              <w:top w:val="single" w:sz="4" w:space="0" w:color="D8DCE3"/>
+              <w:left w:val="single" w:sz="4" w:space="0" w:color="D8DCE3"/>
+              <w:bottom w:val="single" w:sz="4" w:space="0" w:color="D8DCE3"/>
+              <w:right w:val="single" w:sz="4" w:space="0" w:color="D8DCE3"/>
+            </w:tcBorders>
+            <w:tcMar>
+              <w:top w:w="90" w:type="dxa"/>
+              <w:left w:w="120" w:type="dxa"/>
+              <w:bottom w:w="90" w:type="dxa"/>
+              <w:right w:w="120" w:type="dxa"/>
+            </w:tcMar>
+            <w:vAlign w:val="center"/>
+          </w:tcPr>
+          <w:p>
+            <w:r>
+              <w:rPr>
+                <w:b/>
+                <w:bCs/>
+                <w:sz w:val="19"/>
+                <w:szCs w:val="19"/>
+              </w:rPr>
+              <w:t xml:space="preserve">Mot de passe oublié par e-mail</w:t>
+            </w:r>
+          </w:p>
+        </w:tc>
+        <w:tc>
+          <w:tcPr>
+            <w:tcW w:w="2000" w:type="dxa"/>
+            <w:tcBorders>
+              <w:top w:val="single" w:sz="4" w:space="0" w:color="D8DCE3"/>
+              <w:left w:val="single" w:sz="4" w:space="0" w:color="D8DCE3"/>
+              <w:bottom w:val="single" w:sz="4" w:space="0" w:color="D8DCE3"/>
+              <w:right w:val="single" w:sz="4" w:space="0" w:color="D8DCE3"/>
+            </w:tcBorders>
+            <w:tcMar>
+              <w:top w:w="90" w:type="dxa"/>
+              <w:left w:w="120" w:type="dxa"/>
+              <w:bottom w:w="90" w:type="dxa"/>
+              <w:right w:w="120" w:type="dxa"/>
+            </w:tcMar>
+            <w:vAlign w:val="center"/>
+          </w:tcPr>
+          <w:p>
+            <w:r>
+              <w:rPr>
+                <w:sz w:val="19"/>
+                <w:szCs w:val="19"/>
+              </w:rPr>
+              <w:t xml:space="preserve">Fait</w:t>
+            </w:r>
+          </w:p>
+        </w:tc>
+      </w:tr>
+      <w:tr>
+        <w:tc>
+          <w:tcPr>
+            <w:tcW w:w="7907" w:type="dxa"/>
+            <w:tcBorders>
+              <w:top w:val="single" w:sz="4" w:space="0" w:color="D8DCE3"/>
+              <w:left w:val="single" w:sz="4" w:space="0" w:color="D8DCE3"/>
+              <w:bottom w:val="single" w:sz="4" w:space="0" w:color="D8DCE3"/>
+              <w:right w:val="single" w:sz="4" w:space="0" w:color="D8DCE3"/>
+            </w:tcBorders>
+            <w:tcMar>
+              <w:top w:w="90" w:type="dxa"/>
+              <w:left w:w="120" w:type="dxa"/>
+              <w:bottom w:w="90" w:type="dxa"/>
+              <w:right w:w="120" w:type="dxa"/>
+            </w:tcMar>
+            <w:vAlign w:val="center"/>
+          </w:tcPr>
+          <w:p>
+            <w:r>
+              <w:rPr>
+                <w:b/>
+                <w:bCs/>
+                <w:sz w:val="19"/>
+                <w:szCs w:val="19"/>
+              </w:rPr>
+              <w:t xml:space="preserve">Migrations de schéma versionnées (Flyway)</w:t>
             </w:r>
           </w:p>
         </w:tc>
@@ -7449,7 +7848,7 @@
         <w:spacing w:after="100"/>
       </w:pPr>
       <w:r>
-        <w:t xml:space="preserve">Envoi réel d'emails (réinitialisation de mot de passe, rappels d'activité).</w:t>
+        <w:t xml:space="preserve">Envoi d'e-mails pour les événements métier (assignation, rappels d'activité) ; la réinitialisation du mot de passe envoie déjà un e-mail.</w:t>
       </w:r>
     </w:p>
     <w:p>
@@ -7489,32 +7888,6 @@
       </w:pPr>
       <w:r>
         <w:t xml:space="preserve">Rappel quotidien également envoyé par e-mail (aujourd'hui : notification dans l'application).</w:t>
-      </w:r>
-    </w:p>
-    <w:p>
-      <w:pPr>
-        <w:pStyle w:val="Paragraphedeliste"/>
-        <w:numPr>
-          <w:ilvl w:val="0"/>
-          <w:numId w:val="3"/>
-        </w:numPr>
-        <w:spacing w:after="100"/>
-      </w:pPr>
-      <w:r>
-        <w:t xml:space="preserve">Pagination en base (requêtes JPQL paginées) au-delà de quelques milliers de lignes par liste ; aujourd'hui, la recherche et la pagination filtrent la liste déjà limitée au périmètre du rôle.</w:t>
-      </w:r>
-    </w:p>
-    <w:p>
-      <w:pPr>
-        <w:pStyle w:val="Paragraphedeliste"/>
-        <w:numPr>
-          <w:ilvl w:val="0"/>
-          <w:numId w:val="3"/>
-        </w:numPr>
-        <w:spacing w:after="100"/>
-      </w:pPr>
-      <w:r>
-        <w:t xml:space="preserve">Migrations de schéma versionnées (Flyway ou Liquibase) à la place de la mise à jour automatique par Hibernate, pour les mises à jour en production.</w:t>
       </w:r>
     </w:p>
     <w:p>
@@ -7712,7 +8085,7 @@
         <w:sz w:val="15"/>
         <w:szCs w:val="15"/>
       </w:rPr>
-      <w:t>Mame Codou Diouf — 25 septembre 2026</w:t>
+      <w:t>Mame Codou Diouf — 27 septembre 2026</w:t>
     </w:r>
     <w:r>
       <w:rPr>
